--- a/Документация/Критерии завершения пилотного периода/Критерии завершения пилотного периода.docx
+++ b/Документация/Критерии завершения пилотного периода/Критерии завершения пилотного периода.docx
@@ -157,7 +157,7 @@
           <w:color w:val="000000"/>
           <w:sz w:val="26"/>
         </w:rPr>
-        <w:t>Версия документа: 1.7</w:t>
+        <w:t>Версия документа: 1.9</w:t>
       </w:r>
     </w:p>
     <w:p>
@@ -173,7 +173,7 @@
           <w:color w:val="000000"/>
           <w:sz w:val="26"/>
         </w:rPr>
-        <w:t>Дата: 14.08.2026</w:t>
+        <w:t>Дата: 14.10.2026</w:t>
       </w:r>
     </w:p>
     <w:p>
@@ -191,26 +191,10 @@
           <w:rFonts w:ascii="Times New Roman" w:hAnsi="Times New Roman" w:cs="Times New Roman" w:eastAsia="Times New Roman"/>
           <w:b w:val="0"/>
           <w:i w:val="0"/>
-          <w:color w:val="000000"/>
-          <w:sz w:val="24"/>
-        </w:rPr>
-        <w:t>Экземпляр передан: Акционерное общество «Холдинговая компания „Остров Мечты“» (ИНН 9725171970)</w:t>
-      </w:r>
-    </w:p>
-    <w:p>
-      <w:pPr>
-        <w:ind w:firstLine="0"/>
-        <w:jc w:val="center"/>
-      </w:pPr>
-      <w:r>
-        <w:rPr>
-          <w:rFonts w:ascii="Times New Roman" w:hAnsi="Times New Roman" w:cs="Times New Roman" w:eastAsia="Times New Roman"/>
-          <w:b w:val="0"/>
-          <w:i w:val="0"/>
           <w:color w:val="595959"/>
           <w:sz w:val="24"/>
         </w:rPr>
-        <w:t>© 2026 Мякотных Сергей Михайлович. Все права защищены.</w:t>
+        <w:t>© 2026 Правообладатель. Все права защищены.</w:t>
       </w:r>
     </w:p>
     <w:p>
@@ -233,22 +217,6 @@
     </w:p>
     <w:p>
       <w:pPr>
-        <w:spacing w:line="276" w:lineRule="auto" w:after="40"/>
-        <w:ind w:firstLine="0"/>
-      </w:pPr>
-      <w:r>
-        <w:rPr>
-          <w:rFonts w:ascii="Times New Roman" w:hAnsi="Times New Roman" w:cs="Times New Roman" w:eastAsia="Times New Roman"/>
-          <w:b w:val="0"/>
-          <w:i w:val="0"/>
-          <w:color w:val="000000"/>
-          <w:sz w:val="24"/>
-        </w:rPr>
-        <w:t>Правообладатель: Мякотных Сергей Михайлович</w:t>
-      </w:r>
-    </w:p>
-    <w:p>
-      <w:pPr>
         <w:spacing w:line="276" w:lineRule="auto" w:after="200"/>
         <w:ind w:firstLine="0"/>
       </w:pPr>
@@ -260,7 +228,7 @@
           <w:color w:val="000000"/>
           <w:sz w:val="24"/>
         </w:rPr>
-        <w:t>Получатель: Акционерное общество «Холдинговая компания „Остров Мечты“» (ИНН 9725171970)</w:t>
+        <w:t>Правообладатель: Правообладатель</w:t>
       </w:r>
     </w:p>
     <w:p>
@@ -357,7 +325,7 @@
           <w:color w:val="595959"/>
           <w:sz w:val="24"/>
         </w:rPr>
-        <w:t>© 2026 Мякотных Сергей Михайлович. Все права защищены.</w:t>
+        <w:t>© 2026 Правообладатель. Все права защищены.</w:t>
       </w:r>
     </w:p>
     <w:p>
@@ -631,6 +599,37 @@
           <w:tab w:pos="9354" w:val="right" w:leader="dot"/>
         </w:tabs>
         <w:spacing w:after="0" w:line="360" w:lineRule="auto"/>
+        <w:ind w:firstLine="0" w:left="454"/>
+        <w:jc w:val="left"/>
+      </w:pPr>
+      <w:r>
+        <w:rPr>
+          <w:rFonts w:ascii="Times New Roman" w:hAnsi="Times New Roman" w:cs="Times New Roman" w:eastAsia="Times New Roman"/>
+          <w:b w:val="0"/>
+          <w:i w:val="0"/>
+          <w:color w:val="000000"/>
+          <w:sz w:val="26"/>
+        </w:rPr>
+        <w:t>3.6. Дополнительные сценарии актуального выпуска</w:t>
+      </w:r>
+      <w:r>
+        <w:rPr>
+          <w:rFonts w:ascii="Times New Roman" w:hAnsi="Times New Roman" w:cs="Times New Roman" w:eastAsia="Times New Roman"/>
+          <w:b w:val="0"/>
+          <w:i w:val="0"/>
+          <w:color w:val="000000"/>
+          <w:sz w:val="26"/>
+        </w:rPr>
+        <w:tab/>
+        <w:t>7</w:t>
+      </w:r>
+    </w:p>
+    <w:p>
+      <w:pPr>
+        <w:tabs>
+          <w:tab w:pos="9354" w:val="right" w:leader="dot"/>
+        </w:tabs>
+        <w:spacing w:after="0" w:line="360" w:lineRule="auto"/>
         <w:ind w:firstLine="0"/>
         <w:jc w:val="left"/>
       </w:pPr>
@@ -715,7 +714,7 @@
           <w:sz w:val="26"/>
         </w:rPr>
         <w:tab/>
-        <w:t>7</w:t>
+        <w:t>8</w:t>
       </w:r>
     </w:p>
     <w:p>
@@ -746,7 +745,7 @@
           <w:sz w:val="26"/>
         </w:rPr>
         <w:tab/>
-        <w:t>8</w:t>
+        <w:t>9</w:t>
       </w:r>
     </w:p>
     <w:p>
@@ -777,7 +776,7 @@
           <w:sz w:val="26"/>
         </w:rPr>
         <w:tab/>
-        <w:t>9</w:t>
+        <w:t>10</w:t>
       </w:r>
     </w:p>
     <w:p>
@@ -808,7 +807,7 @@
           <w:sz w:val="26"/>
         </w:rPr>
         <w:tab/>
-        <w:t>10</w:t>
+        <w:t>11</w:t>
       </w:r>
     </w:p>
     <w:p>
@@ -839,7 +838,7 @@
           <w:sz w:val="26"/>
         </w:rPr>
         <w:tab/>
-        <w:t>10</w:t>
+        <w:t>11</w:t>
       </w:r>
     </w:p>
     <w:p>
@@ -870,17 +869,13 @@
           <w:sz w:val="26"/>
         </w:rPr>
         <w:tab/>
-        <w:t>11</w:t>
-      </w:r>
-    </w:p>
-    <w:p>
-      <w:r>
-        <w:br w:type="page"/>
+        <w:t>12</w:t>
       </w:r>
     </w:p>
     <w:p>
       <w:pPr>
         <w:pStyle w:val="Heading1"/>
+        <w:pageBreakBefore/>
         <w:ind w:firstLine="0"/>
       </w:pPr>
       <w:r>
@@ -1320,6 +1315,7 @@
           </w:tcPr>
           <w:p>
             <w:pPr>
+              <w:keepNext/>
               <w:spacing w:line="240" w:lineRule="auto" w:after="0"/>
               <w:ind w:firstLine="0"/>
               <w:jc w:val="left"/>
@@ -3731,6 +3727,766 @@
           <w:color w:val="000000"/>
           <w:sz w:val="12"/>
         </w:rPr>
+      </w:r>
+    </w:p>
+    <w:p>
+      <w:pPr>
+        <w:pStyle w:val="Heading2"/>
+        <w:ind w:firstLine="0"/>
+      </w:pPr>
+      <w:r>
+        <w:rPr>
+          <w:rFonts w:ascii="Times New Roman" w:hAnsi="Times New Roman" w:cs="Times New Roman" w:eastAsia="Times New Roman"/>
+          <w:b/>
+          <w:i w:val="0"/>
+          <w:color w:val="000000"/>
+          <w:sz w:val="28"/>
+        </w:rPr>
+        <w:t>3.6. Дополнительные сценарии актуального выпуска</w:t>
+      </w:r>
+    </w:p>
+    <w:p>
+      <w:r>
+        <w:rPr>
+          <w:rFonts w:ascii="Times New Roman" w:hAnsi="Times New Roman" w:cs="Times New Roman" w:eastAsia="Times New Roman"/>
+          <w:b w:val="0"/>
+          <w:i w:val="0"/>
+          <w:color w:val="000000"/>
+          <w:sz w:val="28"/>
+        </w:rPr>
+        <w:t>Проверить на синтетических данных, с положительным и отрицательным случаем доступа:</w:t>
+      </w:r>
+    </w:p>
+    <w:tbl>
+      <w:tblPr>
+        <w:tblStyle w:val="TableGrid"/>
+        <w:tblW w:type="auto" w:w="0"/>
+        <w:jc w:val="center"/>
+        <w:tblLayout w:type="fixed"/>
+        <w:tblLook w:firstColumn="1" w:firstRow="1" w:lastColumn="0" w:lastRow="0" w:noHBand="0" w:noVBand="1" w:val="04A0"/>
+        <w:tblLayout w:type="fixed"/>
+      </w:tblPr>
+      <w:tblGrid>
+        <w:gridCol w:w="2485"/>
+        <w:gridCol w:w="6870"/>
+      </w:tblGrid>
+      <w:tr>
+        <w:trPr>
+          <w:tblHeader w:val="true"/>
+          <w:cantSplit w:val="true"/>
+        </w:trPr>
+        <w:tc>
+          <w:tcPr>
+            <w:tcW w:type="dxa" w:w="2485"/>
+            <w:shd w:val="clear" w:fill="E8E8E8"/>
+          </w:tcPr>
+          <w:p>
+            <w:pPr>
+              <w:keepNext/>
+              <w:spacing w:line="240" w:lineRule="auto" w:after="0"/>
+              <w:ind w:firstLine="0"/>
+              <w:jc w:val="left"/>
+            </w:pPr>
+            <w:r>
+              <w:rPr>
+                <w:rFonts w:ascii="Times New Roman" w:hAnsi="Times New Roman" w:cs="Times New Roman" w:eastAsia="Times New Roman"/>
+                <w:b/>
+                <w:i w:val="0"/>
+                <w:color w:val="000000"/>
+                <w:sz w:val="24"/>
+              </w:rPr>
+              <w:t>Сценарий</w:t>
+            </w:r>
+          </w:p>
+        </w:tc>
+        <w:tc>
+          <w:tcPr>
+            <w:tcW w:type="dxa" w:w="6869"/>
+            <w:shd w:val="clear" w:fill="E8E8E8"/>
+          </w:tcPr>
+          <w:p>
+            <w:pPr>
+              <w:keepNext/>
+              <w:spacing w:line="240" w:lineRule="auto" w:after="0"/>
+              <w:ind w:firstLine="0"/>
+              <w:jc w:val="left"/>
+            </w:pPr>
+            <w:r>
+              <w:rPr>
+                <w:rFonts w:ascii="Times New Roman" w:hAnsi="Times New Roman" w:cs="Times New Roman" w:eastAsia="Times New Roman"/>
+                <w:b/>
+                <w:i w:val="0"/>
+                <w:color w:val="000000"/>
+                <w:sz w:val="24"/>
+              </w:rPr>
+              <w:t>Ожидаемый результат</w:t>
+            </w:r>
+          </w:p>
+        </w:tc>
+      </w:tr>
+      <w:tr>
+        <w:trPr>
+          <w:cantSplit w:val="true"/>
+        </w:trPr>
+        <w:tc>
+          <w:tcPr>
+            <w:tcW w:type="dxa" w:w="2485"/>
+          </w:tcPr>
+          <w:p>
+            <w:pPr>
+              <w:spacing w:line="240" w:lineRule="auto" w:after="0"/>
+              <w:ind w:firstLine="0"/>
+              <w:jc w:val="left"/>
+            </w:pPr>
+            <w:r>
+              <w:rPr>
+                <w:rFonts w:ascii="Times New Roman" w:hAnsi="Times New Roman" w:cs="Times New Roman" w:eastAsia="Times New Roman"/>
+                <w:b w:val="0"/>
+                <w:i w:val="0"/>
+                <w:color w:val="000000"/>
+                <w:sz w:val="24"/>
+              </w:rPr>
+              <w:t>Пересылка выбранных вложений</w:t>
+            </w:r>
+          </w:p>
+        </w:tc>
+        <w:tc>
+          <w:tcPr>
+            <w:tcW w:type="dxa" w:w="6869"/>
+          </w:tcPr>
+          <w:p>
+            <w:pPr>
+              <w:spacing w:line="240" w:lineRule="auto" w:after="0"/>
+              <w:ind w:firstLine="0"/>
+              <w:jc w:val="left"/>
+            </w:pPr>
+            <w:r>
+              <w:rPr>
+                <w:rFonts w:ascii="Times New Roman" w:hAnsi="Times New Roman" w:cs="Times New Roman" w:eastAsia="Times New Roman"/>
+                <w:b w:val="0"/>
+                <w:i w:val="0"/>
+                <w:color w:val="000000"/>
+                <w:sz w:val="24"/>
+              </w:rPr>
+              <w:t>Получатели, назначение и материалы видны в истории; без материалов отправка запрещена</w:t>
+            </w:r>
+          </w:p>
+        </w:tc>
+      </w:tr>
+      <w:tr>
+        <w:trPr>
+          <w:cantSplit w:val="true"/>
+        </w:trPr>
+        <w:tc>
+          <w:tcPr>
+            <w:tcW w:type="dxa" w:w="2485"/>
+          </w:tcPr>
+          <w:p>
+            <w:pPr>
+              <w:spacing w:line="240" w:lineRule="auto" w:after="0"/>
+              <w:ind w:firstLine="0"/>
+              <w:jc w:val="left"/>
+            </w:pPr>
+            <w:r>
+              <w:rPr>
+                <w:rFonts w:ascii="Times New Roman" w:hAnsi="Times New Roman" w:cs="Times New Roman" w:eastAsia="Times New Roman"/>
+                <w:b w:val="0"/>
+                <w:i w:val="0"/>
+                <w:color w:val="000000"/>
+                <w:sz w:val="24"/>
+              </w:rPr>
+              <w:t>Пересылка отозванной заявки</w:t>
+            </w:r>
+          </w:p>
+        </w:tc>
+        <w:tc>
+          <w:tcPr>
+            <w:tcW w:type="dxa" w:w="6869"/>
+          </w:tcPr>
+          <w:p>
+            <w:pPr>
+              <w:spacing w:line="240" w:lineRule="auto" w:after="0"/>
+              <w:ind w:firstLine="0"/>
+              <w:jc w:val="left"/>
+            </w:pPr>
+            <w:r>
+              <w:rPr>
+                <w:rFonts w:ascii="Times New Roman" w:hAnsi="Times New Roman" w:cs="Times New Roman" w:eastAsia="Times New Roman"/>
+                <w:b w:val="0"/>
+                <w:i w:val="0"/>
+                <w:color w:val="000000"/>
+                <w:sz w:val="24"/>
+              </w:rPr>
+              <w:t>Только просмотр, без возобновления допуска и назначения согласования</w:t>
+            </w:r>
+          </w:p>
+        </w:tc>
+      </w:tr>
+      <w:tr>
+        <w:trPr>
+          <w:cantSplit w:val="true"/>
+        </w:trPr>
+        <w:tc>
+          <w:tcPr>
+            <w:tcW w:type="dxa" w:w="2485"/>
+          </w:tcPr>
+          <w:p>
+            <w:pPr>
+              <w:spacing w:line="240" w:lineRule="auto" w:after="0"/>
+              <w:ind w:firstLine="0"/>
+              <w:jc w:val="left"/>
+            </w:pPr>
+            <w:r>
+              <w:rPr>
+                <w:rFonts w:ascii="Times New Roman" w:hAnsi="Times New Roman" w:cs="Times New Roman" w:eastAsia="Times New Roman"/>
+                <w:b w:val="0"/>
+                <w:i w:val="0"/>
+                <w:color w:val="000000"/>
+                <w:sz w:val="24"/>
+              </w:rPr>
+              <w:t>Изменение общего срока в работе</w:t>
+            </w:r>
+          </w:p>
+        </w:tc>
+        <w:tc>
+          <w:tcPr>
+            <w:tcW w:type="dxa" w:w="6869"/>
+          </w:tcPr>
+          <w:p>
+            <w:pPr>
+              <w:spacing w:line="240" w:lineRule="auto" w:after="0"/>
+              <w:ind w:firstLine="0"/>
+              <w:jc w:val="left"/>
+            </w:pPr>
+            <w:r>
+              <w:rPr>
+                <w:rFonts w:ascii="Times New Roman" w:hAnsi="Times New Roman" w:cs="Times New Roman" w:eastAsia="Times New Roman"/>
+                <w:b w:val="0"/>
+                <w:i w:val="0"/>
+                <w:color w:val="000000"/>
+                <w:sz w:val="24"/>
+              </w:rPr>
+              <w:t>Меняются выбранные вложения; политика индивидуальных сроков выбрана явно</w:t>
+            </w:r>
+          </w:p>
+        </w:tc>
+      </w:tr>
+      <w:tr>
+        <w:trPr>
+          <w:cantSplit w:val="true"/>
+        </w:trPr>
+        <w:tc>
+          <w:tcPr>
+            <w:tcW w:type="dxa" w:w="2485"/>
+          </w:tcPr>
+          <w:p>
+            <w:pPr>
+              <w:spacing w:line="240" w:lineRule="auto" w:after="0"/>
+              <w:ind w:firstLine="0"/>
+              <w:jc w:val="left"/>
+            </w:pPr>
+            <w:r>
+              <w:rPr>
+                <w:rFonts w:ascii="Times New Roman" w:hAnsi="Times New Roman" w:cs="Times New Roman" w:eastAsia="Times New Roman"/>
+                <w:b w:val="0"/>
+                <w:i w:val="0"/>
+                <w:color w:val="000000"/>
+                <w:sz w:val="24"/>
+              </w:rPr>
+              <w:t>Изменение срока одного человека/машины</w:t>
+            </w:r>
+          </w:p>
+        </w:tc>
+        <w:tc>
+          <w:tcPr>
+            <w:tcW w:type="dxa" w:w="6869"/>
+          </w:tcPr>
+          <w:p>
+            <w:pPr>
+              <w:spacing w:line="240" w:lineRule="auto" w:after="0"/>
+              <w:ind w:firstLine="0"/>
+              <w:jc w:val="left"/>
+            </w:pPr>
+            <w:r>
+              <w:rPr>
+                <w:rFonts w:ascii="Times New Roman" w:hAnsi="Times New Roman" w:cs="Times New Roman" w:eastAsia="Times New Roman"/>
+                <w:b w:val="0"/>
+                <w:i w:val="0"/>
+                <w:color w:val="000000"/>
+                <w:sz w:val="24"/>
+              </w:rPr>
+              <w:t>Остальные записи и уже поданные голоса не меняются; причина и автор видны</w:t>
+            </w:r>
+          </w:p>
+        </w:tc>
+      </w:tr>
+      <w:tr>
+        <w:trPr>
+          <w:cantSplit w:val="true"/>
+        </w:trPr>
+        <w:tc>
+          <w:tcPr>
+            <w:tcW w:type="dxa" w:w="2485"/>
+          </w:tcPr>
+          <w:p>
+            <w:pPr>
+              <w:spacing w:line="240" w:lineRule="auto" w:after="0"/>
+              <w:ind w:firstLine="0"/>
+              <w:jc w:val="left"/>
+            </w:pPr>
+            <w:r>
+              <w:rPr>
+                <w:rFonts w:ascii="Times New Roman" w:hAnsi="Times New Roman" w:cs="Times New Roman" w:eastAsia="Times New Roman"/>
+                <w:b w:val="0"/>
+                <w:i w:val="0"/>
+                <w:color w:val="000000"/>
+                <w:sz w:val="24"/>
+              </w:rPr>
+              <w:t>Привязка ручной записи</w:t>
+            </w:r>
+          </w:p>
+        </w:tc>
+        <w:tc>
+          <w:tcPr>
+            <w:tcW w:type="dxa" w:w="6869"/>
+          </w:tcPr>
+          <w:p>
+            <w:pPr>
+              <w:spacing w:line="240" w:lineRule="auto" w:after="0"/>
+              <w:ind w:firstLine="0"/>
+              <w:jc w:val="left"/>
+            </w:pPr>
+            <w:r>
+              <w:rPr>
+                <w:rFonts w:ascii="Times New Roman" w:hAnsi="Times New Roman" w:cs="Times New Roman" w:eastAsia="Times New Roman"/>
+                <w:b w:val="0"/>
+                <w:i w:val="0"/>
+                <w:color w:val="000000"/>
+                <w:sz w:val="24"/>
+              </w:rPr>
+              <w:t>Переносится выбранная запись, не всё ручное вложение; бессрочная получает явно выбранный срок</w:t>
+            </w:r>
+          </w:p>
+        </w:tc>
+      </w:tr>
+      <w:tr>
+        <w:trPr>
+          <w:cantSplit w:val="true"/>
+        </w:trPr>
+        <w:tc>
+          <w:tcPr>
+            <w:tcW w:type="dxa" w:w="2485"/>
+          </w:tcPr>
+          <w:p>
+            <w:pPr>
+              <w:spacing w:line="240" w:lineRule="auto" w:after="0"/>
+              <w:ind w:firstLine="0"/>
+              <w:jc w:val="left"/>
+            </w:pPr>
+            <w:r>
+              <w:rPr>
+                <w:rFonts w:ascii="Times New Roman" w:hAnsi="Times New Roman" w:cs="Times New Roman" w:eastAsia="Times New Roman"/>
+                <w:b w:val="0"/>
+                <w:i w:val="0"/>
+                <w:color w:val="000000"/>
+                <w:sz w:val="24"/>
+              </w:rPr>
+              <w:t>Попытка принять просроченную заявку</w:t>
+            </w:r>
+          </w:p>
+        </w:tc>
+        <w:tc>
+          <w:tcPr>
+            <w:tcW w:type="dxa" w:w="6869"/>
+          </w:tcPr>
+          <w:p>
+            <w:pPr>
+              <w:spacing w:line="240" w:lineRule="auto" w:after="0"/>
+              <w:ind w:firstLine="0"/>
+              <w:jc w:val="left"/>
+            </w:pPr>
+            <w:r>
+              <w:rPr>
+                <w:rFonts w:ascii="Times New Roman" w:hAnsi="Times New Roman" w:cs="Times New Roman" w:eastAsia="Times New Roman"/>
+                <w:b w:val="0"/>
+                <w:i w:val="0"/>
+                <w:color w:val="000000"/>
+                <w:sz w:val="24"/>
+              </w:rPr>
+              <w:t>Отказ даже до очередного фонового изменения статуса</w:t>
+            </w:r>
+          </w:p>
+        </w:tc>
+      </w:tr>
+      <w:tr>
+        <w:trPr>
+          <w:cantSplit w:val="true"/>
+        </w:trPr>
+        <w:tc>
+          <w:tcPr>
+            <w:tcW w:type="dxa" w:w="2485"/>
+          </w:tcPr>
+          <w:p>
+            <w:pPr>
+              <w:spacing w:line="240" w:lineRule="auto" w:after="0"/>
+              <w:ind w:firstLine="0"/>
+              <w:jc w:val="left"/>
+            </w:pPr>
+            <w:r>
+              <w:rPr>
+                <w:rFonts w:ascii="Times New Roman" w:hAnsi="Times New Roman" w:cs="Times New Roman" w:eastAsia="Times New Roman"/>
+                <w:b w:val="0"/>
+                <w:i w:val="0"/>
+                <w:color w:val="000000"/>
+                <w:sz w:val="24"/>
+              </w:rPr>
+              <w:t>Истечение срока при открытом входе</w:t>
+            </w:r>
+          </w:p>
+        </w:tc>
+        <w:tc>
+          <w:tcPr>
+            <w:tcW w:type="dxa" w:w="6869"/>
+          </w:tcPr>
+          <w:p>
+            <w:pPr>
+              <w:spacing w:line="240" w:lineRule="auto" w:after="0"/>
+              <w:ind w:firstLine="0"/>
+              <w:jc w:val="left"/>
+            </w:pPr>
+            <w:r>
+              <w:rPr>
+                <w:rFonts w:ascii="Times New Roman" w:hAnsi="Times New Roman" w:cs="Times New Roman" w:eastAsia="Times New Roman"/>
+                <w:b w:val="0"/>
+                <w:i w:val="0"/>
+                <w:color w:val="000000"/>
+                <w:sz w:val="24"/>
+              </w:rPr>
+              <w:t>Выход доступен по правам, новый вход запрещён; после выхода строка видна пять минут</w:t>
+            </w:r>
+          </w:p>
+        </w:tc>
+      </w:tr>
+      <w:tr>
+        <w:trPr>
+          <w:cantSplit w:val="true"/>
+        </w:trPr>
+        <w:tc>
+          <w:tcPr>
+            <w:tcW w:type="dxa" w:w="2485"/>
+          </w:tcPr>
+          <w:p>
+            <w:pPr>
+              <w:spacing w:line="240" w:lineRule="auto" w:after="0"/>
+              <w:ind w:firstLine="0"/>
+              <w:jc w:val="left"/>
+            </w:pPr>
+            <w:r>
+              <w:rPr>
+                <w:rFonts w:ascii="Times New Roman" w:hAnsi="Times New Roman" w:cs="Times New Roman" w:eastAsia="Times New Roman"/>
+                <w:b w:val="0"/>
+                <w:i w:val="0"/>
+                <w:color w:val="000000"/>
+                <w:sz w:val="24"/>
+              </w:rPr>
+              <w:t>Старые незакрытые отметки</w:t>
+            </w:r>
+          </w:p>
+        </w:tc>
+        <w:tc>
+          <w:tcPr>
+            <w:tcW w:type="dxa" w:w="6869"/>
+          </w:tcPr>
+          <w:p>
+            <w:pPr>
+              <w:spacing w:line="240" w:lineRule="auto" w:after="0"/>
+              <w:ind w:firstLine="0"/>
+              <w:jc w:val="left"/>
+            </w:pPr>
+            <w:r>
+              <w:rPr>
+                <w:rFonts w:ascii="Times New Roman" w:hAnsi="Times New Roman" w:cs="Times New Roman" w:eastAsia="Times New Roman"/>
+                <w:b w:val="0"/>
+                <w:i w:val="0"/>
+                <w:color w:val="000000"/>
+                <w:sz w:val="24"/>
+              </w:rPr>
+              <w:t>Порог 48 часов, неизвестное время не подменяется датой; исправление с причиной и отдельным правом</w:t>
+            </w:r>
+          </w:p>
+        </w:tc>
+      </w:tr>
+      <w:tr>
+        <w:trPr>
+          <w:cantSplit w:val="true"/>
+        </w:trPr>
+        <w:tc>
+          <w:tcPr>
+            <w:tcW w:type="dxa" w:w="2485"/>
+          </w:tcPr>
+          <w:p>
+            <w:pPr>
+              <w:spacing w:line="240" w:lineRule="auto" w:after="0"/>
+              <w:ind w:firstLine="0"/>
+              <w:jc w:val="left"/>
+            </w:pPr>
+            <w:r>
+              <w:rPr>
+                <w:rFonts w:ascii="Times New Roman" w:hAnsi="Times New Roman" w:cs="Times New Roman" w:eastAsia="Times New Roman"/>
+                <w:b w:val="0"/>
+                <w:i w:val="0"/>
+                <w:color w:val="000000"/>
+                <w:sz w:val="24"/>
+              </w:rPr>
+              <w:t>Отмена ошибочной последней отметки</w:t>
+            </w:r>
+          </w:p>
+        </w:tc>
+        <w:tc>
+          <w:tcPr>
+            <w:tcW w:type="dxa" w:w="6869"/>
+          </w:tcPr>
+          <w:p>
+            <w:pPr>
+              <w:spacing w:line="240" w:lineRule="auto" w:after="0"/>
+              <w:ind w:firstLine="0"/>
+              <w:jc w:val="left"/>
+            </w:pPr>
+            <w:r>
+              <w:rPr>
+                <w:rFonts w:ascii="Times New Roman" w:hAnsi="Times New Roman" w:cs="Times New Roman" w:eastAsia="Times New Roman"/>
+                <w:b w:val="0"/>
+                <w:i w:val="0"/>
+                <w:color w:val="000000"/>
+                <w:sz w:val="24"/>
+              </w:rPr>
+              <w:t>Проверяются время, автор/полномочия и отсутствие следующего события; история сохраняет отмену</w:t>
+            </w:r>
+          </w:p>
+        </w:tc>
+      </w:tr>
+      <w:tr>
+        <w:trPr>
+          <w:cantSplit w:val="true"/>
+        </w:trPr>
+        <w:tc>
+          <w:tcPr>
+            <w:tcW w:type="dxa" w:w="2485"/>
+          </w:tcPr>
+          <w:p>
+            <w:pPr>
+              <w:spacing w:line="240" w:lineRule="auto" w:after="0"/>
+              <w:ind w:firstLine="0"/>
+              <w:jc w:val="left"/>
+            </w:pPr>
+            <w:r>
+              <w:rPr>
+                <w:rFonts w:ascii="Times New Roman" w:hAnsi="Times New Roman" w:cs="Times New Roman" w:eastAsia="Times New Roman"/>
+                <w:b w:val="0"/>
+                <w:i w:val="0"/>
+                <w:color w:val="000000"/>
+                <w:sz w:val="24"/>
+              </w:rPr>
+              <w:t>Карточка из журнала поста</w:t>
+            </w:r>
+          </w:p>
+        </w:tc>
+        <w:tc>
+          <w:tcPr>
+            <w:tcW w:type="dxa" w:w="6869"/>
+          </w:tcPr>
+          <w:p>
+            <w:pPr>
+              <w:spacing w:line="240" w:lineRule="auto" w:after="0"/>
+              <w:ind w:firstLine="0"/>
+              <w:jc w:val="left"/>
+            </w:pPr>
+            <w:r>
+              <w:rPr>
+                <w:rFonts w:ascii="Times New Roman" w:hAnsi="Times New Roman" w:cs="Times New Roman" w:eastAsia="Times New Roman"/>
+                <w:b w:val="0"/>
+                <w:i w:val="0"/>
+                <w:color w:val="000000"/>
+                <w:sz w:val="24"/>
+              </w:rPr>
+              <w:t>Доступная сохранившаяся запись открывается после истечения допуска без выдачи права на вход</w:t>
+            </w:r>
+          </w:p>
+        </w:tc>
+      </w:tr>
+      <w:tr>
+        <w:trPr>
+          <w:cantSplit w:val="true"/>
+        </w:trPr>
+        <w:tc>
+          <w:tcPr>
+            <w:tcW w:type="dxa" w:w="2485"/>
+          </w:tcPr>
+          <w:p>
+            <w:pPr>
+              <w:spacing w:line="240" w:lineRule="auto" w:after="0"/>
+              <w:ind w:firstLine="0"/>
+              <w:jc w:val="left"/>
+            </w:pPr>
+            <w:r>
+              <w:rPr>
+                <w:rFonts w:ascii="Times New Roman" w:hAnsi="Times New Roman" w:cs="Times New Roman" w:eastAsia="Times New Roman"/>
+                <w:b w:val="0"/>
+                <w:i w:val="0"/>
+                <w:color w:val="000000"/>
+                <w:sz w:val="24"/>
+              </w:rPr>
+              <w:t>Частичная правка при возражении</w:t>
+            </w:r>
+          </w:p>
+        </w:tc>
+        <w:tc>
+          <w:tcPr>
+            <w:tcW w:type="dxa" w:w="6869"/>
+          </w:tcPr>
+          <w:p>
+            <w:pPr>
+              <w:spacing w:line="240" w:lineRule="auto" w:after="0"/>
+              <w:ind w:firstLine="0"/>
+              <w:jc w:val="left"/>
+            </w:pPr>
+            <w:r>
+              <w:rPr>
+                <w:rFonts w:ascii="Times New Roman" w:hAnsi="Times New Roman" w:cs="Times New Roman" w:eastAsia="Times New Roman"/>
+                <w:b w:val="0"/>
+                <w:i w:val="0"/>
+                <w:color w:val="000000"/>
+                <w:sz w:val="24"/>
+              </w:rPr>
+              <w:t>Непереданные ПД не дают ложный конфликт; фактическое запрещённое изменение остаётся запрещённым</w:t>
+            </w:r>
+          </w:p>
+        </w:tc>
+      </w:tr>
+      <w:tr>
+        <w:trPr>
+          <w:cantSplit w:val="true"/>
+        </w:trPr>
+        <w:tc>
+          <w:tcPr>
+            <w:tcW w:type="dxa" w:w="2485"/>
+          </w:tcPr>
+          <w:p>
+            <w:pPr>
+              <w:spacing w:line="240" w:lineRule="auto" w:after="0"/>
+              <w:ind w:firstLine="0"/>
+              <w:jc w:val="left"/>
+            </w:pPr>
+            <w:r>
+              <w:rPr>
+                <w:rFonts w:ascii="Times New Roman" w:hAnsi="Times New Roman" w:cs="Times New Roman" w:eastAsia="Times New Roman"/>
+                <w:b w:val="0"/>
+                <w:i w:val="0"/>
+                <w:color w:val="000000"/>
+                <w:sz w:val="24"/>
+              </w:rPr>
+              <w:t>Оформление и окна</w:t>
+            </w:r>
+          </w:p>
+        </w:tc>
+        <w:tc>
+          <w:tcPr>
+            <w:tcW w:type="dxa" w:w="6869"/>
+          </w:tcPr>
+          <w:p>
+            <w:pPr>
+              <w:spacing w:line="240" w:lineRule="auto" w:after="0"/>
+              <w:ind w:firstLine="0"/>
+              <w:jc w:val="left"/>
+            </w:pPr>
+            <w:r>
+              <w:rPr>
+                <w:rFonts w:ascii="Times New Roman" w:hAnsi="Times New Roman" w:cs="Times New Roman" w:eastAsia="Times New Roman"/>
+                <w:b w:val="0"/>
+                <w:i w:val="0"/>
+                <w:color w:val="000000"/>
+                <w:sz w:val="24"/>
+              </w:rPr>
+              <w:t>Четыре сочетания стиля/палитры, мгновенная смена; Escape закрывает верхнее окно</w:t>
+            </w:r>
+          </w:p>
+        </w:tc>
+      </w:tr>
+      <w:tr>
+        <w:trPr>
+          <w:cantSplit w:val="true"/>
+        </w:trPr>
+        <w:tc>
+          <w:tcPr>
+            <w:tcW w:type="dxa" w:w="2485"/>
+          </w:tcPr>
+          <w:p>
+            <w:pPr>
+              <w:spacing w:line="240" w:lineRule="auto" w:after="0"/>
+              <w:ind w:firstLine="0"/>
+              <w:jc w:val="left"/>
+            </w:pPr>
+            <w:r>
+              <w:rPr>
+                <w:rFonts w:ascii="Times New Roman" w:hAnsi="Times New Roman" w:cs="Times New Roman" w:eastAsia="Times New Roman"/>
+                <w:b w:val="0"/>
+                <w:i w:val="0"/>
+                <w:color w:val="000000"/>
+                <w:sz w:val="24"/>
+              </w:rPr>
+              <w:t>Экспорт и PDF</w:t>
+            </w:r>
+          </w:p>
+        </w:tc>
+        <w:tc>
+          <w:tcPr>
+            <w:tcW w:type="dxa" w:w="6869"/>
+          </w:tcPr>
+          <w:p>
+            <w:pPr>
+              <w:spacing w:line="240" w:lineRule="auto" w:after="0"/>
+              <w:ind w:firstLine="0"/>
+              <w:jc w:val="left"/>
+            </w:pPr>
+            <w:r>
+              <w:rPr>
+                <w:rFonts w:ascii="Times New Roman" w:hAnsi="Times New Roman" w:cs="Times New Roman" w:eastAsia="Times New Roman"/>
+                <w:b w:val="0"/>
+                <w:i w:val="0"/>
+                <w:color w:val="000000"/>
+                <w:sz w:val="24"/>
+              </w:rPr>
+              <w:t>Файл открывается, русские подписи срока читаемы, доступ и состав не расширяются</w:t>
+            </w:r>
+          </w:p>
+        </w:tc>
+      </w:tr>
+    </w:tbl>
+    <w:p>
+      <w:pPr>
+        <w:spacing w:after="0" w:line="240" w:lineRule="auto"/>
+        <w:ind w:firstLine="0"/>
+      </w:pPr>
+      <w:r>
+        <w:rPr>
+          <w:rFonts w:ascii="Times New Roman" w:hAnsi="Times New Roman" w:cs="Times New Roman" w:eastAsia="Times New Roman"/>
+          <w:b w:val="0"/>
+          <w:i w:val="0"/>
+          <w:color w:val="000000"/>
+          <w:sz w:val="12"/>
+        </w:rPr>
+      </w:r>
+    </w:p>
+    <w:p>
+      <w:r>
+        <w:rPr>
+          <w:rFonts w:ascii="Times New Roman" w:hAnsi="Times New Roman" w:cs="Times New Roman" w:eastAsia="Times New Roman"/>
+          <w:b w:val="0"/>
+          <w:i w:val="0"/>
+          <w:color w:val="000000"/>
+          <w:sz w:val="28"/>
+        </w:rPr>
+        <w:t>Это критерии приёмки, не утверждение, что весь список уже выполнен на данной площадке. Сохранять ревизию, результат и замечания каждой проверки; не выдавать наличие автоматического теста за ручной проход.</w:t>
       </w:r>
     </w:p>
     <w:p>
@@ -3934,7 +4690,6 @@
           </w:tcPr>
           <w:p>
             <w:pPr>
-              <w:keepNext/>
               <w:spacing w:line="240" w:lineRule="auto" w:after="0"/>
               <w:ind w:firstLine="0"/>
               <w:jc w:val="left"/>
@@ -3957,7 +4712,6 @@
           </w:tcPr>
           <w:p>
             <w:pPr>
-              <w:keepNext/>
               <w:spacing w:line="240" w:lineRule="auto" w:after="0"/>
               <w:ind w:firstLine="0"/>
               <w:jc w:val="left"/>
@@ -3980,7 +4734,6 @@
           </w:tcPr>
           <w:p>
             <w:pPr>
-              <w:keepNext/>
               <w:spacing w:line="240" w:lineRule="auto" w:after="0"/>
               <w:ind w:firstLine="0"/>
               <w:jc w:val="left"/>
@@ -3993,7 +4746,6 @@
           </w:tcPr>
           <w:p>
             <w:pPr>
-              <w:keepNext/>
               <w:spacing w:line="240" w:lineRule="auto" w:after="0"/>
               <w:ind w:firstLine="0"/>
               <w:jc w:val="left"/>
@@ -4011,7 +4763,6 @@
           </w:tcPr>
           <w:p>
             <w:pPr>
-              <w:keepNext/>
               <w:spacing w:line="240" w:lineRule="auto" w:after="0"/>
               <w:ind w:firstLine="0"/>
               <w:jc w:val="left"/>
@@ -4034,7 +4785,6 @@
           </w:tcPr>
           <w:p>
             <w:pPr>
-              <w:keepNext/>
               <w:spacing w:line="240" w:lineRule="auto" w:after="0"/>
               <w:ind w:firstLine="0"/>
               <w:jc w:val="left"/>
@@ -4057,7 +4807,6 @@
           </w:tcPr>
           <w:p>
             <w:pPr>
-              <w:keepNext/>
               <w:spacing w:line="240" w:lineRule="auto" w:after="0"/>
               <w:ind w:firstLine="0"/>
               <w:jc w:val="left"/>
@@ -4070,7 +4819,6 @@
           </w:tcPr>
           <w:p>
             <w:pPr>
-              <w:keepNext/>
               <w:spacing w:line="240" w:lineRule="auto" w:after="0"/>
               <w:ind w:firstLine="0"/>
               <w:jc w:val="left"/>
@@ -4088,7 +4836,6 @@
           </w:tcPr>
           <w:p>
             <w:pPr>
-              <w:keepNext/>
               <w:spacing w:line="240" w:lineRule="auto" w:after="0"/>
               <w:ind w:firstLine="0"/>
               <w:jc w:val="left"/>
@@ -4111,7 +4858,6 @@
           </w:tcPr>
           <w:p>
             <w:pPr>
-              <w:keepNext/>
               <w:spacing w:line="240" w:lineRule="auto" w:after="0"/>
               <w:ind w:firstLine="0"/>
               <w:jc w:val="left"/>
@@ -4134,7 +4880,6 @@
           </w:tcPr>
           <w:p>
             <w:pPr>
-              <w:keepNext/>
               <w:spacing w:line="240" w:lineRule="auto" w:after="0"/>
               <w:ind w:firstLine="0"/>
               <w:jc w:val="left"/>
@@ -4147,7 +4892,6 @@
           </w:tcPr>
           <w:p>
             <w:pPr>
-              <w:keepNext/>
               <w:spacing w:line="240" w:lineRule="auto" w:after="0"/>
               <w:ind w:firstLine="0"/>
               <w:jc w:val="left"/>
@@ -4941,7 +5685,7 @@
                 <w:color w:val="000000"/>
                 <w:sz w:val="26"/>
               </w:rPr>
-              <w:t>Журнал запросов показывает среднее время ответа и позволяет отобрать запросы по коду ответа за период. Долю ошибок считают отношением числа запросов с кодом ответа 500 и выше к общему числу за тот же период; выгрузка журнала в электронную таблицу для этого предусмотрена.</w:t>
+              <w:t>Оба показателя снимаются в разделе «Мониторинг запросов». Долю ошибок считают так: в журнале выбирают границы периода и в списке статусов - «5xx: ошибки сервера», после чего относят полученное число записей к общему числу за тот же период. Готовая доля ошибок на экране для показателя 25 не годится ни в шапке раздела, ни на вкладке аналитики: она считает 4xx наравне с 5xx, то есть отказы по вине самого обращения. Среднее время ответа берут на вкладке «Аналитика · история», где средняя взвешена по числу запросов за выбранный период; медиана и 95-й перцентиль в шапке раздела относятся к последнему часу и для отчёта за период не подходят. Долгоживущие подписки на события в расчёт длительности не входят: у них в журнале записано время жизни соединения, а не время ответа. Выгрузка журнала в электронную таблицу для подсчёта предусмотрена.</w:t>
             </w:r>
           </w:p>
         </w:tc>
@@ -6563,6 +7307,132 @@
               <w:ind w:firstLine="0"/>
               <w:jc w:val="left"/>
             </w:pPr>
+          </w:p>
+        </w:tc>
+      </w:tr>
+    </w:tbl>
+    <w:p>
+      <w:pPr>
+        <w:spacing w:after="0" w:line="240" w:lineRule="auto"/>
+        <w:ind w:firstLine="0"/>
+      </w:pPr>
+      <w:r>
+        <w:rPr>
+          <w:rFonts w:ascii="Times New Roman" w:hAnsi="Times New Roman" w:cs="Times New Roman" w:eastAsia="Times New Roman"/>
+          <w:b w:val="0"/>
+          <w:i w:val="0"/>
+          <w:color w:val="000000"/>
+          <w:sz w:val="12"/>
+        </w:rPr>
+      </w:r>
+    </w:p>
+    <w:p>
+      <w:pPr>
+        <w:keepNext/>
+        <w:spacing w:line="240" w:lineRule="auto" w:before="160" w:after="80"/>
+        <w:ind w:firstLine="0"/>
+        <w:jc w:val="left"/>
+      </w:pPr>
+      <w:r>
+        <w:rPr>
+          <w:rFonts w:ascii="Times New Roman" w:hAnsi="Times New Roman" w:cs="Times New Roman" w:eastAsia="Times New Roman"/>
+          <w:b w:val="0"/>
+          <w:i/>
+          <w:color w:val="000000"/>
+          <w:sz w:val="24"/>
+        </w:rPr>
+        <w:t>Продолжение таблицы 5.1</w:t>
+      </w:r>
+    </w:p>
+    <w:tbl>
+      <w:tblPr>
+        <w:tblStyle w:val="TableGrid"/>
+        <w:tblW w:type="auto" w:w="0"/>
+        <w:jc w:val="center"/>
+        <w:tblLayout w:type="fixed"/>
+        <w:tblLook w:firstColumn="1" w:firstRow="1" w:lastColumn="0" w:lastRow="0" w:noHBand="0" w:noVBand="1" w:val="04A0"/>
+        <w:tblLayout w:type="fixed"/>
+      </w:tblPr>
+      <w:tblGrid>
+        <w:gridCol w:w="567"/>
+        <w:gridCol w:w="7329"/>
+        <w:gridCol w:w="1460"/>
+      </w:tblGrid>
+      <w:tr>
+        <w:trPr>
+          <w:tblHeader w:val="true"/>
+          <w:cantSplit w:val="true"/>
+        </w:trPr>
+        <w:tc>
+          <w:tcPr>
+            <w:tcW w:type="dxa" w:w="567"/>
+            <w:shd w:val="clear" w:fill="E8E8E8"/>
+          </w:tcPr>
+          <w:p>
+            <w:pPr>
+              <w:keepNext/>
+              <w:spacing w:line="240" w:lineRule="auto" w:after="0"/>
+              <w:ind w:firstLine="0"/>
+              <w:jc w:val="left"/>
+            </w:pPr>
+            <w:r>
+              <w:rPr>
+                <w:rFonts w:ascii="Times New Roman" w:hAnsi="Times New Roman" w:cs="Times New Roman" w:eastAsia="Times New Roman"/>
+                <w:b/>
+                <w:i w:val="0"/>
+                <w:color w:val="000000"/>
+                <w:sz w:val="24"/>
+              </w:rPr>
+              <w:t>№</w:t>
+            </w:r>
+          </w:p>
+        </w:tc>
+        <w:tc>
+          <w:tcPr>
+            <w:tcW w:type="dxa" w:w="7328"/>
+            <w:shd w:val="clear" w:fill="E8E8E8"/>
+          </w:tcPr>
+          <w:p>
+            <w:pPr>
+              <w:keepNext/>
+              <w:spacing w:line="240" w:lineRule="auto" w:after="0"/>
+              <w:ind w:firstLine="0"/>
+              <w:jc w:val="left"/>
+            </w:pPr>
+            <w:r>
+              <w:rPr>
+                <w:rFonts w:ascii="Times New Roman" w:hAnsi="Times New Roman" w:cs="Times New Roman" w:eastAsia="Times New Roman"/>
+                <w:b/>
+                <w:i w:val="0"/>
+                <w:color w:val="000000"/>
+                <w:sz w:val="24"/>
+              </w:rPr>
+              <w:t>Критерий</w:t>
+            </w:r>
+          </w:p>
+        </w:tc>
+        <w:tc>
+          <w:tcPr>
+            <w:tcW w:type="dxa" w:w="1459"/>
+            <w:shd w:val="clear" w:fill="E8E8E8"/>
+          </w:tcPr>
+          <w:p>
+            <w:pPr>
+              <w:keepNext/>
+              <w:spacing w:line="240" w:lineRule="auto" w:after="0"/>
+              <w:ind w:firstLine="0"/>
+              <w:jc w:val="left"/>
+            </w:pPr>
+            <w:r>
+              <w:rPr>
+                <w:rFonts w:ascii="Times New Roman" w:hAnsi="Times New Roman" w:cs="Times New Roman" w:eastAsia="Times New Roman"/>
+                <w:b/>
+                <w:i w:val="0"/>
+                <w:color w:val="000000"/>
+                <w:sz w:val="24"/>
+              </w:rPr>
+              <w:t>Отметка</w:t>
+            </w:r>
           </w:p>
         </w:tc>
       </w:tr>
@@ -7601,8 +8471,8 @@
         <w:tblLayout w:type="fixed"/>
       </w:tblPr>
       <w:tblGrid>
-        <w:gridCol w:w="6009"/>
-        <w:gridCol w:w="3347"/>
+        <w:gridCol w:w="5974"/>
+        <w:gridCol w:w="3382"/>
       </w:tblGrid>
       <w:tr>
         <w:trPr>
@@ -7611,7 +8481,7 @@
         </w:trPr>
         <w:tc>
           <w:tcPr>
-            <w:tcW w:type="dxa" w:w="6008"/>
+            <w:tcW w:type="dxa" w:w="5973"/>
             <w:shd w:val="clear" w:fill="E8E8E8"/>
           </w:tcPr>
           <w:p>
@@ -7635,7 +8505,7 @@
         </w:tc>
         <w:tc>
           <w:tcPr>
-            <w:tcW w:type="dxa" w:w="3346"/>
+            <w:tcW w:type="dxa" w:w="3381"/>
             <w:shd w:val="clear" w:fill="E8E8E8"/>
           </w:tcPr>
           <w:p>
@@ -7665,7 +8535,7 @@
         </w:trPr>
         <w:tc>
           <w:tcPr>
-            <w:tcW w:type="dxa" w:w="6008"/>
+            <w:tcW w:type="dxa" w:w="5973"/>
           </w:tcPr>
           <w:p>
             <w:pPr>
@@ -7688,7 +8558,7 @@
         </w:tc>
         <w:tc>
           <w:tcPr>
-            <w:tcW w:type="dxa" w:w="3346"/>
+            <w:tcW w:type="dxa" w:w="3381"/>
           </w:tcPr>
           <w:p>
             <w:pPr>
@@ -7707,7 +8577,7 @@
         </w:trPr>
         <w:tc>
           <w:tcPr>
-            <w:tcW w:type="dxa" w:w="6008"/>
+            <w:tcW w:type="dxa" w:w="5973"/>
           </w:tcPr>
           <w:p>
             <w:pPr>
@@ -7724,13 +8594,13 @@
                 <w:color w:val="000000"/>
                 <w:sz w:val="24"/>
               </w:rPr>
-              <w:t>Выполнено критериев из 30</w:t>
+              <w:t>Выполнено критериев</w:t>
             </w:r>
           </w:p>
         </w:tc>
         <w:tc>
           <w:tcPr>
-            <w:tcW w:type="dxa" w:w="3346"/>
+            <w:tcW w:type="dxa" w:w="3381"/>
           </w:tcPr>
           <w:p>
             <w:pPr>
@@ -7749,7 +8619,7 @@
         </w:trPr>
         <w:tc>
           <w:tcPr>
-            <w:tcW w:type="dxa" w:w="6008"/>
+            <w:tcW w:type="dxa" w:w="5973"/>
           </w:tcPr>
           <w:p>
             <w:pPr>
@@ -7772,7 +8642,7 @@
         </w:tc>
         <w:tc>
           <w:tcPr>
-            <w:tcW w:type="dxa" w:w="3346"/>
+            <w:tcW w:type="dxa" w:w="3381"/>
           </w:tcPr>
           <w:p>
             <w:pPr>
@@ -7791,7 +8661,7 @@
         </w:trPr>
         <w:tc>
           <w:tcPr>
-            <w:tcW w:type="dxa" w:w="6008"/>
+            <w:tcW w:type="dxa" w:w="5973"/>
           </w:tcPr>
           <w:p>
             <w:pPr>
@@ -7814,7 +8684,7 @@
         </w:tc>
         <w:tc>
           <w:tcPr>
-            <w:tcW w:type="dxa" w:w="3346"/>
+            <w:tcW w:type="dxa" w:w="3381"/>
           </w:tcPr>
           <w:p>
             <w:pPr>
@@ -7833,7 +8703,7 @@
         </w:trPr>
         <w:tc>
           <w:tcPr>
-            <w:tcW w:type="dxa" w:w="6008"/>
+            <w:tcW w:type="dxa" w:w="5973"/>
           </w:tcPr>
           <w:p>
             <w:pPr>
@@ -7856,7 +8726,7 @@
         </w:tc>
         <w:tc>
           <w:tcPr>
-            <w:tcW w:type="dxa" w:w="3346"/>
+            <w:tcW w:type="dxa" w:w="3381"/>
           </w:tcPr>
           <w:p>
             <w:pPr>
@@ -7875,7 +8745,7 @@
         </w:trPr>
         <w:tc>
           <w:tcPr>
-            <w:tcW w:type="dxa" w:w="6008"/>
+            <w:tcW w:type="dxa" w:w="5973"/>
           </w:tcPr>
           <w:p>
             <w:pPr>
@@ -7898,7 +8768,7 @@
         </w:tc>
         <w:tc>
           <w:tcPr>
-            <w:tcW w:type="dxa" w:w="3346"/>
+            <w:tcW w:type="dxa" w:w="3381"/>
           </w:tcPr>
           <w:p>
             <w:pPr>
@@ -7917,7 +8787,7 @@
         </w:trPr>
         <w:tc>
           <w:tcPr>
-            <w:tcW w:type="dxa" w:w="6008"/>
+            <w:tcW w:type="dxa" w:w="5973"/>
           </w:tcPr>
           <w:p>
             <w:pPr>
@@ -7940,7 +8810,7 @@
         </w:tc>
         <w:tc>
           <w:tcPr>
-            <w:tcW w:type="dxa" w:w="3346"/>
+            <w:tcW w:type="dxa" w:w="3381"/>
           </w:tcPr>
           <w:p>
             <w:pPr>
@@ -7959,7 +8829,7 @@
         </w:trPr>
         <w:tc>
           <w:tcPr>
-            <w:tcW w:type="dxa" w:w="6008"/>
+            <w:tcW w:type="dxa" w:w="5973"/>
           </w:tcPr>
           <w:p>
             <w:pPr>
@@ -7981,7 +8851,7 @@
         </w:tc>
         <w:tc>
           <w:tcPr>
-            <w:tcW w:type="dxa" w:w="3346"/>
+            <w:tcW w:type="dxa" w:w="3381"/>
           </w:tcPr>
           <w:p>
             <w:pPr>
@@ -8162,6 +9032,11 @@
           <w:sz w:val="28"/>
         </w:rPr>
         <w:t>Результат подтверждают ответственные лица со стороны организации и со стороны разработчика.</w:t>
+      </w:r>
+    </w:p>
+    <w:p>
+      <w:r>
+        <w:br w:type="page"/>
       </w:r>
     </w:p>
     <w:p>
@@ -8279,6 +9154,1520 @@
           <w:sz w:val="28"/>
         </w:rPr>
         <w:t>Подпись ____________________ Дата «____» ______________ 20____ г.</w:t>
+      </w:r>
+    </w:p>
+    <w:p>
+      <w:r>
+        <w:br w:type="page"/>
+      </w:r>
+    </w:p>
+    <w:p>
+      <w:pPr>
+        <w:pStyle w:val="Heading1"/>
+        <w:ind w:firstLine="0"/>
+      </w:pPr>
+      <w:r>
+        <w:rPr>
+          <w:rFonts w:ascii="Times New Roman" w:hAnsi="Times New Roman" w:cs="Times New Roman" w:eastAsia="Times New Roman"/>
+          <w:b/>
+          <w:i w:val="0"/>
+          <w:color w:val="000000"/>
+          <w:sz w:val="32"/>
+        </w:rPr>
+        <w:t>ЛИСТ РЕГИСТРАЦИИ ИЗМЕНЕНИЙ</w:t>
+      </w:r>
+    </w:p>
+    <w:p>
+      <w:r>
+        <w:rPr>
+          <w:rFonts w:ascii="Times New Roman" w:hAnsi="Times New Roman" w:cs="Times New Roman" w:eastAsia="Times New Roman"/>
+          <w:b w:val="0"/>
+          <w:i w:val="0"/>
+          <w:color w:val="000000"/>
+          <w:sz w:val="28"/>
+        </w:rPr>
+        <w:t>В таблице фиксируются изменения документа. Версия повышается при выпуске новой редакции: вторая цифра при уточнениях и дополнениях, первая при переработке структуры или существенном изменении требований.</w:t>
+      </w:r>
+    </w:p>
+    <w:p>
+      <w:pPr>
+        <w:keepNext/>
+        <w:spacing w:line="240" w:lineRule="auto" w:before="160" w:after="80"/>
+        <w:ind w:firstLine="0"/>
+        <w:jc w:val="left"/>
+      </w:pPr>
+      <w:r>
+        <w:rPr>
+          <w:rFonts w:ascii="Times New Roman" w:hAnsi="Times New Roman" w:cs="Times New Roman" w:eastAsia="Times New Roman"/>
+          <w:b w:val="0"/>
+          <w:i/>
+          <w:color w:val="000000"/>
+          <w:sz w:val="24"/>
+        </w:rPr>
+        <w:t>Таблица И.1 — Регистрация изменений</w:t>
+      </w:r>
+    </w:p>
+    <w:tbl>
+      <w:tblPr>
+        <w:tblStyle w:val="TableGrid"/>
+        <w:tblW w:type="auto" w:w="0"/>
+        <w:jc w:val="center"/>
+        <w:tblLayout w:type="fixed"/>
+        <w:tblLook w:firstColumn="1" w:firstRow="1" w:lastColumn="0" w:lastRow="0" w:noHBand="0" w:noVBand="1" w:val="04A0"/>
+        <w:tblLayout w:type="fixed"/>
+      </w:tblPr>
+      <w:tblGrid>
+        <w:gridCol w:w="1134"/>
+        <w:gridCol w:w="1701"/>
+        <w:gridCol w:w="5670"/>
+        <w:gridCol w:w="850"/>
+      </w:tblGrid>
+      <w:tr>
+        <w:trPr>
+          <w:tblHeader w:val="true"/>
+          <w:cantSplit w:val="true"/>
+        </w:trPr>
+        <w:tc>
+          <w:tcPr>
+            <w:tcW w:type="dxa" w:w="1134"/>
+            <w:shd w:val="clear" w:fill="E8E8E8"/>
+          </w:tcPr>
+          <w:p>
+            <w:pPr>
+              <w:keepNext/>
+              <w:spacing w:line="240" w:lineRule="auto" w:after="0"/>
+              <w:ind w:firstLine="0"/>
+              <w:jc w:val="left"/>
+            </w:pPr>
+            <w:r>
+              <w:rPr>
+                <w:rFonts w:ascii="Times New Roman" w:hAnsi="Times New Roman" w:cs="Times New Roman" w:eastAsia="Times New Roman"/>
+                <w:b/>
+                <w:i w:val="0"/>
+                <w:color w:val="000000"/>
+                <w:sz w:val="24"/>
+              </w:rPr>
+              <w:t>Версия</w:t>
+            </w:r>
+          </w:p>
+        </w:tc>
+        <w:tc>
+          <w:tcPr>
+            <w:tcW w:type="dxa" w:w="1701"/>
+            <w:shd w:val="clear" w:fill="E8E8E8"/>
+          </w:tcPr>
+          <w:p>
+            <w:pPr>
+              <w:keepNext/>
+              <w:spacing w:line="240" w:lineRule="auto" w:after="0"/>
+              <w:ind w:firstLine="0"/>
+              <w:jc w:val="left"/>
+            </w:pPr>
+            <w:r>
+              <w:rPr>
+                <w:rFonts w:ascii="Times New Roman" w:hAnsi="Times New Roman" w:cs="Times New Roman" w:eastAsia="Times New Roman"/>
+                <w:b/>
+                <w:i w:val="0"/>
+                <w:color w:val="000000"/>
+                <w:sz w:val="24"/>
+              </w:rPr>
+              <w:t>Дата</w:t>
+            </w:r>
+          </w:p>
+        </w:tc>
+        <w:tc>
+          <w:tcPr>
+            <w:tcW w:type="dxa" w:w="5669"/>
+            <w:shd w:val="clear" w:fill="E8E8E8"/>
+          </w:tcPr>
+          <w:p>
+            <w:pPr>
+              <w:keepNext/>
+              <w:spacing w:line="240" w:lineRule="auto" w:after="0"/>
+              <w:ind w:firstLine="0"/>
+              <w:jc w:val="left"/>
+            </w:pPr>
+            <w:r>
+              <w:rPr>
+                <w:rFonts w:ascii="Times New Roman" w:hAnsi="Times New Roman" w:cs="Times New Roman" w:eastAsia="Times New Roman"/>
+                <w:b/>
+                <w:i w:val="0"/>
+                <w:color w:val="000000"/>
+                <w:sz w:val="24"/>
+              </w:rPr>
+              <w:t>Содержание изменения</w:t>
+            </w:r>
+          </w:p>
+        </w:tc>
+        <w:tc>
+          <w:tcPr>
+            <w:tcW w:type="dxa" w:w="850"/>
+            <w:shd w:val="clear" w:fill="E8E8E8"/>
+          </w:tcPr>
+          <w:p>
+            <w:pPr>
+              <w:keepNext/>
+              <w:spacing w:line="240" w:lineRule="auto" w:after="0"/>
+              <w:ind w:firstLine="0"/>
+              <w:jc w:val="left"/>
+            </w:pPr>
+            <w:r>
+              <w:rPr>
+                <w:rFonts w:ascii="Times New Roman" w:hAnsi="Times New Roman" w:cs="Times New Roman" w:eastAsia="Times New Roman"/>
+                <w:b/>
+                <w:i w:val="0"/>
+                <w:color w:val="000000"/>
+                <w:sz w:val="24"/>
+              </w:rPr>
+              <w:t>Внёс</w:t>
+            </w:r>
+          </w:p>
+        </w:tc>
+      </w:tr>
+      <w:tr>
+        <w:trPr>
+          <w:cantSplit w:val="true"/>
+        </w:trPr>
+        <w:tc>
+          <w:tcPr>
+            <w:tcW w:type="dxa" w:w="1134"/>
+          </w:tcPr>
+          <w:p>
+            <w:pPr>
+              <w:spacing w:line="240" w:lineRule="auto" w:after="0"/>
+              <w:ind w:firstLine="0"/>
+              <w:jc w:val="left"/>
+            </w:pPr>
+            <w:r>
+              <w:rPr>
+                <w:rFonts w:ascii="Times New Roman" w:hAnsi="Times New Roman" w:cs="Times New Roman" w:eastAsia="Times New Roman"/>
+                <w:b w:val="0"/>
+                <w:i w:val="0"/>
+                <w:color w:val="000000"/>
+                <w:sz w:val="24"/>
+              </w:rPr>
+              <w:t>1.0</w:t>
+            </w:r>
+          </w:p>
+        </w:tc>
+        <w:tc>
+          <w:tcPr>
+            <w:tcW w:type="dxa" w:w="1701"/>
+          </w:tcPr>
+          <w:p>
+            <w:pPr>
+              <w:spacing w:line="240" w:lineRule="auto" w:after="0"/>
+              <w:ind w:firstLine="0"/>
+              <w:jc w:val="left"/>
+            </w:pPr>
+            <w:r>
+              <w:rPr>
+                <w:rFonts w:ascii="Times New Roman" w:hAnsi="Times New Roman" w:cs="Times New Roman" w:eastAsia="Times New Roman"/>
+                <w:b w:val="0"/>
+                <w:i w:val="0"/>
+                <w:color w:val="000000"/>
+                <w:sz w:val="24"/>
+              </w:rPr>
+              <w:t>28.07.2026</w:t>
+            </w:r>
+          </w:p>
+        </w:tc>
+        <w:tc>
+          <w:tcPr>
+            <w:tcW w:type="dxa" w:w="5669"/>
+          </w:tcPr>
+          <w:p>
+            <w:pPr>
+              <w:spacing w:line="240" w:lineRule="auto" w:after="0"/>
+              <w:ind w:firstLine="0"/>
+              <w:jc w:val="left"/>
+            </w:pPr>
+            <w:r>
+              <w:rPr>
+                <w:rFonts w:ascii="Times New Roman" w:hAnsi="Times New Roman" w:cs="Times New Roman" w:eastAsia="Times New Roman"/>
+                <w:b w:val="0"/>
+                <w:i w:val="0"/>
+                <w:color w:val="000000"/>
+                <w:sz w:val="24"/>
+              </w:rPr>
+              <w:t>Первая редакция</w:t>
+            </w:r>
+          </w:p>
+        </w:tc>
+        <w:tc>
+          <w:tcPr>
+            <w:tcW w:type="dxa" w:w="850"/>
+          </w:tcPr>
+          <w:p>
+            <w:pPr>
+              <w:spacing w:line="240" w:lineRule="auto" w:after="0"/>
+              <w:ind w:firstLine="0"/>
+              <w:jc w:val="left"/>
+            </w:pPr>
+          </w:p>
+        </w:tc>
+      </w:tr>
+      <w:tr>
+        <w:trPr>
+          <w:cantSplit w:val="true"/>
+        </w:trPr>
+        <w:tc>
+          <w:tcPr>
+            <w:tcW w:type="dxa" w:w="1134"/>
+          </w:tcPr>
+          <w:p>
+            <w:pPr>
+              <w:spacing w:line="240" w:lineRule="auto" w:after="0"/>
+              <w:ind w:firstLine="0"/>
+              <w:jc w:val="left"/>
+            </w:pPr>
+            <w:r>
+              <w:rPr>
+                <w:rFonts w:ascii="Times New Roman" w:hAnsi="Times New Roman" w:cs="Times New Roman" w:eastAsia="Times New Roman"/>
+                <w:b w:val="0"/>
+                <w:i w:val="0"/>
+                <w:color w:val="000000"/>
+                <w:sz w:val="24"/>
+              </w:rPr>
+              <w:t>1.1</w:t>
+            </w:r>
+          </w:p>
+        </w:tc>
+        <w:tc>
+          <w:tcPr>
+            <w:tcW w:type="dxa" w:w="1701"/>
+          </w:tcPr>
+          <w:p>
+            <w:pPr>
+              <w:spacing w:line="240" w:lineRule="auto" w:after="0"/>
+              <w:ind w:firstLine="0"/>
+              <w:jc w:val="left"/>
+            </w:pPr>
+            <w:r>
+              <w:rPr>
+                <w:rFonts w:ascii="Times New Roman" w:hAnsi="Times New Roman" w:cs="Times New Roman" w:eastAsia="Times New Roman"/>
+                <w:b w:val="0"/>
+                <w:i w:val="0"/>
+                <w:color w:val="000000"/>
+                <w:sz w:val="24"/>
+              </w:rPr>
+              <w:t>28.07.2026</w:t>
+            </w:r>
+          </w:p>
+        </w:tc>
+        <w:tc>
+          <w:tcPr>
+            <w:tcW w:type="dxa" w:w="5669"/>
+          </w:tcPr>
+          <w:p>
+            <w:pPr>
+              <w:spacing w:line="240" w:lineRule="auto" w:after="0"/>
+              <w:ind w:firstLine="0"/>
+              <w:jc w:val="left"/>
+            </w:pPr>
+            <w:r>
+              <w:rPr>
+                <w:rFonts w:ascii="Times New Roman" w:hAnsi="Times New Roman" w:cs="Times New Roman" w:eastAsia="Times New Roman"/>
+                <w:b w:val="0"/>
+                <w:i w:val="0"/>
+                <w:color w:val="000000"/>
+                <w:sz w:val="24"/>
+              </w:rPr>
+              <w:t>Сверка с реализацией: уточнён порядок снятия показателей</w:t>
+            </w:r>
+          </w:p>
+        </w:tc>
+        <w:tc>
+          <w:tcPr>
+            <w:tcW w:type="dxa" w:w="850"/>
+          </w:tcPr>
+          <w:p>
+            <w:pPr>
+              <w:spacing w:line="240" w:lineRule="auto" w:after="0"/>
+              <w:ind w:firstLine="0"/>
+              <w:jc w:val="left"/>
+            </w:pPr>
+          </w:p>
+        </w:tc>
+      </w:tr>
+      <w:tr>
+        <w:trPr>
+          <w:cantSplit w:val="true"/>
+        </w:trPr>
+        <w:tc>
+          <w:tcPr>
+            <w:tcW w:type="dxa" w:w="1134"/>
+          </w:tcPr>
+          <w:p>
+            <w:pPr>
+              <w:spacing w:line="240" w:lineRule="auto" w:after="0"/>
+              <w:ind w:firstLine="0"/>
+              <w:jc w:val="left"/>
+            </w:pPr>
+            <w:r>
+              <w:rPr>
+                <w:rFonts w:ascii="Times New Roman" w:hAnsi="Times New Roman" w:cs="Times New Roman" w:eastAsia="Times New Roman"/>
+                <w:b w:val="0"/>
+                <w:i w:val="0"/>
+                <w:color w:val="000000"/>
+                <w:sz w:val="24"/>
+              </w:rPr>
+              <w:t>1.2</w:t>
+            </w:r>
+          </w:p>
+        </w:tc>
+        <w:tc>
+          <w:tcPr>
+            <w:tcW w:type="dxa" w:w="1701"/>
+          </w:tcPr>
+          <w:p>
+            <w:pPr>
+              <w:spacing w:line="240" w:lineRule="auto" w:after="0"/>
+              <w:ind w:firstLine="0"/>
+              <w:jc w:val="left"/>
+            </w:pPr>
+            <w:r>
+              <w:rPr>
+                <w:rFonts w:ascii="Times New Roman" w:hAnsi="Times New Roman" w:cs="Times New Roman" w:eastAsia="Times New Roman"/>
+                <w:b w:val="0"/>
+                <w:i w:val="0"/>
+                <w:color w:val="000000"/>
+                <w:sz w:val="24"/>
+              </w:rPr>
+              <w:t>01.08.2026</w:t>
+            </w:r>
+          </w:p>
+        </w:tc>
+        <w:tc>
+          <w:tcPr>
+            <w:tcW w:type="dxa" w:w="5669"/>
+          </w:tcPr>
+          <w:p>
+            <w:pPr>
+              <w:spacing w:line="240" w:lineRule="auto" w:after="0"/>
+              <w:ind w:firstLine="0"/>
+              <w:jc w:val="left"/>
+            </w:pPr>
+            <w:r>
+              <w:rPr>
+                <w:rFonts w:ascii="Times New Roman" w:hAnsi="Times New Roman" w:cs="Times New Roman" w:eastAsia="Times New Roman"/>
+                <w:b w:val="0"/>
+                <w:i w:val="0"/>
+                <w:color w:val="000000"/>
+                <w:sz w:val="24"/>
+              </w:rPr>
+              <w:t>Лист регистрации изменений разделён по документам: у каждого своя редакция и свой перечень изменений</w:t>
+            </w:r>
+          </w:p>
+        </w:tc>
+        <w:tc>
+          <w:tcPr>
+            <w:tcW w:type="dxa" w:w="850"/>
+          </w:tcPr>
+          <w:p>
+            <w:pPr>
+              <w:spacing w:line="240" w:lineRule="auto" w:after="0"/>
+              <w:ind w:firstLine="0"/>
+              <w:jc w:val="left"/>
+            </w:pPr>
+          </w:p>
+        </w:tc>
+      </w:tr>
+      <w:tr>
+        <w:trPr>
+          <w:cantSplit w:val="true"/>
+        </w:trPr>
+        <w:tc>
+          <w:tcPr>
+            <w:tcW w:type="dxa" w:w="1134"/>
+          </w:tcPr>
+          <w:p>
+            <w:pPr>
+              <w:spacing w:line="240" w:lineRule="auto" w:after="0"/>
+              <w:ind w:firstLine="0"/>
+              <w:jc w:val="left"/>
+            </w:pPr>
+            <w:r>
+              <w:rPr>
+                <w:rFonts w:ascii="Times New Roman" w:hAnsi="Times New Roman" w:cs="Times New Roman" w:eastAsia="Times New Roman"/>
+                <w:b w:val="0"/>
+                <w:i w:val="0"/>
+                <w:color w:val="000000"/>
+                <w:sz w:val="24"/>
+              </w:rPr>
+              <w:t>1.3</w:t>
+            </w:r>
+          </w:p>
+        </w:tc>
+        <w:tc>
+          <w:tcPr>
+            <w:tcW w:type="dxa" w:w="1701"/>
+          </w:tcPr>
+          <w:p>
+            <w:pPr>
+              <w:spacing w:line="240" w:lineRule="auto" w:after="0"/>
+              <w:ind w:firstLine="0"/>
+              <w:jc w:val="left"/>
+            </w:pPr>
+            <w:r>
+              <w:rPr>
+                <w:rFonts w:ascii="Times New Roman" w:hAnsi="Times New Roman" w:cs="Times New Roman" w:eastAsia="Times New Roman"/>
+                <w:b w:val="0"/>
+                <w:i w:val="0"/>
+                <w:color w:val="000000"/>
+                <w:sz w:val="24"/>
+              </w:rPr>
+              <w:t>03.08.2026</w:t>
+            </w:r>
+          </w:p>
+        </w:tc>
+        <w:tc>
+          <w:tcPr>
+            <w:tcW w:type="dxa" w:w="5669"/>
+          </w:tcPr>
+          <w:p>
+            <w:pPr>
+              <w:spacing w:line="240" w:lineRule="auto" w:after="0"/>
+              <w:ind w:firstLine="0"/>
+              <w:jc w:val="left"/>
+            </w:pPr>
+            <w:r>
+              <w:rPr>
+                <w:rFonts w:ascii="Times New Roman" w:hAnsi="Times New Roman" w:cs="Times New Roman" w:eastAsia="Times New Roman"/>
+                <w:b w:val="0"/>
+                <w:i w:val="0"/>
+                <w:color w:val="000000"/>
+                <w:sz w:val="24"/>
+              </w:rPr>
+              <w:t>Учёт обращений к персональным данным дополнен выгрузкой бланков из файлового архива; добавлен критерий ограниченного доступа к каталогу архива</w:t>
+            </w:r>
+          </w:p>
+        </w:tc>
+        <w:tc>
+          <w:tcPr>
+            <w:tcW w:type="dxa" w:w="850"/>
+          </w:tcPr>
+          <w:p>
+            <w:pPr>
+              <w:spacing w:line="240" w:lineRule="auto" w:after="0"/>
+              <w:ind w:firstLine="0"/>
+              <w:jc w:val="left"/>
+            </w:pPr>
+          </w:p>
+        </w:tc>
+      </w:tr>
+      <w:tr>
+        <w:trPr>
+          <w:cantSplit w:val="true"/>
+        </w:trPr>
+        <w:tc>
+          <w:tcPr>
+            <w:tcW w:type="dxa" w:w="1134"/>
+          </w:tcPr>
+          <w:p>
+            <w:pPr>
+              <w:spacing w:line="240" w:lineRule="auto" w:after="0"/>
+              <w:ind w:firstLine="0"/>
+              <w:jc w:val="left"/>
+            </w:pPr>
+            <w:r>
+              <w:rPr>
+                <w:rFonts w:ascii="Times New Roman" w:hAnsi="Times New Roman" w:cs="Times New Roman" w:eastAsia="Times New Roman"/>
+                <w:b w:val="0"/>
+                <w:i w:val="0"/>
+                <w:color w:val="000000"/>
+                <w:sz w:val="24"/>
+              </w:rPr>
+              <w:t>1.4</w:t>
+            </w:r>
+          </w:p>
+        </w:tc>
+        <w:tc>
+          <w:tcPr>
+            <w:tcW w:type="dxa" w:w="1701"/>
+          </w:tcPr>
+          <w:p>
+            <w:pPr>
+              <w:spacing w:line="240" w:lineRule="auto" w:after="0"/>
+              <w:ind w:firstLine="0"/>
+              <w:jc w:val="left"/>
+            </w:pPr>
+            <w:r>
+              <w:rPr>
+                <w:rFonts w:ascii="Times New Roman" w:hAnsi="Times New Roman" w:cs="Times New Roman" w:eastAsia="Times New Roman"/>
+                <w:b w:val="0"/>
+                <w:i w:val="0"/>
+                <w:color w:val="000000"/>
+                <w:sz w:val="24"/>
+              </w:rPr>
+              <w:t>10.08.2026</w:t>
+            </w:r>
+          </w:p>
+        </w:tc>
+        <w:tc>
+          <w:tcPr>
+            <w:tcW w:type="dxa" w:w="5669"/>
+          </w:tcPr>
+          <w:p>
+            <w:pPr>
+              <w:spacing w:line="240" w:lineRule="auto" w:after="0"/>
+              <w:ind w:firstLine="0"/>
+              <w:jc w:val="left"/>
+            </w:pPr>
+            <w:r>
+              <w:rPr>
+                <w:rFonts w:ascii="Times New Roman" w:hAnsi="Times New Roman" w:cs="Times New Roman" w:eastAsia="Times New Roman"/>
+                <w:b w:val="0"/>
+                <w:i w:val="0"/>
+                <w:color w:val="000000"/>
+                <w:sz w:val="24"/>
+              </w:rPr>
+              <w:t>Добавлены гриф конфиденциальности и лист ограничений на использование документа</w:t>
+            </w:r>
+          </w:p>
+        </w:tc>
+        <w:tc>
+          <w:tcPr>
+            <w:tcW w:type="dxa" w:w="850"/>
+          </w:tcPr>
+          <w:p>
+            <w:pPr>
+              <w:spacing w:line="240" w:lineRule="auto" w:after="0"/>
+              <w:ind w:firstLine="0"/>
+              <w:jc w:val="left"/>
+            </w:pPr>
+          </w:p>
+        </w:tc>
+      </w:tr>
+      <w:tr>
+        <w:trPr>
+          <w:cantSplit w:val="true"/>
+        </w:trPr>
+        <w:tc>
+          <w:tcPr>
+            <w:tcW w:type="dxa" w:w="1134"/>
+          </w:tcPr>
+          <w:p>
+            <w:pPr>
+              <w:spacing w:line="240" w:lineRule="auto" w:after="0"/>
+              <w:ind w:firstLine="0"/>
+              <w:jc w:val="left"/>
+            </w:pPr>
+            <w:r>
+              <w:rPr>
+                <w:rFonts w:ascii="Times New Roman" w:hAnsi="Times New Roman" w:cs="Times New Roman" w:eastAsia="Times New Roman"/>
+                <w:b w:val="0"/>
+                <w:i w:val="0"/>
+                <w:color w:val="000000"/>
+                <w:sz w:val="24"/>
+              </w:rPr>
+              <w:t>1.5</w:t>
+            </w:r>
+          </w:p>
+        </w:tc>
+        <w:tc>
+          <w:tcPr>
+            <w:tcW w:type="dxa" w:w="1701"/>
+          </w:tcPr>
+          <w:p>
+            <w:pPr>
+              <w:spacing w:line="240" w:lineRule="auto" w:after="0"/>
+              <w:ind w:firstLine="0"/>
+              <w:jc w:val="left"/>
+            </w:pPr>
+            <w:r>
+              <w:rPr>
+                <w:rFonts w:ascii="Times New Roman" w:hAnsi="Times New Roman" w:cs="Times New Roman" w:eastAsia="Times New Roman"/>
+                <w:b w:val="0"/>
+                <w:i w:val="0"/>
+                <w:color w:val="000000"/>
+                <w:sz w:val="24"/>
+              </w:rPr>
+              <w:t>12.08.2026</w:t>
+            </w:r>
+          </w:p>
+        </w:tc>
+        <w:tc>
+          <w:tcPr>
+            <w:tcW w:type="dxa" w:w="5669"/>
+          </w:tcPr>
+          <w:p>
+            <w:pPr>
+              <w:spacing w:line="240" w:lineRule="auto" w:after="0"/>
+              <w:ind w:firstLine="0"/>
+              <w:jc w:val="left"/>
+            </w:pPr>
+            <w:r>
+              <w:rPr>
+                <w:rFonts w:ascii="Times New Roman" w:hAnsi="Times New Roman" w:cs="Times New Roman" w:eastAsia="Times New Roman"/>
+                <w:b w:val="0"/>
+                <w:i w:val="0"/>
+                <w:color w:val="000000"/>
+                <w:sz w:val="24"/>
+              </w:rPr>
+              <w:t>Показатель скорости обработки приведён к тому, что считает система: от подачи до принятия в работу; итог разделён на критерии и показатели</w:t>
+            </w:r>
+          </w:p>
+        </w:tc>
+        <w:tc>
+          <w:tcPr>
+            <w:tcW w:type="dxa" w:w="850"/>
+          </w:tcPr>
+          <w:p>
+            <w:pPr>
+              <w:spacing w:line="240" w:lineRule="auto" w:after="0"/>
+              <w:ind w:firstLine="0"/>
+              <w:jc w:val="left"/>
+            </w:pPr>
+          </w:p>
+        </w:tc>
+      </w:tr>
+      <w:tr>
+        <w:trPr>
+          <w:cantSplit w:val="true"/>
+        </w:trPr>
+        <w:tc>
+          <w:tcPr>
+            <w:tcW w:type="dxa" w:w="1134"/>
+          </w:tcPr>
+          <w:p>
+            <w:pPr>
+              <w:spacing w:line="240" w:lineRule="auto" w:after="0"/>
+              <w:ind w:firstLine="0"/>
+              <w:jc w:val="left"/>
+            </w:pPr>
+            <w:r>
+              <w:rPr>
+                <w:rFonts w:ascii="Times New Roman" w:hAnsi="Times New Roman" w:cs="Times New Roman" w:eastAsia="Times New Roman"/>
+                <w:b w:val="0"/>
+                <w:i w:val="0"/>
+                <w:color w:val="000000"/>
+                <w:sz w:val="24"/>
+              </w:rPr>
+              <w:t>1.6</w:t>
+            </w:r>
+          </w:p>
+        </w:tc>
+        <w:tc>
+          <w:tcPr>
+            <w:tcW w:type="dxa" w:w="1701"/>
+          </w:tcPr>
+          <w:p>
+            <w:pPr>
+              <w:spacing w:line="240" w:lineRule="auto" w:after="0"/>
+              <w:ind w:firstLine="0"/>
+              <w:jc w:val="left"/>
+            </w:pPr>
+            <w:r>
+              <w:rPr>
+                <w:rFonts w:ascii="Times New Roman" w:hAnsi="Times New Roman" w:cs="Times New Roman" w:eastAsia="Times New Roman"/>
+                <w:b w:val="0"/>
+                <w:i w:val="0"/>
+                <w:color w:val="000000"/>
+                <w:sz w:val="24"/>
+              </w:rPr>
+              <w:t>14.08.2026</w:t>
+            </w:r>
+          </w:p>
+        </w:tc>
+        <w:tc>
+          <w:tcPr>
+            <w:tcW w:type="dxa" w:w="5669"/>
+          </w:tcPr>
+          <w:p>
+            <w:pPr>
+              <w:spacing w:line="240" w:lineRule="auto" w:after="0"/>
+              <w:ind w:firstLine="0"/>
+              <w:jc w:val="left"/>
+            </w:pPr>
+            <w:r>
+              <w:rPr>
+                <w:rFonts w:ascii="Times New Roman" w:hAnsi="Times New Roman" w:cs="Times New Roman" w:eastAsia="Times New Roman"/>
+                <w:b w:val="0"/>
+                <w:i w:val="0"/>
+                <w:color w:val="000000"/>
+                <w:sz w:val="24"/>
+              </w:rPr>
+              <w:t>Лист условий использования сокращён и смягчён: оставлены принадлежность прав, запрет передачи третьим лицам и отсутствие лицензии; убраны срок действия ограничений, требования письменного согласия и подтверждения уничтожения копий</w:t>
+            </w:r>
+          </w:p>
+        </w:tc>
+        <w:tc>
+          <w:tcPr>
+            <w:tcW w:type="dxa" w:w="850"/>
+          </w:tcPr>
+          <w:p>
+            <w:pPr>
+              <w:spacing w:line="240" w:lineRule="auto" w:after="0"/>
+              <w:ind w:firstLine="0"/>
+              <w:jc w:val="left"/>
+            </w:pPr>
+          </w:p>
+        </w:tc>
+      </w:tr>
+      <w:tr>
+        <w:trPr>
+          <w:cantSplit w:val="true"/>
+        </w:trPr>
+        <w:tc>
+          <w:tcPr>
+            <w:tcW w:type="dxa" w:w="1134"/>
+          </w:tcPr>
+          <w:p>
+            <w:pPr>
+              <w:spacing w:line="240" w:lineRule="auto" w:after="0"/>
+              <w:ind w:firstLine="0"/>
+              <w:jc w:val="left"/>
+            </w:pPr>
+            <w:r>
+              <w:rPr>
+                <w:rFonts w:ascii="Times New Roman" w:hAnsi="Times New Roman" w:cs="Times New Roman" w:eastAsia="Times New Roman"/>
+                <w:b w:val="0"/>
+                <w:i w:val="0"/>
+                <w:color w:val="000000"/>
+                <w:sz w:val="24"/>
+              </w:rPr>
+              <w:t>1.7</w:t>
+            </w:r>
+          </w:p>
+        </w:tc>
+        <w:tc>
+          <w:tcPr>
+            <w:tcW w:type="dxa" w:w="1701"/>
+          </w:tcPr>
+          <w:p>
+            <w:pPr>
+              <w:spacing w:line="240" w:lineRule="auto" w:after="0"/>
+              <w:ind w:firstLine="0"/>
+              <w:jc w:val="left"/>
+            </w:pPr>
+            <w:r>
+              <w:rPr>
+                <w:rFonts w:ascii="Times New Roman" w:hAnsi="Times New Roman" w:cs="Times New Roman" w:eastAsia="Times New Roman"/>
+                <w:b w:val="0"/>
+                <w:i w:val="0"/>
+                <w:color w:val="000000"/>
+                <w:sz w:val="24"/>
+              </w:rPr>
+              <w:t>14.08.2026</w:t>
+            </w:r>
+          </w:p>
+        </w:tc>
+        <w:tc>
+          <w:tcPr>
+            <w:tcW w:type="dxa" w:w="5669"/>
+          </w:tcPr>
+          <w:p>
+            <w:pPr>
+              <w:spacing w:line="240" w:lineRule="auto" w:after="0"/>
+              <w:ind w:firstLine="0"/>
+              <w:jc w:val="left"/>
+            </w:pPr>
+            <w:r>
+              <w:rPr>
+                <w:rFonts w:ascii="Times New Roman" w:hAnsi="Times New Roman" w:cs="Times New Roman" w:eastAsia="Times New Roman"/>
+                <w:b w:val="0"/>
+                <w:i w:val="0"/>
+                <w:color w:val="000000"/>
+                <w:sz w:val="24"/>
+              </w:rPr>
+              <w:t>Свойства файла заполнены выходными данными документа: прежде в них стояли служебные значения средства сборки</w:t>
+            </w:r>
+          </w:p>
+        </w:tc>
+        <w:tc>
+          <w:tcPr>
+            <w:tcW w:type="dxa" w:w="850"/>
+          </w:tcPr>
+          <w:p>
+            <w:pPr>
+              <w:spacing w:line="240" w:lineRule="auto" w:after="0"/>
+              <w:ind w:firstLine="0"/>
+              <w:jc w:val="left"/>
+            </w:pPr>
+          </w:p>
+        </w:tc>
+      </w:tr>
+      <w:tr>
+        <w:trPr>
+          <w:cantSplit w:val="true"/>
+        </w:trPr>
+        <w:tc>
+          <w:tcPr>
+            <w:tcW w:type="dxa" w:w="1134"/>
+          </w:tcPr>
+          <w:p>
+            <w:pPr>
+              <w:spacing w:line="240" w:lineRule="auto" w:after="0"/>
+              <w:ind w:firstLine="0"/>
+              <w:jc w:val="left"/>
+            </w:pPr>
+            <w:r>
+              <w:rPr>
+                <w:rFonts w:ascii="Times New Roman" w:hAnsi="Times New Roman" w:cs="Times New Roman" w:eastAsia="Times New Roman"/>
+                <w:b w:val="0"/>
+                <w:i w:val="0"/>
+                <w:color w:val="000000"/>
+                <w:sz w:val="24"/>
+              </w:rPr>
+              <w:t>1.8</w:t>
+            </w:r>
+          </w:p>
+        </w:tc>
+        <w:tc>
+          <w:tcPr>
+            <w:tcW w:type="dxa" w:w="1701"/>
+          </w:tcPr>
+          <w:p>
+            <w:pPr>
+              <w:spacing w:line="240" w:lineRule="auto" w:after="0"/>
+              <w:ind w:firstLine="0"/>
+              <w:jc w:val="left"/>
+            </w:pPr>
+            <w:r>
+              <w:rPr>
+                <w:rFonts w:ascii="Times New Roman" w:hAnsi="Times New Roman" w:cs="Times New Roman" w:eastAsia="Times New Roman"/>
+                <w:b w:val="0"/>
+                <w:i w:val="0"/>
+                <w:color w:val="000000"/>
+                <w:sz w:val="24"/>
+              </w:rPr>
+              <w:t>20.08.2026</w:t>
+            </w:r>
+          </w:p>
+        </w:tc>
+        <w:tc>
+          <w:tcPr>
+            <w:tcW w:type="dxa" w:w="5669"/>
+          </w:tcPr>
+          <w:p>
+            <w:pPr>
+              <w:spacing w:line="240" w:lineRule="auto" w:after="0"/>
+              <w:ind w:firstLine="0"/>
+              <w:jc w:val="left"/>
+            </w:pPr>
+            <w:r>
+              <w:rPr>
+                <w:rFonts w:ascii="Times New Roman" w:hAnsi="Times New Roman" w:cs="Times New Roman" w:eastAsia="Times New Roman"/>
+                <w:b w:val="0"/>
+                <w:i w:val="0"/>
+                <w:color w:val="000000"/>
+                <w:sz w:val="24"/>
+              </w:rPr>
+              <w:t>Уточнён порядок снятия показателей работы системы: доля ошибок сервера считается по отбору «5xx», среднее время ответа берётся на вкладке аналитики, а медиана и перцентиль в шапке раздела относятся к последнему часу и для отчёта за период не годятся</w:t>
+            </w:r>
+          </w:p>
+        </w:tc>
+        <w:tc>
+          <w:tcPr>
+            <w:tcW w:type="dxa" w:w="850"/>
+          </w:tcPr>
+          <w:p>
+            <w:pPr>
+              <w:spacing w:line="240" w:lineRule="auto" w:after="0"/>
+              <w:ind w:firstLine="0"/>
+              <w:jc w:val="left"/>
+            </w:pPr>
+          </w:p>
+        </w:tc>
+      </w:tr>
+      <w:tr>
+        <w:trPr>
+          <w:cantSplit w:val="true"/>
+        </w:trPr>
+        <w:tc>
+          <w:tcPr>
+            <w:tcW w:type="dxa" w:w="1134"/>
+          </w:tcPr>
+          <w:p>
+            <w:pPr>
+              <w:spacing w:line="240" w:lineRule="auto" w:after="0"/>
+              <w:ind w:firstLine="0"/>
+              <w:jc w:val="left"/>
+            </w:pPr>
+            <w:r>
+              <w:rPr>
+                <w:rFonts w:ascii="Times New Roman" w:hAnsi="Times New Roman" w:cs="Times New Roman" w:eastAsia="Times New Roman"/>
+                <w:b w:val="0"/>
+                <w:i w:val="0"/>
+                <w:color w:val="000000"/>
+                <w:sz w:val="24"/>
+              </w:rPr>
+              <w:t>1.9</w:t>
+            </w:r>
+          </w:p>
+        </w:tc>
+        <w:tc>
+          <w:tcPr>
+            <w:tcW w:type="dxa" w:w="1701"/>
+          </w:tcPr>
+          <w:p>
+            <w:pPr>
+              <w:spacing w:line="240" w:lineRule="auto" w:after="0"/>
+              <w:ind w:firstLine="0"/>
+              <w:jc w:val="left"/>
+            </w:pPr>
+            <w:r>
+              <w:rPr>
+                <w:rFonts w:ascii="Times New Roman" w:hAnsi="Times New Roman" w:cs="Times New Roman" w:eastAsia="Times New Roman"/>
+                <w:b w:val="0"/>
+                <w:i w:val="0"/>
+                <w:color w:val="000000"/>
+                <w:sz w:val="24"/>
+              </w:rPr>
+              <w:t>14.10.2026</w:t>
+            </w:r>
+          </w:p>
+        </w:tc>
+        <w:tc>
+          <w:tcPr>
+            <w:tcW w:type="dxa" w:w="5669"/>
+          </w:tcPr>
+          <w:p>
+            <w:pPr>
+              <w:spacing w:line="240" w:lineRule="auto" w:after="0"/>
+              <w:ind w:firstLine="0"/>
+              <w:jc w:val="left"/>
+            </w:pPr>
+            <w:r>
+              <w:rPr>
+                <w:rFonts w:ascii="Times New Roman" w:hAnsi="Times New Roman" w:cs="Times New Roman" w:eastAsia="Times New Roman"/>
+                <w:b w:val="0"/>
+                <w:i w:val="0"/>
+                <w:color w:val="000000"/>
+                <w:sz w:val="24"/>
+              </w:rPr>
+              <w:t>Уточнены текущие сроки и права, пересылка, ручные записи и учёт незакрытых проходов; устранены устаревшие инструкции и добавлены сценарии актуального выпуска.</w:t>
+            </w:r>
+          </w:p>
+        </w:tc>
+        <w:tc>
+          <w:tcPr>
+            <w:tcW w:type="dxa" w:w="850"/>
+          </w:tcPr>
+          <w:p>
+            <w:pPr>
+              <w:spacing w:line="240" w:lineRule="auto" w:after="0"/>
+              <w:ind w:firstLine="0"/>
+              <w:jc w:val="left"/>
+            </w:pPr>
+          </w:p>
+        </w:tc>
+      </w:tr>
+    </w:tbl>
+    <w:p>
+      <w:pPr>
+        <w:spacing w:after="0" w:line="240" w:lineRule="auto"/>
+        <w:ind w:firstLine="0"/>
+      </w:pPr>
+      <w:r>
+        <w:rPr>
+          <w:rFonts w:ascii="Times New Roman" w:hAnsi="Times New Roman" w:cs="Times New Roman" w:eastAsia="Times New Roman"/>
+          <w:b w:val="0"/>
+          <w:i w:val="0"/>
+          <w:color w:val="000000"/>
+          <w:sz w:val="12"/>
+        </w:rPr>
+      </w:r>
+    </w:p>
+    <w:p>
+      <w:r>
+        <w:br w:type="page"/>
+      </w:r>
+    </w:p>
+    <w:p>
+      <w:pPr>
+        <w:keepNext/>
+        <w:spacing w:line="240" w:lineRule="auto" w:before="160" w:after="80"/>
+        <w:ind w:firstLine="0"/>
+        <w:jc w:val="left"/>
+      </w:pPr>
+      <w:r>
+        <w:rPr>
+          <w:rFonts w:ascii="Times New Roman" w:hAnsi="Times New Roman" w:cs="Times New Roman" w:eastAsia="Times New Roman"/>
+          <w:b w:val="0"/>
+          <w:i/>
+          <w:color w:val="000000"/>
+          <w:sz w:val="24"/>
+        </w:rPr>
+        <w:t>Окончание таблицы И.1</w:t>
+      </w:r>
+    </w:p>
+    <w:tbl>
+      <w:tblPr>
+        <w:tblStyle w:val="TableGrid"/>
+        <w:tblW w:type="auto" w:w="0"/>
+        <w:jc w:val="center"/>
+        <w:tblLayout w:type="fixed"/>
+        <w:tblLook w:firstColumn="1" w:firstRow="1" w:lastColumn="0" w:lastRow="0" w:noHBand="0" w:noVBand="1" w:val="04A0"/>
+        <w:tblLayout w:type="fixed"/>
+      </w:tblPr>
+      <w:tblGrid>
+        <w:gridCol w:w="1134"/>
+        <w:gridCol w:w="1701"/>
+        <w:gridCol w:w="5670"/>
+        <w:gridCol w:w="850"/>
+      </w:tblGrid>
+      <w:tr>
+        <w:trPr>
+          <w:tblHeader w:val="true"/>
+          <w:cantSplit w:val="true"/>
+        </w:trPr>
+        <w:tc>
+          <w:tcPr>
+            <w:tcW w:type="dxa" w:w="1134"/>
+            <w:shd w:val="clear" w:fill="E8E8E8"/>
+          </w:tcPr>
+          <w:p>
+            <w:pPr>
+              <w:keepNext/>
+              <w:spacing w:line="240" w:lineRule="auto" w:after="0"/>
+              <w:ind w:firstLine="0"/>
+              <w:jc w:val="left"/>
+            </w:pPr>
+            <w:r>
+              <w:rPr>
+                <w:rFonts w:ascii="Times New Roman" w:hAnsi="Times New Roman" w:cs="Times New Roman" w:eastAsia="Times New Roman"/>
+                <w:b/>
+                <w:i w:val="0"/>
+                <w:color w:val="000000"/>
+                <w:sz w:val="24"/>
+              </w:rPr>
+              <w:t>Версия</w:t>
+            </w:r>
+          </w:p>
+        </w:tc>
+        <w:tc>
+          <w:tcPr>
+            <w:tcW w:type="dxa" w:w="1701"/>
+            <w:shd w:val="clear" w:fill="E8E8E8"/>
+          </w:tcPr>
+          <w:p>
+            <w:pPr>
+              <w:keepNext/>
+              <w:spacing w:line="240" w:lineRule="auto" w:after="0"/>
+              <w:ind w:firstLine="0"/>
+              <w:jc w:val="left"/>
+            </w:pPr>
+            <w:r>
+              <w:rPr>
+                <w:rFonts w:ascii="Times New Roman" w:hAnsi="Times New Roman" w:cs="Times New Roman" w:eastAsia="Times New Roman"/>
+                <w:b/>
+                <w:i w:val="0"/>
+                <w:color w:val="000000"/>
+                <w:sz w:val="24"/>
+              </w:rPr>
+              <w:t>Дата</w:t>
+            </w:r>
+          </w:p>
+        </w:tc>
+        <w:tc>
+          <w:tcPr>
+            <w:tcW w:type="dxa" w:w="5669"/>
+            <w:shd w:val="clear" w:fill="E8E8E8"/>
+          </w:tcPr>
+          <w:p>
+            <w:pPr>
+              <w:keepNext/>
+              <w:spacing w:line="240" w:lineRule="auto" w:after="0"/>
+              <w:ind w:firstLine="0"/>
+              <w:jc w:val="left"/>
+            </w:pPr>
+            <w:r>
+              <w:rPr>
+                <w:rFonts w:ascii="Times New Roman" w:hAnsi="Times New Roman" w:cs="Times New Roman" w:eastAsia="Times New Roman"/>
+                <w:b/>
+                <w:i w:val="0"/>
+                <w:color w:val="000000"/>
+                <w:sz w:val="24"/>
+              </w:rPr>
+              <w:t>Содержание изменения</w:t>
+            </w:r>
+          </w:p>
+        </w:tc>
+        <w:tc>
+          <w:tcPr>
+            <w:tcW w:type="dxa" w:w="850"/>
+            <w:shd w:val="clear" w:fill="E8E8E8"/>
+          </w:tcPr>
+          <w:p>
+            <w:pPr>
+              <w:keepNext/>
+              <w:spacing w:line="240" w:lineRule="auto" w:after="0"/>
+              <w:ind w:firstLine="0"/>
+              <w:jc w:val="left"/>
+            </w:pPr>
+            <w:r>
+              <w:rPr>
+                <w:rFonts w:ascii="Times New Roman" w:hAnsi="Times New Roman" w:cs="Times New Roman" w:eastAsia="Times New Roman"/>
+                <w:b/>
+                <w:i w:val="0"/>
+                <w:color w:val="000000"/>
+                <w:sz w:val="24"/>
+              </w:rPr>
+              <w:t>Внёс</w:t>
+            </w:r>
+          </w:p>
+        </w:tc>
+      </w:tr>
+      <w:tr>
+        <w:trPr>
+          <w:cantSplit w:val="true"/>
+          <w:trHeight w:val="680" w:hRule="atLeast"/>
+        </w:trPr>
+        <w:tc>
+          <w:tcPr>
+            <w:tcW w:type="dxa" w:w="1134"/>
+          </w:tcPr>
+          <w:p>
+            <w:pPr>
+              <w:keepNext/>
+              <w:spacing w:line="240" w:lineRule="auto" w:after="0"/>
+              <w:ind w:firstLine="0"/>
+              <w:jc w:val="left"/>
+            </w:pPr>
+          </w:p>
+        </w:tc>
+        <w:tc>
+          <w:tcPr>
+            <w:tcW w:type="dxa" w:w="1701"/>
+          </w:tcPr>
+          <w:p>
+            <w:pPr>
+              <w:keepNext/>
+              <w:spacing w:line="240" w:lineRule="auto" w:after="0"/>
+              <w:ind w:firstLine="0"/>
+              <w:jc w:val="left"/>
+            </w:pPr>
+          </w:p>
+        </w:tc>
+        <w:tc>
+          <w:tcPr>
+            <w:tcW w:type="dxa" w:w="5669"/>
+          </w:tcPr>
+          <w:p>
+            <w:pPr>
+              <w:keepNext/>
+              <w:spacing w:line="240" w:lineRule="auto" w:after="0"/>
+              <w:ind w:firstLine="0"/>
+              <w:jc w:val="left"/>
+            </w:pPr>
+          </w:p>
+        </w:tc>
+        <w:tc>
+          <w:tcPr>
+            <w:tcW w:type="dxa" w:w="850"/>
+          </w:tcPr>
+          <w:p>
+            <w:pPr>
+              <w:keepNext/>
+              <w:spacing w:line="240" w:lineRule="auto" w:after="0"/>
+              <w:ind w:firstLine="0"/>
+              <w:jc w:val="left"/>
+            </w:pPr>
+          </w:p>
+        </w:tc>
+      </w:tr>
+      <w:tr>
+        <w:trPr>
+          <w:cantSplit w:val="true"/>
+          <w:trHeight w:val="680" w:hRule="atLeast"/>
+        </w:trPr>
+        <w:tc>
+          <w:tcPr>
+            <w:tcW w:type="dxa" w:w="1134"/>
+          </w:tcPr>
+          <w:p>
+            <w:pPr>
+              <w:keepNext/>
+              <w:spacing w:line="240" w:lineRule="auto" w:after="0"/>
+              <w:ind w:firstLine="0"/>
+              <w:jc w:val="left"/>
+            </w:pPr>
+          </w:p>
+        </w:tc>
+        <w:tc>
+          <w:tcPr>
+            <w:tcW w:type="dxa" w:w="1701"/>
+          </w:tcPr>
+          <w:p>
+            <w:pPr>
+              <w:keepNext/>
+              <w:spacing w:line="240" w:lineRule="auto" w:after="0"/>
+              <w:ind w:firstLine="0"/>
+              <w:jc w:val="left"/>
+            </w:pPr>
+          </w:p>
+        </w:tc>
+        <w:tc>
+          <w:tcPr>
+            <w:tcW w:type="dxa" w:w="5669"/>
+          </w:tcPr>
+          <w:p>
+            <w:pPr>
+              <w:keepNext/>
+              <w:spacing w:line="240" w:lineRule="auto" w:after="0"/>
+              <w:ind w:firstLine="0"/>
+              <w:jc w:val="left"/>
+            </w:pPr>
+          </w:p>
+        </w:tc>
+        <w:tc>
+          <w:tcPr>
+            <w:tcW w:type="dxa" w:w="850"/>
+          </w:tcPr>
+          <w:p>
+            <w:pPr>
+              <w:keepNext/>
+              <w:spacing w:line="240" w:lineRule="auto" w:after="0"/>
+              <w:ind w:firstLine="0"/>
+              <w:jc w:val="left"/>
+            </w:pPr>
+          </w:p>
+        </w:tc>
+      </w:tr>
+      <w:tr>
+        <w:trPr>
+          <w:cantSplit w:val="true"/>
+          <w:trHeight w:val="680" w:hRule="atLeast"/>
+        </w:trPr>
+        <w:tc>
+          <w:tcPr>
+            <w:tcW w:type="dxa" w:w="1134"/>
+          </w:tcPr>
+          <w:p>
+            <w:pPr>
+              <w:keepNext/>
+              <w:spacing w:line="240" w:lineRule="auto" w:after="0"/>
+              <w:ind w:firstLine="0"/>
+              <w:jc w:val="left"/>
+            </w:pPr>
+          </w:p>
+        </w:tc>
+        <w:tc>
+          <w:tcPr>
+            <w:tcW w:type="dxa" w:w="1701"/>
+          </w:tcPr>
+          <w:p>
+            <w:pPr>
+              <w:keepNext/>
+              <w:spacing w:line="240" w:lineRule="auto" w:after="0"/>
+              <w:ind w:firstLine="0"/>
+              <w:jc w:val="left"/>
+            </w:pPr>
+          </w:p>
+        </w:tc>
+        <w:tc>
+          <w:tcPr>
+            <w:tcW w:type="dxa" w:w="5669"/>
+          </w:tcPr>
+          <w:p>
+            <w:pPr>
+              <w:keepNext/>
+              <w:spacing w:line="240" w:lineRule="auto" w:after="0"/>
+              <w:ind w:firstLine="0"/>
+              <w:jc w:val="left"/>
+            </w:pPr>
+          </w:p>
+        </w:tc>
+        <w:tc>
+          <w:tcPr>
+            <w:tcW w:type="dxa" w:w="850"/>
+          </w:tcPr>
+          <w:p>
+            <w:pPr>
+              <w:keepNext/>
+              <w:spacing w:line="240" w:lineRule="auto" w:after="0"/>
+              <w:ind w:firstLine="0"/>
+              <w:jc w:val="left"/>
+            </w:pPr>
+          </w:p>
+        </w:tc>
+      </w:tr>
+      <w:tr>
+        <w:trPr>
+          <w:cantSplit w:val="true"/>
+          <w:trHeight w:val="680" w:hRule="atLeast"/>
+        </w:trPr>
+        <w:tc>
+          <w:tcPr>
+            <w:tcW w:type="dxa" w:w="1134"/>
+          </w:tcPr>
+          <w:p>
+            <w:pPr>
+              <w:keepNext/>
+              <w:spacing w:line="240" w:lineRule="auto" w:after="0"/>
+              <w:ind w:firstLine="0"/>
+              <w:jc w:val="left"/>
+            </w:pPr>
+          </w:p>
+        </w:tc>
+        <w:tc>
+          <w:tcPr>
+            <w:tcW w:type="dxa" w:w="1701"/>
+          </w:tcPr>
+          <w:p>
+            <w:pPr>
+              <w:keepNext/>
+              <w:spacing w:line="240" w:lineRule="auto" w:after="0"/>
+              <w:ind w:firstLine="0"/>
+              <w:jc w:val="left"/>
+            </w:pPr>
+          </w:p>
+        </w:tc>
+        <w:tc>
+          <w:tcPr>
+            <w:tcW w:type="dxa" w:w="5669"/>
+          </w:tcPr>
+          <w:p>
+            <w:pPr>
+              <w:keepNext/>
+              <w:spacing w:line="240" w:lineRule="auto" w:after="0"/>
+              <w:ind w:firstLine="0"/>
+              <w:jc w:val="left"/>
+            </w:pPr>
+          </w:p>
+        </w:tc>
+        <w:tc>
+          <w:tcPr>
+            <w:tcW w:type="dxa" w:w="850"/>
+          </w:tcPr>
+          <w:p>
+            <w:pPr>
+              <w:keepNext/>
+              <w:spacing w:line="240" w:lineRule="auto" w:after="0"/>
+              <w:ind w:firstLine="0"/>
+              <w:jc w:val="left"/>
+            </w:pPr>
+          </w:p>
+        </w:tc>
+      </w:tr>
+      <w:tr>
+        <w:trPr>
+          <w:cantSplit w:val="true"/>
+          <w:trHeight w:val="680" w:hRule="atLeast"/>
+        </w:trPr>
+        <w:tc>
+          <w:tcPr>
+            <w:tcW w:type="dxa" w:w="1134"/>
+          </w:tcPr>
+          <w:p>
+            <w:pPr>
+              <w:keepNext/>
+              <w:spacing w:line="240" w:lineRule="auto" w:after="0"/>
+              <w:ind w:firstLine="0"/>
+              <w:jc w:val="left"/>
+            </w:pPr>
+          </w:p>
+        </w:tc>
+        <w:tc>
+          <w:tcPr>
+            <w:tcW w:type="dxa" w:w="1701"/>
+          </w:tcPr>
+          <w:p>
+            <w:pPr>
+              <w:keepNext/>
+              <w:spacing w:line="240" w:lineRule="auto" w:after="0"/>
+              <w:ind w:firstLine="0"/>
+              <w:jc w:val="left"/>
+            </w:pPr>
+          </w:p>
+        </w:tc>
+        <w:tc>
+          <w:tcPr>
+            <w:tcW w:type="dxa" w:w="5669"/>
+          </w:tcPr>
+          <w:p>
+            <w:pPr>
+              <w:keepNext/>
+              <w:spacing w:line="240" w:lineRule="auto" w:after="0"/>
+              <w:ind w:firstLine="0"/>
+              <w:jc w:val="left"/>
+            </w:pPr>
+          </w:p>
+        </w:tc>
+        <w:tc>
+          <w:tcPr>
+            <w:tcW w:type="dxa" w:w="850"/>
+          </w:tcPr>
+          <w:p>
+            <w:pPr>
+              <w:keepNext/>
+              <w:spacing w:line="240" w:lineRule="auto" w:after="0"/>
+              <w:ind w:firstLine="0"/>
+              <w:jc w:val="left"/>
+            </w:pPr>
+          </w:p>
+        </w:tc>
+      </w:tr>
+      <w:tr>
+        <w:trPr>
+          <w:cantSplit w:val="true"/>
+          <w:trHeight w:val="680" w:hRule="atLeast"/>
+        </w:trPr>
+        <w:tc>
+          <w:tcPr>
+            <w:tcW w:type="dxa" w:w="1134"/>
+          </w:tcPr>
+          <w:p>
+            <w:pPr>
+              <w:spacing w:line="240" w:lineRule="auto" w:after="0"/>
+              <w:ind w:firstLine="0"/>
+              <w:jc w:val="left"/>
+            </w:pPr>
+          </w:p>
+        </w:tc>
+        <w:tc>
+          <w:tcPr>
+            <w:tcW w:type="dxa" w:w="1701"/>
+          </w:tcPr>
+          <w:p>
+            <w:pPr>
+              <w:spacing w:line="240" w:lineRule="auto" w:after="0"/>
+              <w:ind w:firstLine="0"/>
+              <w:jc w:val="left"/>
+            </w:pPr>
+          </w:p>
+        </w:tc>
+        <w:tc>
+          <w:tcPr>
+            <w:tcW w:type="dxa" w:w="5669"/>
+          </w:tcPr>
+          <w:p>
+            <w:pPr>
+              <w:spacing w:line="240" w:lineRule="auto" w:after="0"/>
+              <w:ind w:firstLine="0"/>
+              <w:jc w:val="left"/>
+            </w:pPr>
+          </w:p>
+        </w:tc>
+        <w:tc>
+          <w:tcPr>
+            <w:tcW w:type="dxa" w:w="850"/>
+          </w:tcPr>
+          <w:p>
+            <w:pPr>
+              <w:spacing w:line="240" w:lineRule="auto" w:after="0"/>
+              <w:ind w:firstLine="0"/>
+              <w:jc w:val="left"/>
+            </w:pPr>
+          </w:p>
+        </w:tc>
+      </w:tr>
+    </w:tbl>
+    <w:p>
+      <w:pPr>
+        <w:spacing w:after="0" w:line="240" w:lineRule="auto"/>
+        <w:ind w:firstLine="0"/>
+      </w:pPr>
+      <w:r>
+        <w:rPr>
+          <w:rFonts w:ascii="Times New Roman" w:hAnsi="Times New Roman" w:cs="Times New Roman" w:eastAsia="Times New Roman"/>
+          <w:b w:val="0"/>
+          <w:i w:val="0"/>
+          <w:color w:val="000000"/>
+          <w:sz w:val="12"/>
+        </w:rPr>
       </w:r>
     </w:p>
     <w:sectPr>

--- a/Документация/Критерии завершения пилотного периода/Критерии завершения пилотного периода.docx
+++ b/Документация/Критерии завершения пилотного периода/Критерии завершения пилотного периода.docx
@@ -157,7 +157,7 @@
           <w:color w:val="000000"/>
           <w:sz w:val="26"/>
         </w:rPr>
-        <w:t>Версия документа: 1.9</w:t>
+        <w:t>Версия документа: 1.10</w:t>
       </w:r>
     </w:p>
     <w:p>
@@ -173,7 +173,7 @@
           <w:color w:val="000000"/>
           <w:sz w:val="26"/>
         </w:rPr>
-        <w:t>Дата: 14.10.2026</w:t>
+        <w:t>Дата: 21.10.2026</w:t>
       </w:r>
     </w:p>
     <w:p>
@@ -652,7 +652,7 @@
           <w:sz w:val="26"/>
         </w:rPr>
         <w:tab/>
-        <w:t>7</w:t>
+        <w:t>9</w:t>
       </w:r>
     </w:p>
     <w:p>
@@ -683,7 +683,7 @@
           <w:sz w:val="26"/>
         </w:rPr>
         <w:tab/>
-        <w:t>7</w:t>
+        <w:t>9</w:t>
       </w:r>
     </w:p>
     <w:p>
@@ -714,7 +714,7 @@
           <w:sz w:val="26"/>
         </w:rPr>
         <w:tab/>
-        <w:t>8</w:t>
+        <w:t>9</w:t>
       </w:r>
     </w:p>
     <w:p>
@@ -745,7 +745,7 @@
           <w:sz w:val="26"/>
         </w:rPr>
         <w:tab/>
-        <w:t>9</w:t>
+        <w:t>10</w:t>
       </w:r>
     </w:p>
     <w:p>
@@ -776,7 +776,7 @@
           <w:sz w:val="26"/>
         </w:rPr>
         <w:tab/>
-        <w:t>10</w:t>
+        <w:t>12</w:t>
       </w:r>
     </w:p>
     <w:p>
@@ -807,7 +807,7 @@
           <w:sz w:val="26"/>
         </w:rPr>
         <w:tab/>
-        <w:t>11</w:t>
+        <w:t>12</w:t>
       </w:r>
     </w:p>
     <w:p>
@@ -838,7 +838,7 @@
           <w:sz w:val="26"/>
         </w:rPr>
         <w:tab/>
-        <w:t>11</w:t>
+        <w:t>12</w:t>
       </w:r>
     </w:p>
     <w:p>
@@ -869,7 +869,7 @@
           <w:sz w:val="26"/>
         </w:rPr>
         <w:tab/>
-        <w:t>12</w:t>
+        <w:t>13</w:t>
       </w:r>
     </w:p>
     <w:p>
@@ -3757,6 +3757,24 @@
         <w:t>Проверить на синтетических данных, с положительным и отрицательным случаем доступа:</w:t>
       </w:r>
     </w:p>
+    <w:p>
+      <w:pPr>
+        <w:keepNext/>
+        <w:spacing w:line="240" w:lineRule="auto" w:before="160" w:after="80"/>
+        <w:ind w:firstLine="0"/>
+        <w:jc w:val="left"/>
+      </w:pPr>
+      <w:r>
+        <w:rPr>
+          <w:rFonts w:ascii="Times New Roman" w:hAnsi="Times New Roman" w:cs="Times New Roman" w:eastAsia="Times New Roman"/>
+          <w:b w:val="0"/>
+          <w:i/>
+          <w:color w:val="000000"/>
+          <w:sz w:val="24"/>
+        </w:rPr>
+        <w:t>Таблица 3.6 — Дополнительные сценарии с распределением по ролям</w:t>
+      </w:r>
+    </w:p>
     <w:tbl>
       <w:tblPr>
         <w:tblStyle w:val="TableGrid"/>
@@ -3767,8 +3785,9 @@
         <w:tblLayout w:type="fixed"/>
       </w:tblPr>
       <w:tblGrid>
-        <w:gridCol w:w="2485"/>
-        <w:gridCol w:w="6870"/>
+        <w:gridCol w:w="2552"/>
+        <w:gridCol w:w="2835"/>
+        <w:gridCol w:w="3969"/>
       </w:tblGrid>
       <w:tr>
         <w:trPr>
@@ -3777,7 +3796,7 @@
         </w:trPr>
         <w:tc>
           <w:tcPr>
-            <w:tcW w:type="dxa" w:w="2485"/>
+            <w:tcW w:type="dxa" w:w="2551"/>
             <w:shd w:val="clear" w:fill="E8E8E8"/>
           </w:tcPr>
           <w:p>
@@ -3801,7 +3820,31 @@
         </w:tc>
         <w:tc>
           <w:tcPr>
-            <w:tcW w:type="dxa" w:w="6869"/>
+            <w:tcW w:type="dxa" w:w="2835"/>
+            <w:shd w:val="clear" w:fill="E8E8E8"/>
+          </w:tcPr>
+          <w:p>
+            <w:pPr>
+              <w:keepNext/>
+              <w:spacing w:line="240" w:lineRule="auto" w:after="0"/>
+              <w:ind w:firstLine="0"/>
+              <w:jc w:val="left"/>
+            </w:pPr>
+            <w:r>
+              <w:rPr>
+                <w:rFonts w:ascii="Times New Roman" w:hAnsi="Times New Roman" w:cs="Times New Roman" w:eastAsia="Times New Roman"/>
+                <w:b/>
+                <w:i w:val="0"/>
+                <w:color w:val="000000"/>
+                <w:sz w:val="24"/>
+              </w:rPr>
+              <w:t>Кто выполняет</w:t>
+            </w:r>
+          </w:p>
+        </w:tc>
+        <w:tc>
+          <w:tcPr>
+            <w:tcW w:type="dxa" w:w="3969"/>
             <w:shd w:val="clear" w:fill="E8E8E8"/>
           </w:tcPr>
           <w:p>
@@ -3830,7 +3873,7 @@
         </w:trPr>
         <w:tc>
           <w:tcPr>
-            <w:tcW w:type="dxa" w:w="2485"/>
+            <w:tcW w:type="dxa" w:w="2551"/>
           </w:tcPr>
           <w:p>
             <w:pPr>
@@ -3852,7 +3895,29 @@
         </w:tc>
         <w:tc>
           <w:tcPr>
-            <w:tcW w:type="dxa" w:w="6869"/>
+            <w:tcW w:type="dxa" w:w="2835"/>
+          </w:tcPr>
+          <w:p>
+            <w:pPr>
+              <w:spacing w:line="240" w:lineRule="auto" w:after="0"/>
+              <w:ind w:firstLine="0"/>
+              <w:jc w:val="left"/>
+            </w:pPr>
+            <w:r>
+              <w:rPr>
+                <w:rFonts w:ascii="Times New Roman" w:hAnsi="Times New Roman" w:cs="Times New Roman" w:eastAsia="Times New Roman"/>
+                <w:b w:val="0"/>
+                <w:i w:val="0"/>
+                <w:color w:val="000000"/>
+                <w:sz w:val="24"/>
+              </w:rPr>
+              <w:t>Заявитель / согласующий / принимающий с доступом к пересылке</w:t>
+            </w:r>
+          </w:p>
+        </w:tc>
+        <w:tc>
+          <w:tcPr>
+            <w:tcW w:type="dxa" w:w="3969"/>
           </w:tcPr>
           <w:p>
             <w:pPr>
@@ -3879,7 +3944,7 @@
         </w:trPr>
         <w:tc>
           <w:tcPr>
-            <w:tcW w:type="dxa" w:w="2485"/>
+            <w:tcW w:type="dxa" w:w="2551"/>
           </w:tcPr>
           <w:p>
             <w:pPr>
@@ -3901,7 +3966,29 @@
         </w:tc>
         <w:tc>
           <w:tcPr>
-            <w:tcW w:type="dxa" w:w="6869"/>
+            <w:tcW w:type="dxa" w:w="2835"/>
+          </w:tcPr>
+          <w:p>
+            <w:pPr>
+              <w:spacing w:line="240" w:lineRule="auto" w:after="0"/>
+              <w:ind w:firstLine="0"/>
+              <w:jc w:val="left"/>
+            </w:pPr>
+            <w:r>
+              <w:rPr>
+                <w:rFonts w:ascii="Times New Roman" w:hAnsi="Times New Roman" w:cs="Times New Roman" w:eastAsia="Times New Roman"/>
+                <w:b w:val="0"/>
+                <w:i w:val="0"/>
+                <w:color w:val="000000"/>
+                <w:sz w:val="24"/>
+              </w:rPr>
+              <w:t>Участник с доступом к пересылке</w:t>
+            </w:r>
+          </w:p>
+        </w:tc>
+        <w:tc>
+          <w:tcPr>
+            <w:tcW w:type="dxa" w:w="3969"/>
           </w:tcPr>
           <w:p>
             <w:pPr>
@@ -3928,7 +4015,7 @@
         </w:trPr>
         <w:tc>
           <w:tcPr>
-            <w:tcW w:type="dxa" w:w="2485"/>
+            <w:tcW w:type="dxa" w:w="2551"/>
           </w:tcPr>
           <w:p>
             <w:pPr>
@@ -3950,7 +4037,29 @@
         </w:tc>
         <w:tc>
           <w:tcPr>
-            <w:tcW w:type="dxa" w:w="6869"/>
+            <w:tcW w:type="dxa" w:w="2835"/>
+          </w:tcPr>
+          <w:p>
+            <w:pPr>
+              <w:spacing w:line="240" w:lineRule="auto" w:after="0"/>
+              <w:ind w:firstLine="0"/>
+              <w:jc w:val="left"/>
+            </w:pPr>
+            <w:r>
+              <w:rPr>
+                <w:rFonts w:ascii="Times New Roman" w:hAnsi="Times New Roman" w:cs="Times New Roman" w:eastAsia="Times New Roman"/>
+                <w:b w:val="0"/>
+                <w:i w:val="0"/>
+                <w:color w:val="000000"/>
+                <w:sz w:val="24"/>
+              </w:rPr>
+              <w:t>Принимающий / администратор с полномочием</w:t>
+            </w:r>
+          </w:p>
+        </w:tc>
+        <w:tc>
+          <w:tcPr>
+            <w:tcW w:type="dxa" w:w="3969"/>
           </w:tcPr>
           <w:p>
             <w:pPr>
@@ -3977,7 +4086,7 @@
         </w:trPr>
         <w:tc>
           <w:tcPr>
-            <w:tcW w:type="dxa" w:w="2485"/>
+            <w:tcW w:type="dxa" w:w="2551"/>
           </w:tcPr>
           <w:p>
             <w:pPr>
@@ -3999,7 +4108,29 @@
         </w:tc>
         <w:tc>
           <w:tcPr>
-            <w:tcW w:type="dxa" w:w="6869"/>
+            <w:tcW w:type="dxa" w:w="2835"/>
+          </w:tcPr>
+          <w:p>
+            <w:pPr>
+              <w:spacing w:line="240" w:lineRule="auto" w:after="0"/>
+              <w:ind w:firstLine="0"/>
+              <w:jc w:val="left"/>
+            </w:pPr>
+            <w:r>
+              <w:rPr>
+                <w:rFonts w:ascii="Times New Roman" w:hAnsi="Times New Roman" w:cs="Times New Roman" w:eastAsia="Times New Roman"/>
+                <w:b w:val="0"/>
+                <w:i w:val="0"/>
+                <w:color w:val="000000"/>
+                <w:sz w:val="24"/>
+              </w:rPr>
+              <w:t>Принимающий / администратор с полномочием</w:t>
+            </w:r>
+          </w:p>
+        </w:tc>
+        <w:tc>
+          <w:tcPr>
+            <w:tcW w:type="dxa" w:w="3969"/>
           </w:tcPr>
           <w:p>
             <w:pPr>
@@ -4026,7 +4157,7 @@
         </w:trPr>
         <w:tc>
           <w:tcPr>
-            <w:tcW w:type="dxa" w:w="2485"/>
+            <w:tcW w:type="dxa" w:w="2551"/>
           </w:tcPr>
           <w:p>
             <w:pPr>
@@ -4048,7 +4179,29 @@
         </w:tc>
         <w:tc>
           <w:tcPr>
-            <w:tcW w:type="dxa" w:w="6869"/>
+            <w:tcW w:type="dxa" w:w="2835"/>
+          </w:tcPr>
+          <w:p>
+            <w:pPr>
+              <w:spacing w:line="240" w:lineRule="auto" w:after="0"/>
+              <w:ind w:firstLine="0"/>
+              <w:jc w:val="left"/>
+            </w:pPr>
+            <w:r>
+              <w:rPr>
+                <w:rFonts w:ascii="Times New Roman" w:hAnsi="Times New Roman" w:cs="Times New Roman" w:eastAsia="Times New Roman"/>
+                <w:b w:val="0"/>
+                <w:i w:val="0"/>
+                <w:color w:val="000000"/>
+                <w:sz w:val="24"/>
+              </w:rPr>
+              <w:t>Принимающий / администратор с полномочием</w:t>
+            </w:r>
+          </w:p>
+        </w:tc>
+        <w:tc>
+          <w:tcPr>
+            <w:tcW w:type="dxa" w:w="3969"/>
           </w:tcPr>
           <w:p>
             <w:pPr>
@@ -4075,7 +4228,7 @@
         </w:trPr>
         <w:tc>
           <w:tcPr>
-            <w:tcW w:type="dxa" w:w="2485"/>
+            <w:tcW w:type="dxa" w:w="2551"/>
           </w:tcPr>
           <w:p>
             <w:pPr>
@@ -4097,7 +4250,29 @@
         </w:tc>
         <w:tc>
           <w:tcPr>
-            <w:tcW w:type="dxa" w:w="6869"/>
+            <w:tcW w:type="dxa" w:w="2835"/>
+          </w:tcPr>
+          <w:p>
+            <w:pPr>
+              <w:spacing w:line="240" w:lineRule="auto" w:after="0"/>
+              <w:ind w:firstLine="0"/>
+              <w:jc w:val="left"/>
+            </w:pPr>
+            <w:r>
+              <w:rPr>
+                <w:rFonts w:ascii="Times New Roman" w:hAnsi="Times New Roman" w:cs="Times New Roman" w:eastAsia="Times New Roman"/>
+                <w:b w:val="0"/>
+                <w:i w:val="0"/>
+                <w:color w:val="000000"/>
+                <w:sz w:val="24"/>
+              </w:rPr>
+              <w:t>Принимающий</w:t>
+            </w:r>
+          </w:p>
+        </w:tc>
+        <w:tc>
+          <w:tcPr>
+            <w:tcW w:type="dxa" w:w="3969"/>
           </w:tcPr>
           <w:p>
             <w:pPr>
@@ -4124,7 +4299,7 @@
         </w:trPr>
         <w:tc>
           <w:tcPr>
-            <w:tcW w:type="dxa" w:w="2485"/>
+            <w:tcW w:type="dxa" w:w="2551"/>
           </w:tcPr>
           <w:p>
             <w:pPr>
@@ -4146,7 +4321,29 @@
         </w:tc>
         <w:tc>
           <w:tcPr>
-            <w:tcW w:type="dxa" w:w="6869"/>
+            <w:tcW w:type="dxa" w:w="2835"/>
+          </w:tcPr>
+          <w:p>
+            <w:pPr>
+              <w:spacing w:line="240" w:lineRule="auto" w:after="0"/>
+              <w:ind w:firstLine="0"/>
+              <w:jc w:val="left"/>
+            </w:pPr>
+            <w:r>
+              <w:rPr>
+                <w:rFonts w:ascii="Times New Roman" w:hAnsi="Times New Roman" w:cs="Times New Roman" w:eastAsia="Times New Roman"/>
+                <w:b w:val="0"/>
+                <w:i w:val="0"/>
+                <w:color w:val="000000"/>
+                <w:sz w:val="24"/>
+              </w:rPr>
+              <w:t>Работник поста</w:t>
+            </w:r>
+          </w:p>
+        </w:tc>
+        <w:tc>
+          <w:tcPr>
+            <w:tcW w:type="dxa" w:w="3969"/>
           </w:tcPr>
           <w:p>
             <w:pPr>
@@ -4173,7 +4370,7 @@
         </w:trPr>
         <w:tc>
           <w:tcPr>
-            <w:tcW w:type="dxa" w:w="2485"/>
+            <w:tcW w:type="dxa" w:w="2551"/>
           </w:tcPr>
           <w:p>
             <w:pPr>
@@ -4195,7 +4392,29 @@
         </w:tc>
         <w:tc>
           <w:tcPr>
-            <w:tcW w:type="dxa" w:w="6869"/>
+            <w:tcW w:type="dxa" w:w="2835"/>
+          </w:tcPr>
+          <w:p>
+            <w:pPr>
+              <w:spacing w:line="240" w:lineRule="auto" w:after="0"/>
+              <w:ind w:firstLine="0"/>
+              <w:jc w:val="left"/>
+            </w:pPr>
+            <w:r>
+              <w:rPr>
+                <w:rFonts w:ascii="Times New Roman" w:hAnsi="Times New Roman" w:cs="Times New Roman" w:eastAsia="Times New Roman"/>
+                <w:b w:val="0"/>
+                <w:i w:val="0"/>
+                <w:color w:val="000000"/>
+                <w:sz w:val="24"/>
+              </w:rPr>
+              <w:t>Администратор</w:t>
+            </w:r>
+          </w:p>
+        </w:tc>
+        <w:tc>
+          <w:tcPr>
+            <w:tcW w:type="dxa" w:w="3969"/>
           </w:tcPr>
           <w:p>
             <w:pPr>
@@ -4222,7 +4441,7 @@
         </w:trPr>
         <w:tc>
           <w:tcPr>
-            <w:tcW w:type="dxa" w:w="2485"/>
+            <w:tcW w:type="dxa" w:w="2551"/>
           </w:tcPr>
           <w:p>
             <w:pPr>
@@ -4244,7 +4463,29 @@
         </w:tc>
         <w:tc>
           <w:tcPr>
-            <w:tcW w:type="dxa" w:w="6869"/>
+            <w:tcW w:type="dxa" w:w="2835"/>
+          </w:tcPr>
+          <w:p>
+            <w:pPr>
+              <w:spacing w:line="240" w:lineRule="auto" w:after="0"/>
+              <w:ind w:firstLine="0"/>
+              <w:jc w:val="left"/>
+            </w:pPr>
+            <w:r>
+              <w:rPr>
+                <w:rFonts w:ascii="Times New Roman" w:hAnsi="Times New Roman" w:cs="Times New Roman" w:eastAsia="Times New Roman"/>
+                <w:b w:val="0"/>
+                <w:i w:val="0"/>
+                <w:color w:val="000000"/>
+                <w:sz w:val="24"/>
+              </w:rPr>
+              <w:t>Автор отметки / уполномоченный администратор</w:t>
+            </w:r>
+          </w:p>
+        </w:tc>
+        <w:tc>
+          <w:tcPr>
+            <w:tcW w:type="dxa" w:w="3969"/>
           </w:tcPr>
           <w:p>
             <w:pPr>
@@ -4271,7 +4512,7 @@
         </w:trPr>
         <w:tc>
           <w:tcPr>
-            <w:tcW w:type="dxa" w:w="2485"/>
+            <w:tcW w:type="dxa" w:w="2551"/>
           </w:tcPr>
           <w:p>
             <w:pPr>
@@ -4293,7 +4534,29 @@
         </w:tc>
         <w:tc>
           <w:tcPr>
-            <w:tcW w:type="dxa" w:w="6869"/>
+            <w:tcW w:type="dxa" w:w="2835"/>
+          </w:tcPr>
+          <w:p>
+            <w:pPr>
+              <w:spacing w:line="240" w:lineRule="auto" w:after="0"/>
+              <w:ind w:firstLine="0"/>
+              <w:jc w:val="left"/>
+            </w:pPr>
+            <w:r>
+              <w:rPr>
+                <w:rFonts w:ascii="Times New Roman" w:hAnsi="Times New Roman" w:cs="Times New Roman" w:eastAsia="Times New Roman"/>
+                <w:b w:val="0"/>
+                <w:i w:val="0"/>
+                <w:color w:val="000000"/>
+                <w:sz w:val="24"/>
+              </w:rPr>
+              <w:t>Работник поста с доступом к журналу</w:t>
+            </w:r>
+          </w:p>
+        </w:tc>
+        <w:tc>
+          <w:tcPr>
+            <w:tcW w:type="dxa" w:w="3969"/>
           </w:tcPr>
           <w:p>
             <w:pPr>
@@ -4320,7 +4583,7 @@
         </w:trPr>
         <w:tc>
           <w:tcPr>
-            <w:tcW w:type="dxa" w:w="2485"/>
+            <w:tcW w:type="dxa" w:w="2551"/>
           </w:tcPr>
           <w:p>
             <w:pPr>
@@ -4342,7 +4605,29 @@
         </w:tc>
         <w:tc>
           <w:tcPr>
-            <w:tcW w:type="dxa" w:w="6869"/>
+            <w:tcW w:type="dxa" w:w="2835"/>
+          </w:tcPr>
+          <w:p>
+            <w:pPr>
+              <w:spacing w:line="240" w:lineRule="auto" w:after="0"/>
+              <w:ind w:firstLine="0"/>
+              <w:jc w:val="left"/>
+            </w:pPr>
+            <w:r>
+              <w:rPr>
+                <w:rFonts w:ascii="Times New Roman" w:hAnsi="Times New Roman" w:cs="Times New Roman" w:eastAsia="Times New Roman"/>
+                <w:b w:val="0"/>
+                <w:i w:val="0"/>
+                <w:color w:val="000000"/>
+                <w:sz w:val="24"/>
+              </w:rPr>
+              <w:t>Владелец записи с доступом к изменению / администратор</w:t>
+            </w:r>
+          </w:p>
+        </w:tc>
+        <w:tc>
+          <w:tcPr>
+            <w:tcW w:type="dxa" w:w="3969"/>
           </w:tcPr>
           <w:p>
             <w:pPr>
@@ -4369,7 +4654,7 @@
         </w:trPr>
         <w:tc>
           <w:tcPr>
-            <w:tcW w:type="dxa" w:w="2485"/>
+            <w:tcW w:type="dxa" w:w="2551"/>
           </w:tcPr>
           <w:p>
             <w:pPr>
@@ -4391,7 +4676,29 @@
         </w:tc>
         <w:tc>
           <w:tcPr>
-            <w:tcW w:type="dxa" w:w="6869"/>
+            <w:tcW w:type="dxa" w:w="2835"/>
+          </w:tcPr>
+          <w:p>
+            <w:pPr>
+              <w:spacing w:line="240" w:lineRule="auto" w:after="0"/>
+              <w:ind w:firstLine="0"/>
+              <w:jc w:val="left"/>
+            </w:pPr>
+            <w:r>
+              <w:rPr>
+                <w:rFonts w:ascii="Times New Roman" w:hAnsi="Times New Roman" w:cs="Times New Roman" w:eastAsia="Times New Roman"/>
+                <w:b w:val="0"/>
+                <w:i w:val="0"/>
+                <w:color w:val="000000"/>
+                <w:sz w:val="24"/>
+              </w:rPr>
+              <w:t>Каждая проверяемая роль</w:t>
+            </w:r>
+          </w:p>
+        </w:tc>
+        <w:tc>
+          <w:tcPr>
+            <w:tcW w:type="dxa" w:w="3969"/>
           </w:tcPr>
           <w:p>
             <w:pPr>
@@ -4418,7 +4725,7 @@
         </w:trPr>
         <w:tc>
           <w:tcPr>
-            <w:tcW w:type="dxa" w:w="2485"/>
+            <w:tcW w:type="dxa" w:w="2551"/>
           </w:tcPr>
           <w:p>
             <w:pPr>
@@ -4440,7 +4747,29 @@
         </w:tc>
         <w:tc>
           <w:tcPr>
-            <w:tcW w:type="dxa" w:w="6869"/>
+            <w:tcW w:type="dxa" w:w="2835"/>
+          </w:tcPr>
+          <w:p>
+            <w:pPr>
+              <w:spacing w:line="240" w:lineRule="auto" w:after="0"/>
+              <w:ind w:firstLine="0"/>
+              <w:jc w:val="left"/>
+            </w:pPr>
+            <w:r>
+              <w:rPr>
+                <w:rFonts w:ascii="Times New Roman" w:hAnsi="Times New Roman" w:cs="Times New Roman" w:eastAsia="Times New Roman"/>
+                <w:b w:val="0"/>
+                <w:i w:val="0"/>
+                <w:color w:val="000000"/>
+                <w:sz w:val="24"/>
+              </w:rPr>
+              <w:t>Каждая роль в пределах своего просмотра и выгрузки</w:t>
+            </w:r>
+          </w:p>
+        </w:tc>
+        <w:tc>
+          <w:tcPr>
+            <w:tcW w:type="dxa" w:w="3969"/>
           </w:tcPr>
           <w:p>
             <w:pPr>
@@ -4475,6 +4804,641 @@
           <w:color w:val="000000"/>
           <w:sz w:val="12"/>
         </w:rPr>
+      </w:r>
+    </w:p>
+    <w:p>
+      <w:pPr>
+        <w:keepNext/>
+        <w:spacing w:line="240" w:lineRule="auto" w:before="160" w:after="80"/>
+        <w:ind w:firstLine="0"/>
+        <w:jc w:val="left"/>
+      </w:pPr>
+      <w:r>
+        <w:rPr>
+          <w:rFonts w:ascii="Times New Roman" w:hAnsi="Times New Roman" w:cs="Times New Roman" w:eastAsia="Times New Roman"/>
+          <w:b w:val="0"/>
+          <w:i/>
+          <w:color w:val="000000"/>
+          <w:sz w:val="24"/>
+        </w:rPr>
+        <w:t>Продолжение таблицы 3.6</w:t>
+      </w:r>
+    </w:p>
+    <w:tbl>
+      <w:tblPr>
+        <w:tblStyle w:val="TableGrid"/>
+        <w:tblW w:type="auto" w:w="0"/>
+        <w:jc w:val="center"/>
+        <w:tblLayout w:type="fixed"/>
+        <w:tblLook w:firstColumn="1" w:firstRow="1" w:lastColumn="0" w:lastRow="0" w:noHBand="0" w:noVBand="1" w:val="04A0"/>
+        <w:tblLayout w:type="fixed"/>
+      </w:tblPr>
+      <w:tblGrid>
+        <w:gridCol w:w="2552"/>
+        <w:gridCol w:w="2835"/>
+        <w:gridCol w:w="3969"/>
+      </w:tblGrid>
+      <w:tr>
+        <w:trPr>
+          <w:tblHeader w:val="true"/>
+          <w:cantSplit w:val="true"/>
+        </w:trPr>
+        <w:tc>
+          <w:tcPr>
+            <w:tcW w:type="dxa" w:w="2551"/>
+            <w:shd w:val="clear" w:fill="E8E8E8"/>
+          </w:tcPr>
+          <w:p>
+            <w:pPr>
+              <w:keepNext/>
+              <w:spacing w:line="240" w:lineRule="auto" w:after="0"/>
+              <w:ind w:firstLine="0"/>
+              <w:jc w:val="left"/>
+            </w:pPr>
+            <w:r>
+              <w:rPr>
+                <w:rFonts w:ascii="Times New Roman" w:hAnsi="Times New Roman" w:cs="Times New Roman" w:eastAsia="Times New Roman"/>
+                <w:b/>
+                <w:i w:val="0"/>
+                <w:color w:val="000000"/>
+                <w:sz w:val="24"/>
+              </w:rPr>
+              <w:t>Сценарий</w:t>
+            </w:r>
+          </w:p>
+        </w:tc>
+        <w:tc>
+          <w:tcPr>
+            <w:tcW w:type="dxa" w:w="2835"/>
+            <w:shd w:val="clear" w:fill="E8E8E8"/>
+          </w:tcPr>
+          <w:p>
+            <w:pPr>
+              <w:keepNext/>
+              <w:spacing w:line="240" w:lineRule="auto" w:after="0"/>
+              <w:ind w:firstLine="0"/>
+              <w:jc w:val="left"/>
+            </w:pPr>
+            <w:r>
+              <w:rPr>
+                <w:rFonts w:ascii="Times New Roman" w:hAnsi="Times New Roman" w:cs="Times New Roman" w:eastAsia="Times New Roman"/>
+                <w:b/>
+                <w:i w:val="0"/>
+                <w:color w:val="000000"/>
+                <w:sz w:val="24"/>
+              </w:rPr>
+              <w:t>Кто выполняет</w:t>
+            </w:r>
+          </w:p>
+        </w:tc>
+        <w:tc>
+          <w:tcPr>
+            <w:tcW w:type="dxa" w:w="3969"/>
+            <w:shd w:val="clear" w:fill="E8E8E8"/>
+          </w:tcPr>
+          <w:p>
+            <w:pPr>
+              <w:keepNext/>
+              <w:spacing w:line="240" w:lineRule="auto" w:after="0"/>
+              <w:ind w:firstLine="0"/>
+              <w:jc w:val="left"/>
+            </w:pPr>
+            <w:r>
+              <w:rPr>
+                <w:rFonts w:ascii="Times New Roman" w:hAnsi="Times New Roman" w:cs="Times New Roman" w:eastAsia="Times New Roman"/>
+                <w:b/>
+                <w:i w:val="0"/>
+                <w:color w:val="000000"/>
+                <w:sz w:val="24"/>
+              </w:rPr>
+              <w:t>Ожидаемый результат</w:t>
+            </w:r>
+          </w:p>
+        </w:tc>
+      </w:tr>
+      <w:tr>
+        <w:trPr>
+          <w:cantSplit w:val="true"/>
+        </w:trPr>
+        <w:tc>
+          <w:tcPr>
+            <w:tcW w:type="dxa" w:w="2551"/>
+          </w:tcPr>
+          <w:p>
+            <w:pPr>
+              <w:spacing w:line="240" w:lineRule="auto" w:after="0"/>
+              <w:ind w:firstLine="0"/>
+              <w:jc w:val="left"/>
+            </w:pPr>
+            <w:r>
+              <w:rPr>
+                <w:rFonts w:ascii="Times New Roman" w:hAnsi="Times New Roman" w:cs="Times New Roman" w:eastAsia="Times New Roman"/>
+                <w:b w:val="0"/>
+                <w:i w:val="0"/>
+                <w:color w:val="000000"/>
+                <w:sz w:val="24"/>
+              </w:rPr>
+              <w:t>Собственная смена пароля</w:t>
+            </w:r>
+          </w:p>
+        </w:tc>
+        <w:tc>
+          <w:tcPr>
+            <w:tcW w:type="dxa" w:w="2835"/>
+          </w:tcPr>
+          <w:p>
+            <w:pPr>
+              <w:spacing w:line="240" w:lineRule="auto" w:after="0"/>
+              <w:ind w:firstLine="0"/>
+              <w:jc w:val="left"/>
+            </w:pPr>
+            <w:r>
+              <w:rPr>
+                <w:rFonts w:ascii="Times New Roman" w:hAnsi="Times New Roman" w:cs="Times New Roman" w:eastAsia="Times New Roman"/>
+                <w:b w:val="0"/>
+                <w:i w:val="0"/>
+                <w:color w:val="000000"/>
+                <w:sz w:val="24"/>
+              </w:rPr>
+              <w:t>Пользователь, согласующий, принимающий, администратор</w:t>
+            </w:r>
+          </w:p>
+        </w:tc>
+        <w:tc>
+          <w:tcPr>
+            <w:tcW w:type="dxa" w:w="3969"/>
+          </w:tcPr>
+          <w:p>
+            <w:pPr>
+              <w:spacing w:line="240" w:lineRule="auto" w:after="0"/>
+              <w:ind w:firstLine="0"/>
+              <w:jc w:val="left"/>
+            </w:pPr>
+            <w:r>
+              <w:rPr>
+                <w:rFonts w:ascii="Times New Roman" w:hAnsi="Times New Roman" w:cs="Times New Roman" w:eastAsia="Times New Roman"/>
+                <w:b w:val="0"/>
+                <w:i w:val="0"/>
+                <w:color w:val="000000"/>
+                <w:sz w:val="24"/>
+              </w:rPr>
+              <w:t>Текущее устройство сохраняет вход; на других требуется новый вход. Работник поста обращается в бюро</w:t>
+            </w:r>
+          </w:p>
+        </w:tc>
+      </w:tr>
+      <w:tr>
+        <w:trPr>
+          <w:cantSplit w:val="true"/>
+        </w:trPr>
+        <w:tc>
+          <w:tcPr>
+            <w:tcW w:type="dxa" w:w="2551"/>
+          </w:tcPr>
+          <w:p>
+            <w:pPr>
+              <w:spacing w:line="240" w:lineRule="auto" w:after="0"/>
+              <w:ind w:firstLine="0"/>
+              <w:jc w:val="left"/>
+            </w:pPr>
+            <w:r>
+              <w:rPr>
+                <w:rFonts w:ascii="Times New Roman" w:hAnsi="Times New Roman" w:cs="Times New Roman" w:eastAsia="Times New Roman"/>
+                <w:b w:val="0"/>
+                <w:i w:val="0"/>
+                <w:color w:val="000000"/>
+                <w:sz w:val="24"/>
+              </w:rPr>
+              <w:t>Сброс пароля административной учётки</w:t>
+            </w:r>
+          </w:p>
+        </w:tc>
+        <w:tc>
+          <w:tcPr>
+            <w:tcW w:type="dxa" w:w="2835"/>
+          </w:tcPr>
+          <w:p>
+            <w:pPr>
+              <w:spacing w:line="240" w:lineRule="auto" w:after="0"/>
+              <w:ind w:firstLine="0"/>
+              <w:jc w:val="left"/>
+            </w:pPr>
+            <w:r>
+              <w:rPr>
+                <w:rFonts w:ascii="Times New Roman" w:hAnsi="Times New Roman" w:cs="Times New Roman" w:eastAsia="Times New Roman"/>
+                <w:b w:val="0"/>
+                <w:i w:val="0"/>
+                <w:color w:val="000000"/>
+                <w:sz w:val="24"/>
+              </w:rPr>
+              <w:t>Суперадминистратор</w:t>
+            </w:r>
+          </w:p>
+        </w:tc>
+        <w:tc>
+          <w:tcPr>
+            <w:tcW w:type="dxa" w:w="3969"/>
+          </w:tcPr>
+          <w:p>
+            <w:pPr>
+              <w:spacing w:line="240" w:lineRule="auto" w:after="0"/>
+              <w:ind w:firstLine="0"/>
+              <w:jc w:val="left"/>
+            </w:pPr>
+            <w:r>
+              <w:rPr>
+                <w:rFonts w:ascii="Times New Roman" w:hAnsi="Times New Roman" w:cs="Times New Roman" w:eastAsia="Times New Roman"/>
+                <w:b w:val="0"/>
+                <w:i w:val="0"/>
+                <w:color w:val="000000"/>
+                <w:sz w:val="24"/>
+              </w:rPr>
+              <w:t>Обычный администратор не управляет паролем административной цели</w:t>
+            </w:r>
+          </w:p>
+        </w:tc>
+      </w:tr>
+      <w:tr>
+        <w:trPr>
+          <w:cantSplit w:val="true"/>
+        </w:trPr>
+        <w:tc>
+          <w:tcPr>
+            <w:tcW w:type="dxa" w:w="2551"/>
+          </w:tcPr>
+          <w:p>
+            <w:pPr>
+              <w:spacing w:line="240" w:lineRule="auto" w:after="0"/>
+              <w:ind w:firstLine="0"/>
+              <w:jc w:val="left"/>
+            </w:pPr>
+            <w:r>
+              <w:rPr>
+                <w:rFonts w:ascii="Times New Roman" w:hAnsi="Times New Roman" w:cs="Times New Roman" w:eastAsia="Times New Roman"/>
+                <w:b w:val="0"/>
+                <w:i w:val="0"/>
+                <w:color w:val="000000"/>
+                <w:sz w:val="24"/>
+              </w:rPr>
+              <w:t>Документные поля</w:t>
+            </w:r>
+          </w:p>
+        </w:tc>
+        <w:tc>
+          <w:tcPr>
+            <w:tcW w:type="dxa" w:w="2835"/>
+          </w:tcPr>
+          <w:p>
+            <w:pPr>
+              <w:spacing w:line="240" w:lineRule="auto" w:after="0"/>
+              <w:ind w:firstLine="0"/>
+              <w:jc w:val="left"/>
+            </w:pPr>
+            <w:r>
+              <w:rPr>
+                <w:rFonts w:ascii="Times New Roman" w:hAnsi="Times New Roman" w:cs="Times New Roman" w:eastAsia="Times New Roman"/>
+                <w:b w:val="0"/>
+                <w:i w:val="0"/>
+                <w:color w:val="000000"/>
+                <w:sz w:val="24"/>
+              </w:rPr>
+              <w:t>Заявитель и отдельный читатель чужой заявки</w:t>
+            </w:r>
+          </w:p>
+        </w:tc>
+        <w:tc>
+          <w:tcPr>
+            <w:tcW w:type="dxa" w:w="3969"/>
+          </w:tcPr>
+          <w:p>
+            <w:pPr>
+              <w:spacing w:line="240" w:lineRule="auto" w:after="0"/>
+              <w:ind w:firstLine="0"/>
+              <w:jc w:val="left"/>
+            </w:pPr>
+            <w:r>
+              <w:rPr>
+                <w:rFonts w:ascii="Times New Roman" w:hAnsi="Times New Roman" w:cs="Times New Roman" w:eastAsia="Times New Roman"/>
+                <w:b w:val="0"/>
+                <w:i w:val="0"/>
+                <w:color w:val="000000"/>
+                <w:sz w:val="24"/>
+              </w:rPr>
+              <w:t>Собственные поданные сведения видны автору; чужие выдаются по правам; скрытое поле не стирается соседней правкой</w:t>
+            </w:r>
+          </w:p>
+        </w:tc>
+      </w:tr>
+      <w:tr>
+        <w:trPr>
+          <w:cantSplit w:val="true"/>
+        </w:trPr>
+        <w:tc>
+          <w:tcPr>
+            <w:tcW w:type="dxa" w:w="2551"/>
+          </w:tcPr>
+          <w:p>
+            <w:pPr>
+              <w:spacing w:line="240" w:lineRule="auto" w:after="0"/>
+              <w:ind w:firstLine="0"/>
+              <w:jc w:val="left"/>
+            </w:pPr>
+            <w:r>
+              <w:rPr>
+                <w:rFonts w:ascii="Times New Roman" w:hAnsi="Times New Roman" w:cs="Times New Roman" w:eastAsia="Times New Roman"/>
+                <w:b w:val="0"/>
+                <w:i w:val="0"/>
+                <w:color w:val="000000"/>
+                <w:sz w:val="24"/>
+              </w:rPr>
+              <w:t>Отображаемое имя принимающего</w:t>
+            </w:r>
+          </w:p>
+        </w:tc>
+        <w:tc>
+          <w:tcPr>
+            <w:tcW w:type="dxa" w:w="2835"/>
+          </w:tcPr>
+          <w:p>
+            <w:pPr>
+              <w:spacing w:line="240" w:lineRule="auto" w:after="0"/>
+              <w:ind w:firstLine="0"/>
+              <w:jc w:val="left"/>
+            </w:pPr>
+            <w:r>
+              <w:rPr>
+                <w:rFonts w:ascii="Times New Roman" w:hAnsi="Times New Roman" w:cs="Times New Roman" w:eastAsia="Times New Roman"/>
+                <w:b w:val="0"/>
+                <w:i w:val="0"/>
+                <w:color w:val="000000"/>
+                <w:sz w:val="24"/>
+              </w:rPr>
+              <w:t>Обычный пользователь и администратор</w:t>
+            </w:r>
+          </w:p>
+        </w:tc>
+        <w:tc>
+          <w:tcPr>
+            <w:tcW w:type="dxa" w:w="3969"/>
+          </w:tcPr>
+          <w:p>
+            <w:pPr>
+              <w:spacing w:line="240" w:lineRule="auto" w:after="0"/>
+              <w:ind w:firstLine="0"/>
+              <w:jc w:val="left"/>
+            </w:pPr>
+            <w:r>
+              <w:rPr>
+                <w:rFonts w:ascii="Times New Roman" w:hAnsi="Times New Roman" w:cs="Times New Roman" w:eastAsia="Times New Roman"/>
+                <w:b w:val="0"/>
+                <w:i w:val="0"/>
+                <w:color w:val="000000"/>
+                <w:sz w:val="24"/>
+              </w:rPr>
+              <w:t>Обычный видит маску, администратор — разрешённое реальное имя; отсутствие согласия применяется отдельно</w:t>
+            </w:r>
+          </w:p>
+        </w:tc>
+      </w:tr>
+      <w:tr>
+        <w:trPr>
+          <w:cantSplit w:val="true"/>
+        </w:trPr>
+        <w:tc>
+          <w:tcPr>
+            <w:tcW w:type="dxa" w:w="2551"/>
+          </w:tcPr>
+          <w:p>
+            <w:pPr>
+              <w:spacing w:line="240" w:lineRule="auto" w:after="0"/>
+              <w:ind w:firstLine="0"/>
+              <w:jc w:val="left"/>
+            </w:pPr>
+            <w:r>
+              <w:rPr>
+                <w:rFonts w:ascii="Times New Roman" w:hAnsi="Times New Roman" w:cs="Times New Roman" w:eastAsia="Times New Roman"/>
+                <w:b w:val="0"/>
+                <w:i w:val="0"/>
+                <w:color w:val="000000"/>
+                <w:sz w:val="24"/>
+              </w:rPr>
+              <w:t>Исторические оригиналы</w:t>
+            </w:r>
+          </w:p>
+        </w:tc>
+        <w:tc>
+          <w:tcPr>
+            <w:tcW w:type="dxa" w:w="2835"/>
+          </w:tcPr>
+          <w:p>
+            <w:pPr>
+              <w:spacing w:line="240" w:lineRule="auto" w:after="0"/>
+              <w:ind w:firstLine="0"/>
+              <w:jc w:val="left"/>
+            </w:pPr>
+            <w:r>
+              <w:rPr>
+                <w:rFonts w:ascii="Times New Roman" w:hAnsi="Times New Roman" w:cs="Times New Roman" w:eastAsia="Times New Roman"/>
+                <w:b w:val="0"/>
+                <w:i w:val="0"/>
+                <w:color w:val="000000"/>
+                <w:sz w:val="24"/>
+              </w:rPr>
+              <w:t>Администратор и суперадминистратор</w:t>
+            </w:r>
+          </w:p>
+        </w:tc>
+        <w:tc>
+          <w:tcPr>
+            <w:tcW w:type="dxa" w:w="3969"/>
+          </w:tcPr>
+          <w:p>
+            <w:pPr>
+              <w:spacing w:line="240" w:lineRule="auto" w:after="0"/>
+              <w:ind w:firstLine="0"/>
+              <w:jc w:val="left"/>
+            </w:pPr>
+            <w:r>
+              <w:rPr>
+                <w:rFonts w:ascii="Times New Roman" w:hAnsi="Times New Roman" w:cs="Times New Roman" w:eastAsia="Times New Roman"/>
+                <w:b w:val="0"/>
+                <w:i w:val="0"/>
+                <w:color w:val="000000"/>
+                <w:sz w:val="24"/>
+              </w:rPr>
+              <w:t>Обычному администратору выдача закрыта; super также не получает непроверяемые данные при ограничении согласия</w:t>
+            </w:r>
+          </w:p>
+        </w:tc>
+      </w:tr>
+      <w:tr>
+        <w:trPr>
+          <w:cantSplit w:val="true"/>
+        </w:trPr>
+        <w:tc>
+          <w:tcPr>
+            <w:tcW w:type="dxa" w:w="2551"/>
+          </w:tcPr>
+          <w:p>
+            <w:pPr>
+              <w:spacing w:line="240" w:lineRule="auto" w:after="0"/>
+              <w:ind w:firstLine="0"/>
+              <w:jc w:val="left"/>
+            </w:pPr>
+            <w:r>
+              <w:rPr>
+                <w:rFonts w:ascii="Times New Roman" w:hAnsi="Times New Roman" w:cs="Times New Roman" w:eastAsia="Times New Roman"/>
+                <w:b w:val="0"/>
+                <w:i w:val="0"/>
+                <w:color w:val="000000"/>
+                <w:sz w:val="24"/>
+              </w:rPr>
+              <w:t>Файлы-черновики</w:t>
+            </w:r>
+          </w:p>
+        </w:tc>
+        <w:tc>
+          <w:tcPr>
+            <w:tcW w:type="dxa" w:w="2835"/>
+          </w:tcPr>
+          <w:p>
+            <w:pPr>
+              <w:spacing w:line="240" w:lineRule="auto" w:after="0"/>
+              <w:ind w:firstLine="0"/>
+              <w:jc w:val="left"/>
+            </w:pPr>
+            <w:r>
+              <w:rPr>
+                <w:rFonts w:ascii="Times New Roman" w:hAnsi="Times New Roman" w:cs="Times New Roman" w:eastAsia="Times New Roman"/>
+                <w:b w:val="0"/>
+                <w:i w:val="0"/>
+                <w:color w:val="000000"/>
+                <w:sz w:val="24"/>
+              </w:rPr>
+              <w:t>Заявитель</w:t>
+            </w:r>
+          </w:p>
+        </w:tc>
+        <w:tc>
+          <w:tcPr>
+            <w:tcW w:type="dxa" w:w="3969"/>
+          </w:tcPr>
+          <w:p>
+            <w:pPr>
+              <w:spacing w:line="240" w:lineRule="auto" w:after="0"/>
+              <w:ind w:firstLine="0"/>
+              <w:jc w:val="left"/>
+            </w:pPr>
+            <w:r>
+              <w:rPr>
+                <w:rFonts w:ascii="Times New Roman" w:hAnsi="Times New Roman" w:cs="Times New Roman" w:eastAsia="Times New Roman"/>
+                <w:b w:val="0"/>
+                <w:i w:val="0"/>
+                <w:color w:val="000000"/>
+                <w:sz w:val="24"/>
+              </w:rPr>
+              <w:t>Список и квота общие для вкладок; удаление учитывает другую незавершённую работу; файлы поданной заявки не удаляются этим окном</w:t>
+            </w:r>
+          </w:p>
+        </w:tc>
+      </w:tr>
+      <w:tr>
+        <w:trPr>
+          <w:cantSplit w:val="true"/>
+        </w:trPr>
+        <w:tc>
+          <w:tcPr>
+            <w:tcW w:type="dxa" w:w="2551"/>
+          </w:tcPr>
+          <w:p>
+            <w:pPr>
+              <w:spacing w:line="240" w:lineRule="auto" w:after="0"/>
+              <w:ind w:firstLine="0"/>
+              <w:jc w:val="left"/>
+            </w:pPr>
+            <w:r>
+              <w:rPr>
+                <w:rFonts w:ascii="Times New Roman" w:hAnsi="Times New Roman" w:cs="Times New Roman" w:eastAsia="Times New Roman"/>
+                <w:b w:val="0"/>
+                <w:i w:val="0"/>
+                <w:color w:val="000000"/>
+                <w:sz w:val="24"/>
+              </w:rPr>
+              <w:t>Push-аналитика</w:t>
+            </w:r>
+          </w:p>
+        </w:tc>
+        <w:tc>
+          <w:tcPr>
+            <w:tcW w:type="dxa" w:w="2835"/>
+          </w:tcPr>
+          <w:p>
+            <w:pPr>
+              <w:spacing w:line="240" w:lineRule="auto" w:after="0"/>
+              <w:ind w:firstLine="0"/>
+              <w:jc w:val="left"/>
+            </w:pPr>
+            <w:r>
+              <w:rPr>
+                <w:rFonts w:ascii="Times New Roman" w:hAnsi="Times New Roman" w:cs="Times New Roman" w:eastAsia="Times New Roman"/>
+                <w:b w:val="0"/>
+                <w:i w:val="0"/>
+                <w:color w:val="000000"/>
+                <w:sz w:val="24"/>
+              </w:rPr>
+              <w:t>Администратор / пользователь с доступом к аналитике</w:t>
+            </w:r>
+          </w:p>
+        </w:tc>
+        <w:tc>
+          <w:tcPr>
+            <w:tcW w:type="dxa" w:w="3969"/>
+          </w:tcPr>
+          <w:p>
+            <w:pPr>
+              <w:spacing w:line="240" w:lineRule="auto" w:after="0"/>
+              <w:ind w:firstLine="0"/>
+              <w:jc w:val="left"/>
+            </w:pPr>
+            <w:r>
+              <w:rPr>
+                <w:rFonts w:ascii="Times New Roman" w:hAnsi="Times New Roman" w:cs="Times New Roman" w:eastAsia="Times New Roman"/>
+                <w:b w:val="0"/>
+                <w:i w:val="0"/>
+                <w:color w:val="000000"/>
+                <w:sz w:val="24"/>
+              </w:rPr>
+              <w:t>Подписки устройств отличимы от уникальных активных пользователей; карточка iOS не считает последний вход</w:t>
+            </w:r>
+          </w:p>
+        </w:tc>
+      </w:tr>
+    </w:tbl>
+    <w:p>
+      <w:pPr>
+        <w:spacing w:after="0" w:line="240" w:lineRule="auto"/>
+        <w:ind w:firstLine="0"/>
+      </w:pPr>
+      <w:r>
+        <w:rPr>
+          <w:rFonts w:ascii="Times New Roman" w:hAnsi="Times New Roman" w:cs="Times New Roman" w:eastAsia="Times New Roman"/>
+          <w:b w:val="0"/>
+          <w:i w:val="0"/>
+          <w:color w:val="000000"/>
+          <w:sz w:val="12"/>
+        </w:rPr>
+      </w:r>
+    </w:p>
+    <w:p>
+      <w:r>
+        <w:rPr>
+          <w:rFonts w:ascii="Times New Roman" w:hAnsi="Times New Roman" w:cs="Times New Roman" w:eastAsia="Times New Roman"/>
+          <w:b w:val="0"/>
+          <w:i w:val="0"/>
+          <w:color w:val="000000"/>
+          <w:sz w:val="28"/>
+        </w:rPr>
+        <w:t>Проверку каждой роли выполняйте отдельной учётной записью. Учётная запись с одновременно назначенными административными и рабочими правами не доказывает, что действие доступно обычной роли. Отдельно фиксируйте несоответствие интерфейса или API утверждённой роли; не меняйте права ради успешного прохождения сценария.</w:t>
       </w:r>
     </w:p>
     <w:p>
@@ -5455,6 +6419,157 @@
           </w:p>
         </w:tc>
       </w:tr>
+    </w:tbl>
+    <w:p>
+      <w:pPr>
+        <w:spacing w:after="0" w:line="240" w:lineRule="auto"/>
+        <w:ind w:firstLine="0"/>
+      </w:pPr>
+      <w:r>
+        <w:rPr>
+          <w:rFonts w:ascii="Times New Roman" w:hAnsi="Times New Roman" w:cs="Times New Roman" w:eastAsia="Times New Roman"/>
+          <w:b w:val="0"/>
+          <w:i w:val="0"/>
+          <w:color w:val="000000"/>
+          <w:sz w:val="12"/>
+        </w:rPr>
+      </w:r>
+    </w:p>
+    <w:p>
+      <w:pPr>
+        <w:keepNext/>
+        <w:spacing w:line="240" w:lineRule="auto" w:before="160" w:after="80"/>
+        <w:ind w:firstLine="0"/>
+        <w:jc w:val="left"/>
+      </w:pPr>
+      <w:r>
+        <w:rPr>
+          <w:rFonts w:ascii="Times New Roman" w:hAnsi="Times New Roman" w:cs="Times New Roman" w:eastAsia="Times New Roman"/>
+          <w:b w:val="0"/>
+          <w:i/>
+          <w:color w:val="000000"/>
+          <w:sz w:val="24"/>
+        </w:rPr>
+        <w:t>Продолжение таблицы 4.2</w:t>
+      </w:r>
+    </w:p>
+    <w:tbl>
+      <w:tblPr>
+        <w:tblStyle w:val="TableGrid"/>
+        <w:tblW w:type="auto" w:w="0"/>
+        <w:jc w:val="center"/>
+        <w:tblLayout w:type="fixed"/>
+        <w:tblLook w:firstColumn="1" w:firstRow="1" w:lastColumn="0" w:lastRow="0" w:noHBand="0" w:noVBand="1" w:val="04A0"/>
+        <w:tblLayout w:type="fixed"/>
+      </w:tblPr>
+      <w:tblGrid>
+        <w:gridCol w:w="567"/>
+        <w:gridCol w:w="4382"/>
+        <w:gridCol w:w="2465"/>
+        <w:gridCol w:w="1941"/>
+      </w:tblGrid>
+      <w:tr>
+        <w:trPr>
+          <w:tblHeader w:val="true"/>
+          <w:cantSplit w:val="true"/>
+        </w:trPr>
+        <w:tc>
+          <w:tcPr>
+            <w:tcW w:type="dxa" w:w="567"/>
+            <w:shd w:val="clear" w:fill="E8E8E8"/>
+          </w:tcPr>
+          <w:p>
+            <w:pPr>
+              <w:keepNext/>
+              <w:spacing w:line="240" w:lineRule="auto" w:after="0"/>
+              <w:ind w:firstLine="0"/>
+              <w:jc w:val="left"/>
+            </w:pPr>
+            <w:r>
+              <w:rPr>
+                <w:rFonts w:ascii="Times New Roman" w:hAnsi="Times New Roman" w:cs="Times New Roman" w:eastAsia="Times New Roman"/>
+                <w:b/>
+                <w:i w:val="0"/>
+                <w:color w:val="000000"/>
+                <w:sz w:val="24"/>
+              </w:rPr>
+              <w:t>№</w:t>
+            </w:r>
+          </w:p>
+        </w:tc>
+        <w:tc>
+          <w:tcPr>
+            <w:tcW w:type="dxa" w:w="4381"/>
+            <w:shd w:val="clear" w:fill="E8E8E8"/>
+          </w:tcPr>
+          <w:p>
+            <w:pPr>
+              <w:keepNext/>
+              <w:spacing w:line="240" w:lineRule="auto" w:after="0"/>
+              <w:ind w:firstLine="0"/>
+              <w:jc w:val="left"/>
+            </w:pPr>
+            <w:r>
+              <w:rPr>
+                <w:rFonts w:ascii="Times New Roman" w:hAnsi="Times New Roman" w:cs="Times New Roman" w:eastAsia="Times New Roman"/>
+                <w:b/>
+                <w:i w:val="0"/>
+                <w:color w:val="000000"/>
+                <w:sz w:val="24"/>
+              </w:rPr>
+              <w:t>Показатель</w:t>
+            </w:r>
+          </w:p>
+        </w:tc>
+        <w:tc>
+          <w:tcPr>
+            <w:tcW w:type="dxa" w:w="2465"/>
+            <w:shd w:val="clear" w:fill="E8E8E8"/>
+          </w:tcPr>
+          <w:p>
+            <w:pPr>
+              <w:keepNext/>
+              <w:spacing w:line="240" w:lineRule="auto" w:after="0"/>
+              <w:ind w:firstLine="0"/>
+              <w:jc w:val="left"/>
+            </w:pPr>
+            <w:r>
+              <w:rPr>
+                <w:rFonts w:ascii="Times New Roman" w:hAnsi="Times New Roman" w:cs="Times New Roman" w:eastAsia="Times New Roman"/>
+                <w:b/>
+                <w:i w:val="0"/>
+                <w:color w:val="000000"/>
+                <w:sz w:val="24"/>
+              </w:rPr>
+              <w:t>Допустимое значение</w:t>
+            </w:r>
+          </w:p>
+        </w:tc>
+        <w:tc>
+          <w:tcPr>
+            <w:tcW w:type="dxa" w:w="1941"/>
+            <w:shd w:val="clear" w:fill="E8E8E8"/>
+          </w:tcPr>
+          <w:p>
+            <w:pPr>
+              <w:keepNext/>
+              <w:spacing w:line="240" w:lineRule="auto" w:after="0"/>
+              <w:ind w:firstLine="0"/>
+              <w:jc w:val="left"/>
+            </w:pPr>
+            <w:r>
+              <w:rPr>
+                <w:rFonts w:ascii="Times New Roman" w:hAnsi="Times New Roman" w:cs="Times New Roman" w:eastAsia="Times New Roman"/>
+                <w:b/>
+                <w:i w:val="0"/>
+                <w:color w:val="000000"/>
+                <w:sz w:val="24"/>
+              </w:rPr>
+              <w:t>Фактически</w:t>
+            </w:r>
+          </w:p>
+        </w:tc>
+      </w:tr>
       <w:tr>
         <w:trPr>
           <w:cantSplit w:val="true"/>
@@ -6271,6 +7386,132 @@
           </w:p>
         </w:tc>
       </w:tr>
+    </w:tbl>
+    <w:p>
+      <w:pPr>
+        <w:spacing w:after="0" w:line="240" w:lineRule="auto"/>
+        <w:ind w:firstLine="0"/>
+      </w:pPr>
+      <w:r>
+        <w:rPr>
+          <w:rFonts w:ascii="Times New Roman" w:hAnsi="Times New Roman" w:cs="Times New Roman" w:eastAsia="Times New Roman"/>
+          <w:b w:val="0"/>
+          <w:i w:val="0"/>
+          <w:color w:val="000000"/>
+          <w:sz w:val="12"/>
+        </w:rPr>
+      </w:r>
+    </w:p>
+    <w:p>
+      <w:pPr>
+        <w:keepNext/>
+        <w:spacing w:line="240" w:lineRule="auto" w:before="160" w:after="80"/>
+        <w:ind w:firstLine="0"/>
+        <w:jc w:val="left"/>
+      </w:pPr>
+      <w:r>
+        <w:rPr>
+          <w:rFonts w:ascii="Times New Roman" w:hAnsi="Times New Roman" w:cs="Times New Roman" w:eastAsia="Times New Roman"/>
+          <w:b w:val="0"/>
+          <w:i/>
+          <w:color w:val="000000"/>
+          <w:sz w:val="24"/>
+        </w:rPr>
+        <w:t>Продолжение таблицы 4.3</w:t>
+      </w:r>
+    </w:p>
+    <w:tbl>
+      <w:tblPr>
+        <w:tblStyle w:val="TableGrid"/>
+        <w:tblW w:type="auto" w:w="0"/>
+        <w:jc w:val="center"/>
+        <w:tblLayout w:type="fixed"/>
+        <w:tblLook w:firstColumn="1" w:firstRow="1" w:lastColumn="0" w:lastRow="0" w:noHBand="0" w:noVBand="1" w:val="04A0"/>
+        <w:tblLayout w:type="fixed"/>
+      </w:tblPr>
+      <w:tblGrid>
+        <w:gridCol w:w="3605"/>
+        <w:gridCol w:w="4121"/>
+        <w:gridCol w:w="1630"/>
+      </w:tblGrid>
+      <w:tr>
+        <w:trPr>
+          <w:tblHeader w:val="true"/>
+          <w:cantSplit w:val="true"/>
+        </w:trPr>
+        <w:tc>
+          <w:tcPr>
+            <w:tcW w:type="dxa" w:w="3604"/>
+            <w:shd w:val="clear" w:fill="E8E8E8"/>
+          </w:tcPr>
+          <w:p>
+            <w:pPr>
+              <w:keepNext/>
+              <w:spacing w:line="240" w:lineRule="auto" w:after="0"/>
+              <w:ind w:firstLine="0"/>
+              <w:jc w:val="left"/>
+            </w:pPr>
+            <w:r>
+              <w:rPr>
+                <w:rFonts w:ascii="Times New Roman" w:hAnsi="Times New Roman" w:cs="Times New Roman" w:eastAsia="Times New Roman"/>
+                <w:b/>
+                <w:i w:val="0"/>
+                <w:color w:val="000000"/>
+                <w:sz w:val="24"/>
+              </w:rPr>
+              <w:t>Показатель</w:t>
+            </w:r>
+          </w:p>
+        </w:tc>
+        <w:tc>
+          <w:tcPr>
+            <w:tcW w:type="dxa" w:w="4121"/>
+            <w:shd w:val="clear" w:fill="E8E8E8"/>
+          </w:tcPr>
+          <w:p>
+            <w:pPr>
+              <w:keepNext/>
+              <w:spacing w:line="240" w:lineRule="auto" w:after="0"/>
+              <w:ind w:firstLine="0"/>
+              <w:jc w:val="left"/>
+            </w:pPr>
+            <w:r>
+              <w:rPr>
+                <w:rFonts w:ascii="Times New Roman" w:hAnsi="Times New Roman" w:cs="Times New Roman" w:eastAsia="Times New Roman"/>
+                <w:b/>
+                <w:i w:val="0"/>
+                <w:color w:val="000000"/>
+                <w:sz w:val="24"/>
+              </w:rPr>
+              <w:t>Откуда берётся</w:t>
+            </w:r>
+          </w:p>
+        </w:tc>
+        <w:tc>
+          <w:tcPr>
+            <w:tcW w:type="dxa" w:w="1630"/>
+            <w:shd w:val="clear" w:fill="E8E8E8"/>
+          </w:tcPr>
+          <w:p>
+            <w:pPr>
+              <w:keepNext/>
+              <w:spacing w:line="240" w:lineRule="auto" w:after="0"/>
+              <w:ind w:firstLine="0"/>
+              <w:jc w:val="left"/>
+            </w:pPr>
+            <w:r>
+              <w:rPr>
+                <w:rFonts w:ascii="Times New Roman" w:hAnsi="Times New Roman" w:cs="Times New Roman" w:eastAsia="Times New Roman"/>
+                <w:b/>
+                <w:i w:val="0"/>
+                <w:color w:val="000000"/>
+                <w:sz w:val="24"/>
+              </w:rPr>
+              <w:t>Значение</w:t>
+            </w:r>
+          </w:p>
+        </w:tc>
+      </w:tr>
       <w:tr>
         <w:trPr>
           <w:cantSplit w:val="true"/>
@@ -7310,132 +8551,6 @@
           </w:p>
         </w:tc>
       </w:tr>
-    </w:tbl>
-    <w:p>
-      <w:pPr>
-        <w:spacing w:after="0" w:line="240" w:lineRule="auto"/>
-        <w:ind w:firstLine="0"/>
-      </w:pPr>
-      <w:r>
-        <w:rPr>
-          <w:rFonts w:ascii="Times New Roman" w:hAnsi="Times New Roman" w:cs="Times New Roman" w:eastAsia="Times New Roman"/>
-          <w:b w:val="0"/>
-          <w:i w:val="0"/>
-          <w:color w:val="000000"/>
-          <w:sz w:val="12"/>
-        </w:rPr>
-      </w:r>
-    </w:p>
-    <w:p>
-      <w:pPr>
-        <w:keepNext/>
-        <w:spacing w:line="240" w:lineRule="auto" w:before="160" w:after="80"/>
-        <w:ind w:firstLine="0"/>
-        <w:jc w:val="left"/>
-      </w:pPr>
-      <w:r>
-        <w:rPr>
-          <w:rFonts w:ascii="Times New Roman" w:hAnsi="Times New Roman" w:cs="Times New Roman" w:eastAsia="Times New Roman"/>
-          <w:b w:val="0"/>
-          <w:i/>
-          <w:color w:val="000000"/>
-          <w:sz w:val="24"/>
-        </w:rPr>
-        <w:t>Продолжение таблицы 5.1</w:t>
-      </w:r>
-    </w:p>
-    <w:tbl>
-      <w:tblPr>
-        <w:tblStyle w:val="TableGrid"/>
-        <w:tblW w:type="auto" w:w="0"/>
-        <w:jc w:val="center"/>
-        <w:tblLayout w:type="fixed"/>
-        <w:tblLook w:firstColumn="1" w:firstRow="1" w:lastColumn="0" w:lastRow="0" w:noHBand="0" w:noVBand="1" w:val="04A0"/>
-        <w:tblLayout w:type="fixed"/>
-      </w:tblPr>
-      <w:tblGrid>
-        <w:gridCol w:w="567"/>
-        <w:gridCol w:w="7329"/>
-        <w:gridCol w:w="1460"/>
-      </w:tblGrid>
-      <w:tr>
-        <w:trPr>
-          <w:tblHeader w:val="true"/>
-          <w:cantSplit w:val="true"/>
-        </w:trPr>
-        <w:tc>
-          <w:tcPr>
-            <w:tcW w:type="dxa" w:w="567"/>
-            <w:shd w:val="clear" w:fill="E8E8E8"/>
-          </w:tcPr>
-          <w:p>
-            <w:pPr>
-              <w:keepNext/>
-              <w:spacing w:line="240" w:lineRule="auto" w:after="0"/>
-              <w:ind w:firstLine="0"/>
-              <w:jc w:val="left"/>
-            </w:pPr>
-            <w:r>
-              <w:rPr>
-                <w:rFonts w:ascii="Times New Roman" w:hAnsi="Times New Roman" w:cs="Times New Roman" w:eastAsia="Times New Roman"/>
-                <w:b/>
-                <w:i w:val="0"/>
-                <w:color w:val="000000"/>
-                <w:sz w:val="24"/>
-              </w:rPr>
-              <w:t>№</w:t>
-            </w:r>
-          </w:p>
-        </w:tc>
-        <w:tc>
-          <w:tcPr>
-            <w:tcW w:type="dxa" w:w="7328"/>
-            <w:shd w:val="clear" w:fill="E8E8E8"/>
-          </w:tcPr>
-          <w:p>
-            <w:pPr>
-              <w:keepNext/>
-              <w:spacing w:line="240" w:lineRule="auto" w:after="0"/>
-              <w:ind w:firstLine="0"/>
-              <w:jc w:val="left"/>
-            </w:pPr>
-            <w:r>
-              <w:rPr>
-                <w:rFonts w:ascii="Times New Roman" w:hAnsi="Times New Roman" w:cs="Times New Roman" w:eastAsia="Times New Roman"/>
-                <w:b/>
-                <w:i w:val="0"/>
-                <w:color w:val="000000"/>
-                <w:sz w:val="24"/>
-              </w:rPr>
-              <w:t>Критерий</w:t>
-            </w:r>
-          </w:p>
-        </w:tc>
-        <w:tc>
-          <w:tcPr>
-            <w:tcW w:type="dxa" w:w="1459"/>
-            <w:shd w:val="clear" w:fill="E8E8E8"/>
-          </w:tcPr>
-          <w:p>
-            <w:pPr>
-              <w:keepNext/>
-              <w:spacing w:line="240" w:lineRule="auto" w:after="0"/>
-              <w:ind w:firstLine="0"/>
-              <w:jc w:val="left"/>
-            </w:pPr>
-            <w:r>
-              <w:rPr>
-                <w:rFonts w:ascii="Times New Roman" w:hAnsi="Times New Roman" w:cs="Times New Roman" w:eastAsia="Times New Roman"/>
-                <w:b/>
-                <w:i w:val="0"/>
-                <w:color w:val="000000"/>
-                <w:sz w:val="24"/>
-              </w:rPr>
-              <w:t>Отметка</w:t>
-            </w:r>
-          </w:p>
-        </w:tc>
-      </w:tr>
       <w:tr>
         <w:trPr>
           <w:cantSplit w:val="true"/>
@@ -7561,7 +8676,7 @@
                 <w:color w:val="000000"/>
                 <w:sz w:val="26"/>
               </w:rPr>
-              <w:t>Критерий 34 проверяется, если выгрузка бланков на диск включена. В файлах архива сведения документов записаны открытым текстом, поэтому доступ к каталогу ограничивается наравне с доступом к самой системе. Порядок описан в руководстве по развёртыванию и сопровождению.</w:t>
+              <w:t>Критерий 34 проверяется, если выгрузка бланков на диск включена. Архив содержит персональные данные; штатная поставка требует шифрования. Доступ к каталогу и ключам ограничивают отдельно, а выдачу через приложение проверяют по текущей политике документов и согласий. Само наличие сохранённого файла не разрешает его скачивание. Порядок описан в руководстве по развёртыванию и сопровождению.</w:t>
             </w:r>
           </w:p>
         </w:tc>
@@ -8175,6 +9290,107 @@
                 <w:sz w:val="24"/>
               </w:rPr>
               <w:t>Показатели раздела 4 достигнуты, скорость обработки не хуже прежнего порядка</w:t>
+            </w:r>
+          </w:p>
+        </w:tc>
+      </w:tr>
+    </w:tbl>
+    <w:p>
+      <w:pPr>
+        <w:spacing w:after="0" w:line="240" w:lineRule="auto"/>
+        <w:ind w:firstLine="0"/>
+      </w:pPr>
+      <w:r>
+        <w:rPr>
+          <w:rFonts w:ascii="Times New Roman" w:hAnsi="Times New Roman" w:cs="Times New Roman" w:eastAsia="Times New Roman"/>
+          <w:b w:val="0"/>
+          <w:i w:val="0"/>
+          <w:color w:val="000000"/>
+          <w:sz w:val="12"/>
+        </w:rPr>
+      </w:r>
+    </w:p>
+    <w:p>
+      <w:pPr>
+        <w:keepNext/>
+        <w:spacing w:line="240" w:lineRule="auto" w:before="160" w:after="80"/>
+        <w:ind w:firstLine="0"/>
+        <w:jc w:val="left"/>
+      </w:pPr>
+      <w:r>
+        <w:rPr>
+          <w:rFonts w:ascii="Times New Roman" w:hAnsi="Times New Roman" w:cs="Times New Roman" w:eastAsia="Times New Roman"/>
+          <w:b w:val="0"/>
+          <w:i/>
+          <w:color w:val="000000"/>
+          <w:sz w:val="24"/>
+        </w:rPr>
+        <w:t>Продолжение таблицы 7.1</w:t>
+      </w:r>
+    </w:p>
+    <w:tbl>
+      <w:tblPr>
+        <w:tblStyle w:val="TableGrid"/>
+        <w:tblW w:type="auto" w:w="0"/>
+        <w:jc w:val="center"/>
+        <w:tblLayout w:type="fixed"/>
+        <w:tblLook w:firstColumn="1" w:firstRow="1" w:lastColumn="0" w:lastRow="0" w:noHBand="0" w:noVBand="1" w:val="04A0"/>
+        <w:tblLayout w:type="fixed"/>
+      </w:tblPr>
+      <w:tblGrid>
+        <w:gridCol w:w="526"/>
+        <w:gridCol w:w="8829"/>
+      </w:tblGrid>
+      <w:tr>
+        <w:trPr>
+          <w:tblHeader w:val="true"/>
+          <w:cantSplit w:val="true"/>
+        </w:trPr>
+        <w:tc>
+          <w:tcPr>
+            <w:tcW w:type="dxa" w:w="526"/>
+            <w:shd w:val="clear" w:fill="E8E8E8"/>
+          </w:tcPr>
+          <w:p>
+            <w:pPr>
+              <w:keepNext/>
+              <w:spacing w:line="240" w:lineRule="auto" w:after="0"/>
+              <w:ind w:firstLine="0"/>
+              <w:jc w:val="left"/>
+            </w:pPr>
+            <w:r>
+              <w:rPr>
+                <w:rFonts w:ascii="Times New Roman" w:hAnsi="Times New Roman" w:cs="Times New Roman" w:eastAsia="Times New Roman"/>
+                <w:b/>
+                <w:i w:val="0"/>
+                <w:color w:val="000000"/>
+                <w:sz w:val="24"/>
+              </w:rPr>
+              <w:t>№</w:t>
+            </w:r>
+          </w:p>
+        </w:tc>
+        <w:tc>
+          <w:tcPr>
+            <w:tcW w:type="dxa" w:w="8828"/>
+            <w:shd w:val="clear" w:fill="E8E8E8"/>
+          </w:tcPr>
+          <w:p>
+            <w:pPr>
+              <w:keepNext/>
+              <w:spacing w:line="240" w:lineRule="auto" w:after="0"/>
+              <w:ind w:firstLine="0"/>
+              <w:jc w:val="left"/>
+            </w:pPr>
+            <w:r>
+              <w:rPr>
+                <w:rFonts w:ascii="Times New Roman" w:hAnsi="Times New Roman" w:cs="Times New Roman" w:eastAsia="Times New Roman"/>
+                <w:b/>
+                <w:i w:val="0"/>
+                <w:color w:val="000000"/>
+                <w:sz w:val="24"/>
+              </w:rPr>
+              <w:t>Условие</w:t>
             </w:r>
           </w:p>
         </w:tc>
@@ -9157,13 +10373,9 @@
       </w:r>
     </w:p>
     <w:p>
-      <w:r>
-        <w:br w:type="page"/>
-      </w:r>
-    </w:p>
-    <w:p>
       <w:pPr>
         <w:pStyle w:val="Heading1"/>
+        <w:pageBreakBefore/>
         <w:ind w:firstLine="0"/>
       </w:pPr>
       <w:r>
@@ -10154,30 +11366,94 @@
           </w:p>
         </w:tc>
       </w:tr>
+      <w:tr>
+        <w:trPr>
+          <w:cantSplit w:val="true"/>
+        </w:trPr>
+        <w:tc>
+          <w:tcPr>
+            <w:tcW w:type="dxa" w:w="1134"/>
+          </w:tcPr>
+          <w:p>
+            <w:pPr>
+              <w:spacing w:line="240" w:lineRule="auto" w:after="0"/>
+              <w:ind w:firstLine="0"/>
+              <w:jc w:val="left"/>
+            </w:pPr>
+            <w:r>
+              <w:rPr>
+                <w:rFonts w:ascii="Times New Roman" w:hAnsi="Times New Roman" w:cs="Times New Roman" w:eastAsia="Times New Roman"/>
+                <w:b w:val="0"/>
+                <w:i w:val="0"/>
+                <w:color w:val="000000"/>
+                <w:sz w:val="24"/>
+              </w:rPr>
+              <w:t>1.10</w:t>
+            </w:r>
+          </w:p>
+        </w:tc>
+        <w:tc>
+          <w:tcPr>
+            <w:tcW w:type="dxa" w:w="1701"/>
+          </w:tcPr>
+          <w:p>
+            <w:pPr>
+              <w:spacing w:line="240" w:lineRule="auto" w:after="0"/>
+              <w:ind w:firstLine="0"/>
+              <w:jc w:val="left"/>
+            </w:pPr>
+            <w:r>
+              <w:rPr>
+                <w:rFonts w:ascii="Times New Roman" w:hAnsi="Times New Roman" w:cs="Times New Roman" w:eastAsia="Times New Roman"/>
+                <w:b w:val="0"/>
+                <w:i w:val="0"/>
+                <w:color w:val="000000"/>
+                <w:sz w:val="24"/>
+              </w:rPr>
+              <w:t>21.10.2026</w:t>
+            </w:r>
+          </w:p>
+        </w:tc>
+        <w:tc>
+          <w:tcPr>
+            <w:tcW w:type="dxa" w:w="5669"/>
+          </w:tcPr>
+          <w:p>
+            <w:pPr>
+              <w:spacing w:line="240" w:lineRule="auto" w:after="0"/>
+              <w:ind w:firstLine="0"/>
+              <w:jc w:val="left"/>
+            </w:pPr>
+            <w:r>
+              <w:rPr>
+                <w:rFonts w:ascii="Times New Roman" w:hAnsi="Times New Roman" w:cs="Times New Roman" w:eastAsia="Times New Roman"/>
+                <w:b w:val="0"/>
+                <w:i w:val="0"/>
+                <w:color w:val="000000"/>
+                <w:sz w:val="24"/>
+              </w:rPr>
+              <w:t>Сценариям назначены роли; добавлены проверки текущих сессий, документов, архива, файлов-черновиков и push-показателей.</w:t>
+            </w:r>
+          </w:p>
+        </w:tc>
+        <w:tc>
+          <w:tcPr>
+            <w:tcW w:type="dxa" w:w="850"/>
+          </w:tcPr>
+          <w:p>
+            <w:pPr>
+              <w:spacing w:line="240" w:lineRule="auto" w:after="0"/>
+              <w:ind w:firstLine="0"/>
+              <w:jc w:val="left"/>
+            </w:pPr>
+          </w:p>
+        </w:tc>
+      </w:tr>
     </w:tbl>
     <w:p>
       <w:pPr>
-        <w:spacing w:after="0" w:line="240" w:lineRule="auto"/>
-        <w:ind w:firstLine="0"/>
-      </w:pPr>
-      <w:r>
-        <w:rPr>
-          <w:rFonts w:ascii="Times New Roman" w:hAnsi="Times New Roman" w:cs="Times New Roman" w:eastAsia="Times New Roman"/>
-          <w:b w:val="0"/>
-          <w:i w:val="0"/>
-          <w:color w:val="000000"/>
-          <w:sz w:val="12"/>
-        </w:rPr>
-      </w:r>
-    </w:p>
-    <w:p>
-      <w:r>
-        <w:br w:type="page"/>
-      </w:r>
-    </w:p>
-    <w:p>
-      <w:pPr>
         <w:keepNext/>
+        <w:pageBreakBefore/>
         <w:spacing w:line="240" w:lineRule="auto" w:before="160" w:after="80"/>
         <w:ind w:firstLine="0"/>
         <w:jc w:val="left"/>

--- a/Документация/Критерии завершения пилотного периода/Критерии завершения пилотного периода.docx
+++ b/Документация/Критерии завершения пилотного периода/Критерии завершения пилотного периода.docx
@@ -157,7 +157,7 @@
           <w:color w:val="000000"/>
           <w:sz w:val="26"/>
         </w:rPr>
-        <w:t>Версия документа: 1.10</w:t>
+        <w:t>Версия документа: 1.11</w:t>
       </w:r>
     </w:p>
     <w:p>
@@ -173,7 +173,7 @@
           <w:color w:val="000000"/>
           <w:sz w:val="26"/>
         </w:rPr>
-        <w:t>Дата: 21.10.2026</w:t>
+        <w:t>Дата: 30.10.2026</w:t>
       </w:r>
     </w:p>
     <w:p>
@@ -714,7 +714,7 @@
           <w:sz w:val="26"/>
         </w:rPr>
         <w:tab/>
-        <w:t>9</w:t>
+        <w:t>10</w:t>
       </w:r>
     </w:p>
     <w:p>
@@ -745,7 +745,7 @@
           <w:sz w:val="26"/>
         </w:rPr>
         <w:tab/>
-        <w:t>10</w:t>
+        <w:t>11</w:t>
       </w:r>
     </w:p>
     <w:p>
@@ -807,7 +807,7 @@
           <w:sz w:val="26"/>
         </w:rPr>
         <w:tab/>
-        <w:t>12</w:t>
+        <w:t>13</w:t>
       </w:r>
     </w:p>
     <w:p>
@@ -838,7 +838,7 @@
           <w:sz w:val="26"/>
         </w:rPr>
         <w:tab/>
-        <w:t>12</w:t>
+        <w:t>13</w:t>
       </w:r>
     </w:p>
     <w:p>
@@ -869,7 +869,7 @@
           <w:sz w:val="26"/>
         </w:rPr>
         <w:tab/>
-        <w:t>13</w:t>
+        <w:t>14</w:t>
       </w:r>
     </w:p>
     <w:p>
@@ -3754,7 +3754,31 @@
           <w:color w:val="000000"/>
           <w:sz w:val="28"/>
         </w:rPr>
-        <w:t>Проверить на синтетических данных, с положительным и отрицательным случаем доступа:</w:t>
+        <w:t>Проверить на синтетических данных, с положительным и отрицательным случаем доступа. Для критерия 18 отдельно пройти полный профильный тур, продолжение после остановки и запуск с раздела; последний не должен отмечать весь тур пройденным. Проверить повтор после ошибки загрузки или перехода, сохранение позиции при закрытии и пересчёт доступных шагов при изменении прав. Ошибка не должна приводить к сообщению об успешном завершении.</w:t>
+      </w:r>
+    </w:p>
+    <w:p>
+      <w:r>
+        <w:rPr>
+          <w:rFonts w:ascii="Times New Roman" w:hAnsi="Times New Roman" w:cs="Times New Roman" w:eastAsia="Times New Roman"/>
+          <w:b w:val="0"/>
+          <w:i w:val="0"/>
+          <w:color w:val="000000"/>
+          <w:sz w:val="28"/>
+        </w:rPr>
+        <w:t>У охранника проверить обязательное объяснение «По факту», в том числе учебный пример без доступного живого блока; административный список незакрытых проходов ему не предлагается. У согласующего и принимающего проверить только команды их роли. На узком экране проверить «Действия» карточки, скачивание и теги с ЧС; в таблице поста — отдельные шапки страницы и внутренних списков, счётчик и обновление вне меню. Открытое поверх обучения рабочее окно должно получать управление до закрытия.</w:t>
+      </w:r>
+    </w:p>
+    <w:p>
+      <w:r>
+        <w:rPr>
+          <w:rFonts w:ascii="Times New Roman" w:hAnsi="Times New Roman" w:cs="Times New Roman" w:eastAsia="Times New Roman"/>
+          <w:b w:val="0"/>
+          <w:i w:val="0"/>
+          <w:color w:val="000000"/>
+          <w:sz w:val="28"/>
+        </w:rPr>
+        <w:t>В протоколе указать роль, доступ, состояние данных, ревизию, размер окна и способ проверки. Эмуляцию сенсорного экрана отмечать отдельно от проверки на физическом устройстве; учебный пример и просмотр без записи не подтверждают реальную операцию. Успешный локальный просмотр не заменяет проверку принятой ревизии на стенде.</w:t>
       </w:r>
     </w:p>
     <w:p>
@@ -4147,645 +4171,6 @@
                 <w:sz w:val="24"/>
               </w:rPr>
               <w:t>Остальные записи и уже поданные голоса не меняются; причина и автор видны</w:t>
-            </w:r>
-          </w:p>
-        </w:tc>
-      </w:tr>
-      <w:tr>
-        <w:trPr>
-          <w:cantSplit w:val="true"/>
-        </w:trPr>
-        <w:tc>
-          <w:tcPr>
-            <w:tcW w:type="dxa" w:w="2551"/>
-          </w:tcPr>
-          <w:p>
-            <w:pPr>
-              <w:spacing w:line="240" w:lineRule="auto" w:after="0"/>
-              <w:ind w:firstLine="0"/>
-              <w:jc w:val="left"/>
-            </w:pPr>
-            <w:r>
-              <w:rPr>
-                <w:rFonts w:ascii="Times New Roman" w:hAnsi="Times New Roman" w:cs="Times New Roman" w:eastAsia="Times New Roman"/>
-                <w:b w:val="0"/>
-                <w:i w:val="0"/>
-                <w:color w:val="000000"/>
-                <w:sz w:val="24"/>
-              </w:rPr>
-              <w:t>Привязка ручной записи</w:t>
-            </w:r>
-          </w:p>
-        </w:tc>
-        <w:tc>
-          <w:tcPr>
-            <w:tcW w:type="dxa" w:w="2835"/>
-          </w:tcPr>
-          <w:p>
-            <w:pPr>
-              <w:spacing w:line="240" w:lineRule="auto" w:after="0"/>
-              <w:ind w:firstLine="0"/>
-              <w:jc w:val="left"/>
-            </w:pPr>
-            <w:r>
-              <w:rPr>
-                <w:rFonts w:ascii="Times New Roman" w:hAnsi="Times New Roman" w:cs="Times New Roman" w:eastAsia="Times New Roman"/>
-                <w:b w:val="0"/>
-                <w:i w:val="0"/>
-                <w:color w:val="000000"/>
-                <w:sz w:val="24"/>
-              </w:rPr>
-              <w:t>Принимающий / администратор с полномочием</w:t>
-            </w:r>
-          </w:p>
-        </w:tc>
-        <w:tc>
-          <w:tcPr>
-            <w:tcW w:type="dxa" w:w="3969"/>
-          </w:tcPr>
-          <w:p>
-            <w:pPr>
-              <w:spacing w:line="240" w:lineRule="auto" w:after="0"/>
-              <w:ind w:firstLine="0"/>
-              <w:jc w:val="left"/>
-            </w:pPr>
-            <w:r>
-              <w:rPr>
-                <w:rFonts w:ascii="Times New Roman" w:hAnsi="Times New Roman" w:cs="Times New Roman" w:eastAsia="Times New Roman"/>
-                <w:b w:val="0"/>
-                <w:i w:val="0"/>
-                <w:color w:val="000000"/>
-                <w:sz w:val="24"/>
-              </w:rPr>
-              <w:t>Переносится выбранная запись, не всё ручное вложение; бессрочная получает явно выбранный срок</w:t>
-            </w:r>
-          </w:p>
-        </w:tc>
-      </w:tr>
-      <w:tr>
-        <w:trPr>
-          <w:cantSplit w:val="true"/>
-        </w:trPr>
-        <w:tc>
-          <w:tcPr>
-            <w:tcW w:type="dxa" w:w="2551"/>
-          </w:tcPr>
-          <w:p>
-            <w:pPr>
-              <w:spacing w:line="240" w:lineRule="auto" w:after="0"/>
-              <w:ind w:firstLine="0"/>
-              <w:jc w:val="left"/>
-            </w:pPr>
-            <w:r>
-              <w:rPr>
-                <w:rFonts w:ascii="Times New Roman" w:hAnsi="Times New Roman" w:cs="Times New Roman" w:eastAsia="Times New Roman"/>
-                <w:b w:val="0"/>
-                <w:i w:val="0"/>
-                <w:color w:val="000000"/>
-                <w:sz w:val="24"/>
-              </w:rPr>
-              <w:t>Попытка принять просроченную заявку</w:t>
-            </w:r>
-          </w:p>
-        </w:tc>
-        <w:tc>
-          <w:tcPr>
-            <w:tcW w:type="dxa" w:w="2835"/>
-          </w:tcPr>
-          <w:p>
-            <w:pPr>
-              <w:spacing w:line="240" w:lineRule="auto" w:after="0"/>
-              <w:ind w:firstLine="0"/>
-              <w:jc w:val="left"/>
-            </w:pPr>
-            <w:r>
-              <w:rPr>
-                <w:rFonts w:ascii="Times New Roman" w:hAnsi="Times New Roman" w:cs="Times New Roman" w:eastAsia="Times New Roman"/>
-                <w:b w:val="0"/>
-                <w:i w:val="0"/>
-                <w:color w:val="000000"/>
-                <w:sz w:val="24"/>
-              </w:rPr>
-              <w:t>Принимающий</w:t>
-            </w:r>
-          </w:p>
-        </w:tc>
-        <w:tc>
-          <w:tcPr>
-            <w:tcW w:type="dxa" w:w="3969"/>
-          </w:tcPr>
-          <w:p>
-            <w:pPr>
-              <w:spacing w:line="240" w:lineRule="auto" w:after="0"/>
-              <w:ind w:firstLine="0"/>
-              <w:jc w:val="left"/>
-            </w:pPr>
-            <w:r>
-              <w:rPr>
-                <w:rFonts w:ascii="Times New Roman" w:hAnsi="Times New Roman" w:cs="Times New Roman" w:eastAsia="Times New Roman"/>
-                <w:b w:val="0"/>
-                <w:i w:val="0"/>
-                <w:color w:val="000000"/>
-                <w:sz w:val="24"/>
-              </w:rPr>
-              <w:t>Отказ даже до очередного фонового изменения статуса</w:t>
-            </w:r>
-          </w:p>
-        </w:tc>
-      </w:tr>
-      <w:tr>
-        <w:trPr>
-          <w:cantSplit w:val="true"/>
-        </w:trPr>
-        <w:tc>
-          <w:tcPr>
-            <w:tcW w:type="dxa" w:w="2551"/>
-          </w:tcPr>
-          <w:p>
-            <w:pPr>
-              <w:spacing w:line="240" w:lineRule="auto" w:after="0"/>
-              <w:ind w:firstLine="0"/>
-              <w:jc w:val="left"/>
-            </w:pPr>
-            <w:r>
-              <w:rPr>
-                <w:rFonts w:ascii="Times New Roman" w:hAnsi="Times New Roman" w:cs="Times New Roman" w:eastAsia="Times New Roman"/>
-                <w:b w:val="0"/>
-                <w:i w:val="0"/>
-                <w:color w:val="000000"/>
-                <w:sz w:val="24"/>
-              </w:rPr>
-              <w:t>Истечение срока при открытом входе</w:t>
-            </w:r>
-          </w:p>
-        </w:tc>
-        <w:tc>
-          <w:tcPr>
-            <w:tcW w:type="dxa" w:w="2835"/>
-          </w:tcPr>
-          <w:p>
-            <w:pPr>
-              <w:spacing w:line="240" w:lineRule="auto" w:after="0"/>
-              <w:ind w:firstLine="0"/>
-              <w:jc w:val="left"/>
-            </w:pPr>
-            <w:r>
-              <w:rPr>
-                <w:rFonts w:ascii="Times New Roman" w:hAnsi="Times New Roman" w:cs="Times New Roman" w:eastAsia="Times New Roman"/>
-                <w:b w:val="0"/>
-                <w:i w:val="0"/>
-                <w:color w:val="000000"/>
-                <w:sz w:val="24"/>
-              </w:rPr>
-              <w:t>Работник поста</w:t>
-            </w:r>
-          </w:p>
-        </w:tc>
-        <w:tc>
-          <w:tcPr>
-            <w:tcW w:type="dxa" w:w="3969"/>
-          </w:tcPr>
-          <w:p>
-            <w:pPr>
-              <w:spacing w:line="240" w:lineRule="auto" w:after="0"/>
-              <w:ind w:firstLine="0"/>
-              <w:jc w:val="left"/>
-            </w:pPr>
-            <w:r>
-              <w:rPr>
-                <w:rFonts w:ascii="Times New Roman" w:hAnsi="Times New Roman" w:cs="Times New Roman" w:eastAsia="Times New Roman"/>
-                <w:b w:val="0"/>
-                <w:i w:val="0"/>
-                <w:color w:val="000000"/>
-                <w:sz w:val="24"/>
-              </w:rPr>
-              <w:t>Выход доступен по правам, новый вход запрещён; после выхода строка видна пять минут</w:t>
-            </w:r>
-          </w:p>
-        </w:tc>
-      </w:tr>
-      <w:tr>
-        <w:trPr>
-          <w:cantSplit w:val="true"/>
-        </w:trPr>
-        <w:tc>
-          <w:tcPr>
-            <w:tcW w:type="dxa" w:w="2551"/>
-          </w:tcPr>
-          <w:p>
-            <w:pPr>
-              <w:spacing w:line="240" w:lineRule="auto" w:after="0"/>
-              <w:ind w:firstLine="0"/>
-              <w:jc w:val="left"/>
-            </w:pPr>
-            <w:r>
-              <w:rPr>
-                <w:rFonts w:ascii="Times New Roman" w:hAnsi="Times New Roman" w:cs="Times New Roman" w:eastAsia="Times New Roman"/>
-                <w:b w:val="0"/>
-                <w:i w:val="0"/>
-                <w:color w:val="000000"/>
-                <w:sz w:val="24"/>
-              </w:rPr>
-              <w:t>Старые незакрытые отметки</w:t>
-            </w:r>
-          </w:p>
-        </w:tc>
-        <w:tc>
-          <w:tcPr>
-            <w:tcW w:type="dxa" w:w="2835"/>
-          </w:tcPr>
-          <w:p>
-            <w:pPr>
-              <w:spacing w:line="240" w:lineRule="auto" w:after="0"/>
-              <w:ind w:firstLine="0"/>
-              <w:jc w:val="left"/>
-            </w:pPr>
-            <w:r>
-              <w:rPr>
-                <w:rFonts w:ascii="Times New Roman" w:hAnsi="Times New Roman" w:cs="Times New Roman" w:eastAsia="Times New Roman"/>
-                <w:b w:val="0"/>
-                <w:i w:val="0"/>
-                <w:color w:val="000000"/>
-                <w:sz w:val="24"/>
-              </w:rPr>
-              <w:t>Администратор</w:t>
-            </w:r>
-          </w:p>
-        </w:tc>
-        <w:tc>
-          <w:tcPr>
-            <w:tcW w:type="dxa" w:w="3969"/>
-          </w:tcPr>
-          <w:p>
-            <w:pPr>
-              <w:spacing w:line="240" w:lineRule="auto" w:after="0"/>
-              <w:ind w:firstLine="0"/>
-              <w:jc w:val="left"/>
-            </w:pPr>
-            <w:r>
-              <w:rPr>
-                <w:rFonts w:ascii="Times New Roman" w:hAnsi="Times New Roman" w:cs="Times New Roman" w:eastAsia="Times New Roman"/>
-                <w:b w:val="0"/>
-                <w:i w:val="0"/>
-                <w:color w:val="000000"/>
-                <w:sz w:val="24"/>
-              </w:rPr>
-              <w:t>Порог 48 часов, неизвестное время не подменяется датой; исправление с причиной и отдельным правом</w:t>
-            </w:r>
-          </w:p>
-        </w:tc>
-      </w:tr>
-      <w:tr>
-        <w:trPr>
-          <w:cantSplit w:val="true"/>
-        </w:trPr>
-        <w:tc>
-          <w:tcPr>
-            <w:tcW w:type="dxa" w:w="2551"/>
-          </w:tcPr>
-          <w:p>
-            <w:pPr>
-              <w:spacing w:line="240" w:lineRule="auto" w:after="0"/>
-              <w:ind w:firstLine="0"/>
-              <w:jc w:val="left"/>
-            </w:pPr>
-            <w:r>
-              <w:rPr>
-                <w:rFonts w:ascii="Times New Roman" w:hAnsi="Times New Roman" w:cs="Times New Roman" w:eastAsia="Times New Roman"/>
-                <w:b w:val="0"/>
-                <w:i w:val="0"/>
-                <w:color w:val="000000"/>
-                <w:sz w:val="24"/>
-              </w:rPr>
-              <w:t>Отмена ошибочной последней отметки</w:t>
-            </w:r>
-          </w:p>
-        </w:tc>
-        <w:tc>
-          <w:tcPr>
-            <w:tcW w:type="dxa" w:w="2835"/>
-          </w:tcPr>
-          <w:p>
-            <w:pPr>
-              <w:spacing w:line="240" w:lineRule="auto" w:after="0"/>
-              <w:ind w:firstLine="0"/>
-              <w:jc w:val="left"/>
-            </w:pPr>
-            <w:r>
-              <w:rPr>
-                <w:rFonts w:ascii="Times New Roman" w:hAnsi="Times New Roman" w:cs="Times New Roman" w:eastAsia="Times New Roman"/>
-                <w:b w:val="0"/>
-                <w:i w:val="0"/>
-                <w:color w:val="000000"/>
-                <w:sz w:val="24"/>
-              </w:rPr>
-              <w:t>Автор отметки / уполномоченный администратор</w:t>
-            </w:r>
-          </w:p>
-        </w:tc>
-        <w:tc>
-          <w:tcPr>
-            <w:tcW w:type="dxa" w:w="3969"/>
-          </w:tcPr>
-          <w:p>
-            <w:pPr>
-              <w:spacing w:line="240" w:lineRule="auto" w:after="0"/>
-              <w:ind w:firstLine="0"/>
-              <w:jc w:val="left"/>
-            </w:pPr>
-            <w:r>
-              <w:rPr>
-                <w:rFonts w:ascii="Times New Roman" w:hAnsi="Times New Roman" w:cs="Times New Roman" w:eastAsia="Times New Roman"/>
-                <w:b w:val="0"/>
-                <w:i w:val="0"/>
-                <w:color w:val="000000"/>
-                <w:sz w:val="24"/>
-              </w:rPr>
-              <w:t>Проверяются время, автор/полномочия и отсутствие следующего события; история сохраняет отмену</w:t>
-            </w:r>
-          </w:p>
-        </w:tc>
-      </w:tr>
-      <w:tr>
-        <w:trPr>
-          <w:cantSplit w:val="true"/>
-        </w:trPr>
-        <w:tc>
-          <w:tcPr>
-            <w:tcW w:type="dxa" w:w="2551"/>
-          </w:tcPr>
-          <w:p>
-            <w:pPr>
-              <w:spacing w:line="240" w:lineRule="auto" w:after="0"/>
-              <w:ind w:firstLine="0"/>
-              <w:jc w:val="left"/>
-            </w:pPr>
-            <w:r>
-              <w:rPr>
-                <w:rFonts w:ascii="Times New Roman" w:hAnsi="Times New Roman" w:cs="Times New Roman" w:eastAsia="Times New Roman"/>
-                <w:b w:val="0"/>
-                <w:i w:val="0"/>
-                <w:color w:val="000000"/>
-                <w:sz w:val="24"/>
-              </w:rPr>
-              <w:t>Карточка из журнала поста</w:t>
-            </w:r>
-          </w:p>
-        </w:tc>
-        <w:tc>
-          <w:tcPr>
-            <w:tcW w:type="dxa" w:w="2835"/>
-          </w:tcPr>
-          <w:p>
-            <w:pPr>
-              <w:spacing w:line="240" w:lineRule="auto" w:after="0"/>
-              <w:ind w:firstLine="0"/>
-              <w:jc w:val="left"/>
-            </w:pPr>
-            <w:r>
-              <w:rPr>
-                <w:rFonts w:ascii="Times New Roman" w:hAnsi="Times New Roman" w:cs="Times New Roman" w:eastAsia="Times New Roman"/>
-                <w:b w:val="0"/>
-                <w:i w:val="0"/>
-                <w:color w:val="000000"/>
-                <w:sz w:val="24"/>
-              </w:rPr>
-              <w:t>Работник поста с доступом к журналу</w:t>
-            </w:r>
-          </w:p>
-        </w:tc>
-        <w:tc>
-          <w:tcPr>
-            <w:tcW w:type="dxa" w:w="3969"/>
-          </w:tcPr>
-          <w:p>
-            <w:pPr>
-              <w:spacing w:line="240" w:lineRule="auto" w:after="0"/>
-              <w:ind w:firstLine="0"/>
-              <w:jc w:val="left"/>
-            </w:pPr>
-            <w:r>
-              <w:rPr>
-                <w:rFonts w:ascii="Times New Roman" w:hAnsi="Times New Roman" w:cs="Times New Roman" w:eastAsia="Times New Roman"/>
-                <w:b w:val="0"/>
-                <w:i w:val="0"/>
-                <w:color w:val="000000"/>
-                <w:sz w:val="24"/>
-              </w:rPr>
-              <w:t>Доступная сохранившаяся запись открывается после истечения допуска без выдачи права на вход</w:t>
-            </w:r>
-          </w:p>
-        </w:tc>
-      </w:tr>
-      <w:tr>
-        <w:trPr>
-          <w:cantSplit w:val="true"/>
-        </w:trPr>
-        <w:tc>
-          <w:tcPr>
-            <w:tcW w:type="dxa" w:w="2551"/>
-          </w:tcPr>
-          <w:p>
-            <w:pPr>
-              <w:spacing w:line="240" w:lineRule="auto" w:after="0"/>
-              <w:ind w:firstLine="0"/>
-              <w:jc w:val="left"/>
-            </w:pPr>
-            <w:r>
-              <w:rPr>
-                <w:rFonts w:ascii="Times New Roman" w:hAnsi="Times New Roman" w:cs="Times New Roman" w:eastAsia="Times New Roman"/>
-                <w:b w:val="0"/>
-                <w:i w:val="0"/>
-                <w:color w:val="000000"/>
-                <w:sz w:val="24"/>
-              </w:rPr>
-              <w:t>Частичная правка при возражении</w:t>
-            </w:r>
-          </w:p>
-        </w:tc>
-        <w:tc>
-          <w:tcPr>
-            <w:tcW w:type="dxa" w:w="2835"/>
-          </w:tcPr>
-          <w:p>
-            <w:pPr>
-              <w:spacing w:line="240" w:lineRule="auto" w:after="0"/>
-              <w:ind w:firstLine="0"/>
-              <w:jc w:val="left"/>
-            </w:pPr>
-            <w:r>
-              <w:rPr>
-                <w:rFonts w:ascii="Times New Roman" w:hAnsi="Times New Roman" w:cs="Times New Roman" w:eastAsia="Times New Roman"/>
-                <w:b w:val="0"/>
-                <w:i w:val="0"/>
-                <w:color w:val="000000"/>
-                <w:sz w:val="24"/>
-              </w:rPr>
-              <w:t>Владелец записи с доступом к изменению / администратор</w:t>
-            </w:r>
-          </w:p>
-        </w:tc>
-        <w:tc>
-          <w:tcPr>
-            <w:tcW w:type="dxa" w:w="3969"/>
-          </w:tcPr>
-          <w:p>
-            <w:pPr>
-              <w:spacing w:line="240" w:lineRule="auto" w:after="0"/>
-              <w:ind w:firstLine="0"/>
-              <w:jc w:val="left"/>
-            </w:pPr>
-            <w:r>
-              <w:rPr>
-                <w:rFonts w:ascii="Times New Roman" w:hAnsi="Times New Roman" w:cs="Times New Roman" w:eastAsia="Times New Roman"/>
-                <w:b w:val="0"/>
-                <w:i w:val="0"/>
-                <w:color w:val="000000"/>
-                <w:sz w:val="24"/>
-              </w:rPr>
-              <w:t>Непереданные ПД не дают ложный конфликт; фактическое запрещённое изменение остаётся запрещённым</w:t>
-            </w:r>
-          </w:p>
-        </w:tc>
-      </w:tr>
-      <w:tr>
-        <w:trPr>
-          <w:cantSplit w:val="true"/>
-        </w:trPr>
-        <w:tc>
-          <w:tcPr>
-            <w:tcW w:type="dxa" w:w="2551"/>
-          </w:tcPr>
-          <w:p>
-            <w:pPr>
-              <w:spacing w:line="240" w:lineRule="auto" w:after="0"/>
-              <w:ind w:firstLine="0"/>
-              <w:jc w:val="left"/>
-            </w:pPr>
-            <w:r>
-              <w:rPr>
-                <w:rFonts w:ascii="Times New Roman" w:hAnsi="Times New Roman" w:cs="Times New Roman" w:eastAsia="Times New Roman"/>
-                <w:b w:val="0"/>
-                <w:i w:val="0"/>
-                <w:color w:val="000000"/>
-                <w:sz w:val="24"/>
-              </w:rPr>
-              <w:t>Оформление и окна</w:t>
-            </w:r>
-          </w:p>
-        </w:tc>
-        <w:tc>
-          <w:tcPr>
-            <w:tcW w:type="dxa" w:w="2835"/>
-          </w:tcPr>
-          <w:p>
-            <w:pPr>
-              <w:spacing w:line="240" w:lineRule="auto" w:after="0"/>
-              <w:ind w:firstLine="0"/>
-              <w:jc w:val="left"/>
-            </w:pPr>
-            <w:r>
-              <w:rPr>
-                <w:rFonts w:ascii="Times New Roman" w:hAnsi="Times New Roman" w:cs="Times New Roman" w:eastAsia="Times New Roman"/>
-                <w:b w:val="0"/>
-                <w:i w:val="0"/>
-                <w:color w:val="000000"/>
-                <w:sz w:val="24"/>
-              </w:rPr>
-              <w:t>Каждая проверяемая роль</w:t>
-            </w:r>
-          </w:p>
-        </w:tc>
-        <w:tc>
-          <w:tcPr>
-            <w:tcW w:type="dxa" w:w="3969"/>
-          </w:tcPr>
-          <w:p>
-            <w:pPr>
-              <w:spacing w:line="240" w:lineRule="auto" w:after="0"/>
-              <w:ind w:firstLine="0"/>
-              <w:jc w:val="left"/>
-            </w:pPr>
-            <w:r>
-              <w:rPr>
-                <w:rFonts w:ascii="Times New Roman" w:hAnsi="Times New Roman" w:cs="Times New Roman" w:eastAsia="Times New Roman"/>
-                <w:b w:val="0"/>
-                <w:i w:val="0"/>
-                <w:color w:val="000000"/>
-                <w:sz w:val="24"/>
-              </w:rPr>
-              <w:t>Четыре сочетания стиля/палитры, мгновенная смена; Escape закрывает верхнее окно</w:t>
-            </w:r>
-          </w:p>
-        </w:tc>
-      </w:tr>
-      <w:tr>
-        <w:trPr>
-          <w:cantSplit w:val="true"/>
-        </w:trPr>
-        <w:tc>
-          <w:tcPr>
-            <w:tcW w:type="dxa" w:w="2551"/>
-          </w:tcPr>
-          <w:p>
-            <w:pPr>
-              <w:spacing w:line="240" w:lineRule="auto" w:after="0"/>
-              <w:ind w:firstLine="0"/>
-              <w:jc w:val="left"/>
-            </w:pPr>
-            <w:r>
-              <w:rPr>
-                <w:rFonts w:ascii="Times New Roman" w:hAnsi="Times New Roman" w:cs="Times New Roman" w:eastAsia="Times New Roman"/>
-                <w:b w:val="0"/>
-                <w:i w:val="0"/>
-                <w:color w:val="000000"/>
-                <w:sz w:val="24"/>
-              </w:rPr>
-              <w:t>Экспорт и PDF</w:t>
-            </w:r>
-          </w:p>
-        </w:tc>
-        <w:tc>
-          <w:tcPr>
-            <w:tcW w:type="dxa" w:w="2835"/>
-          </w:tcPr>
-          <w:p>
-            <w:pPr>
-              <w:spacing w:line="240" w:lineRule="auto" w:after="0"/>
-              <w:ind w:firstLine="0"/>
-              <w:jc w:val="left"/>
-            </w:pPr>
-            <w:r>
-              <w:rPr>
-                <w:rFonts w:ascii="Times New Roman" w:hAnsi="Times New Roman" w:cs="Times New Roman" w:eastAsia="Times New Roman"/>
-                <w:b w:val="0"/>
-                <w:i w:val="0"/>
-                <w:color w:val="000000"/>
-                <w:sz w:val="24"/>
-              </w:rPr>
-              <w:t>Каждая роль в пределах своего просмотра и выгрузки</w:t>
-            </w:r>
-          </w:p>
-        </w:tc>
-        <w:tc>
-          <w:tcPr>
-            <w:tcW w:type="dxa" w:w="3969"/>
-          </w:tcPr>
-          <w:p>
-            <w:pPr>
-              <w:spacing w:line="240" w:lineRule="auto" w:after="0"/>
-              <w:ind w:firstLine="0"/>
-              <w:jc w:val="left"/>
-            </w:pPr>
-            <w:r>
-              <w:rPr>
-                <w:rFonts w:ascii="Times New Roman" w:hAnsi="Times New Roman" w:cs="Times New Roman" w:eastAsia="Times New Roman"/>
-                <w:b w:val="0"/>
-                <w:i w:val="0"/>
-                <w:color w:val="000000"/>
-                <w:sz w:val="24"/>
-              </w:rPr>
-              <w:t>Файл открывается, русские подписи срока читаемы, доступ и состав не расширяются</w:t>
             </w:r>
           </w:p>
         </w:tc>
@@ -4938,6 +4323,645 @@
                 <w:color w:val="000000"/>
                 <w:sz w:val="24"/>
               </w:rPr>
+              <w:t>Привязка ручной записи</w:t>
+            </w:r>
+          </w:p>
+        </w:tc>
+        <w:tc>
+          <w:tcPr>
+            <w:tcW w:type="dxa" w:w="2835"/>
+          </w:tcPr>
+          <w:p>
+            <w:pPr>
+              <w:spacing w:line="240" w:lineRule="auto" w:after="0"/>
+              <w:ind w:firstLine="0"/>
+              <w:jc w:val="left"/>
+            </w:pPr>
+            <w:r>
+              <w:rPr>
+                <w:rFonts w:ascii="Times New Roman" w:hAnsi="Times New Roman" w:cs="Times New Roman" w:eastAsia="Times New Roman"/>
+                <w:b w:val="0"/>
+                <w:i w:val="0"/>
+                <w:color w:val="000000"/>
+                <w:sz w:val="24"/>
+              </w:rPr>
+              <w:t>Принимающий / администратор с полномочием</w:t>
+            </w:r>
+          </w:p>
+        </w:tc>
+        <w:tc>
+          <w:tcPr>
+            <w:tcW w:type="dxa" w:w="3969"/>
+          </w:tcPr>
+          <w:p>
+            <w:pPr>
+              <w:spacing w:line="240" w:lineRule="auto" w:after="0"/>
+              <w:ind w:firstLine="0"/>
+              <w:jc w:val="left"/>
+            </w:pPr>
+            <w:r>
+              <w:rPr>
+                <w:rFonts w:ascii="Times New Roman" w:hAnsi="Times New Roman" w:cs="Times New Roman" w:eastAsia="Times New Roman"/>
+                <w:b w:val="0"/>
+                <w:i w:val="0"/>
+                <w:color w:val="000000"/>
+                <w:sz w:val="24"/>
+              </w:rPr>
+              <w:t>Переносится выбранная запись, не всё ручное вложение; бессрочная получает явно выбранный срок</w:t>
+            </w:r>
+          </w:p>
+        </w:tc>
+      </w:tr>
+      <w:tr>
+        <w:trPr>
+          <w:cantSplit w:val="true"/>
+        </w:trPr>
+        <w:tc>
+          <w:tcPr>
+            <w:tcW w:type="dxa" w:w="2551"/>
+          </w:tcPr>
+          <w:p>
+            <w:pPr>
+              <w:spacing w:line="240" w:lineRule="auto" w:after="0"/>
+              <w:ind w:firstLine="0"/>
+              <w:jc w:val="left"/>
+            </w:pPr>
+            <w:r>
+              <w:rPr>
+                <w:rFonts w:ascii="Times New Roman" w:hAnsi="Times New Roman" w:cs="Times New Roman" w:eastAsia="Times New Roman"/>
+                <w:b w:val="0"/>
+                <w:i w:val="0"/>
+                <w:color w:val="000000"/>
+                <w:sz w:val="24"/>
+              </w:rPr>
+              <w:t>Попытка принять просроченную заявку</w:t>
+            </w:r>
+          </w:p>
+        </w:tc>
+        <w:tc>
+          <w:tcPr>
+            <w:tcW w:type="dxa" w:w="2835"/>
+          </w:tcPr>
+          <w:p>
+            <w:pPr>
+              <w:spacing w:line="240" w:lineRule="auto" w:after="0"/>
+              <w:ind w:firstLine="0"/>
+              <w:jc w:val="left"/>
+            </w:pPr>
+            <w:r>
+              <w:rPr>
+                <w:rFonts w:ascii="Times New Roman" w:hAnsi="Times New Roman" w:cs="Times New Roman" w:eastAsia="Times New Roman"/>
+                <w:b w:val="0"/>
+                <w:i w:val="0"/>
+                <w:color w:val="000000"/>
+                <w:sz w:val="24"/>
+              </w:rPr>
+              <w:t>Принимающий</w:t>
+            </w:r>
+          </w:p>
+        </w:tc>
+        <w:tc>
+          <w:tcPr>
+            <w:tcW w:type="dxa" w:w="3969"/>
+          </w:tcPr>
+          <w:p>
+            <w:pPr>
+              <w:spacing w:line="240" w:lineRule="auto" w:after="0"/>
+              <w:ind w:firstLine="0"/>
+              <w:jc w:val="left"/>
+            </w:pPr>
+            <w:r>
+              <w:rPr>
+                <w:rFonts w:ascii="Times New Roman" w:hAnsi="Times New Roman" w:cs="Times New Roman" w:eastAsia="Times New Roman"/>
+                <w:b w:val="0"/>
+                <w:i w:val="0"/>
+                <w:color w:val="000000"/>
+                <w:sz w:val="24"/>
+              </w:rPr>
+              <w:t>Отказ даже до очередного фонового изменения статуса</w:t>
+            </w:r>
+          </w:p>
+        </w:tc>
+      </w:tr>
+      <w:tr>
+        <w:trPr>
+          <w:cantSplit w:val="true"/>
+        </w:trPr>
+        <w:tc>
+          <w:tcPr>
+            <w:tcW w:type="dxa" w:w="2551"/>
+          </w:tcPr>
+          <w:p>
+            <w:pPr>
+              <w:spacing w:line="240" w:lineRule="auto" w:after="0"/>
+              <w:ind w:firstLine="0"/>
+              <w:jc w:val="left"/>
+            </w:pPr>
+            <w:r>
+              <w:rPr>
+                <w:rFonts w:ascii="Times New Roman" w:hAnsi="Times New Roman" w:cs="Times New Roman" w:eastAsia="Times New Roman"/>
+                <w:b w:val="0"/>
+                <w:i w:val="0"/>
+                <w:color w:val="000000"/>
+                <w:sz w:val="24"/>
+              </w:rPr>
+              <w:t>Истечение срока при открытом входе</w:t>
+            </w:r>
+          </w:p>
+        </w:tc>
+        <w:tc>
+          <w:tcPr>
+            <w:tcW w:type="dxa" w:w="2835"/>
+          </w:tcPr>
+          <w:p>
+            <w:pPr>
+              <w:spacing w:line="240" w:lineRule="auto" w:after="0"/>
+              <w:ind w:firstLine="0"/>
+              <w:jc w:val="left"/>
+            </w:pPr>
+            <w:r>
+              <w:rPr>
+                <w:rFonts w:ascii="Times New Roman" w:hAnsi="Times New Roman" w:cs="Times New Roman" w:eastAsia="Times New Roman"/>
+                <w:b w:val="0"/>
+                <w:i w:val="0"/>
+                <w:color w:val="000000"/>
+                <w:sz w:val="24"/>
+              </w:rPr>
+              <w:t>Работник поста</w:t>
+            </w:r>
+          </w:p>
+        </w:tc>
+        <w:tc>
+          <w:tcPr>
+            <w:tcW w:type="dxa" w:w="3969"/>
+          </w:tcPr>
+          <w:p>
+            <w:pPr>
+              <w:spacing w:line="240" w:lineRule="auto" w:after="0"/>
+              <w:ind w:firstLine="0"/>
+              <w:jc w:val="left"/>
+            </w:pPr>
+            <w:r>
+              <w:rPr>
+                <w:rFonts w:ascii="Times New Roman" w:hAnsi="Times New Roman" w:cs="Times New Roman" w:eastAsia="Times New Roman"/>
+                <w:b w:val="0"/>
+                <w:i w:val="0"/>
+                <w:color w:val="000000"/>
+                <w:sz w:val="24"/>
+              </w:rPr>
+              <w:t>Выход доступен по правам, новый вход запрещён; после выхода строка видна пять минут</w:t>
+            </w:r>
+          </w:p>
+        </w:tc>
+      </w:tr>
+      <w:tr>
+        <w:trPr>
+          <w:cantSplit w:val="true"/>
+        </w:trPr>
+        <w:tc>
+          <w:tcPr>
+            <w:tcW w:type="dxa" w:w="2551"/>
+          </w:tcPr>
+          <w:p>
+            <w:pPr>
+              <w:spacing w:line="240" w:lineRule="auto" w:after="0"/>
+              <w:ind w:firstLine="0"/>
+              <w:jc w:val="left"/>
+            </w:pPr>
+            <w:r>
+              <w:rPr>
+                <w:rFonts w:ascii="Times New Roman" w:hAnsi="Times New Roman" w:cs="Times New Roman" w:eastAsia="Times New Roman"/>
+                <w:b w:val="0"/>
+                <w:i w:val="0"/>
+                <w:color w:val="000000"/>
+                <w:sz w:val="24"/>
+              </w:rPr>
+              <w:t>Старые незакрытые отметки</w:t>
+            </w:r>
+          </w:p>
+        </w:tc>
+        <w:tc>
+          <w:tcPr>
+            <w:tcW w:type="dxa" w:w="2835"/>
+          </w:tcPr>
+          <w:p>
+            <w:pPr>
+              <w:spacing w:line="240" w:lineRule="auto" w:after="0"/>
+              <w:ind w:firstLine="0"/>
+              <w:jc w:val="left"/>
+            </w:pPr>
+            <w:r>
+              <w:rPr>
+                <w:rFonts w:ascii="Times New Roman" w:hAnsi="Times New Roman" w:cs="Times New Roman" w:eastAsia="Times New Roman"/>
+                <w:b w:val="0"/>
+                <w:i w:val="0"/>
+                <w:color w:val="000000"/>
+                <w:sz w:val="24"/>
+              </w:rPr>
+              <w:t>Администратор</w:t>
+            </w:r>
+          </w:p>
+        </w:tc>
+        <w:tc>
+          <w:tcPr>
+            <w:tcW w:type="dxa" w:w="3969"/>
+          </w:tcPr>
+          <w:p>
+            <w:pPr>
+              <w:spacing w:line="240" w:lineRule="auto" w:after="0"/>
+              <w:ind w:firstLine="0"/>
+              <w:jc w:val="left"/>
+            </w:pPr>
+            <w:r>
+              <w:rPr>
+                <w:rFonts w:ascii="Times New Roman" w:hAnsi="Times New Roman" w:cs="Times New Roman" w:eastAsia="Times New Roman"/>
+                <w:b w:val="0"/>
+                <w:i w:val="0"/>
+                <w:color w:val="000000"/>
+                <w:sz w:val="24"/>
+              </w:rPr>
+              <w:t>Порог 48 часов, неизвестное время не подменяется датой; исправление с причиной и отдельным правом</w:t>
+            </w:r>
+          </w:p>
+        </w:tc>
+      </w:tr>
+      <w:tr>
+        <w:trPr>
+          <w:cantSplit w:val="true"/>
+        </w:trPr>
+        <w:tc>
+          <w:tcPr>
+            <w:tcW w:type="dxa" w:w="2551"/>
+          </w:tcPr>
+          <w:p>
+            <w:pPr>
+              <w:spacing w:line="240" w:lineRule="auto" w:after="0"/>
+              <w:ind w:firstLine="0"/>
+              <w:jc w:val="left"/>
+            </w:pPr>
+            <w:r>
+              <w:rPr>
+                <w:rFonts w:ascii="Times New Roman" w:hAnsi="Times New Roman" w:cs="Times New Roman" w:eastAsia="Times New Roman"/>
+                <w:b w:val="0"/>
+                <w:i w:val="0"/>
+                <w:color w:val="000000"/>
+                <w:sz w:val="24"/>
+              </w:rPr>
+              <w:t>Отмена ошибочной последней отметки</w:t>
+            </w:r>
+          </w:p>
+        </w:tc>
+        <w:tc>
+          <w:tcPr>
+            <w:tcW w:type="dxa" w:w="2835"/>
+          </w:tcPr>
+          <w:p>
+            <w:pPr>
+              <w:spacing w:line="240" w:lineRule="auto" w:after="0"/>
+              <w:ind w:firstLine="0"/>
+              <w:jc w:val="left"/>
+            </w:pPr>
+            <w:r>
+              <w:rPr>
+                <w:rFonts w:ascii="Times New Roman" w:hAnsi="Times New Roman" w:cs="Times New Roman" w:eastAsia="Times New Roman"/>
+                <w:b w:val="0"/>
+                <w:i w:val="0"/>
+                <w:color w:val="000000"/>
+                <w:sz w:val="24"/>
+              </w:rPr>
+              <w:t>Автор отметки / уполномоченный администратор</w:t>
+            </w:r>
+          </w:p>
+        </w:tc>
+        <w:tc>
+          <w:tcPr>
+            <w:tcW w:type="dxa" w:w="3969"/>
+          </w:tcPr>
+          <w:p>
+            <w:pPr>
+              <w:spacing w:line="240" w:lineRule="auto" w:after="0"/>
+              <w:ind w:firstLine="0"/>
+              <w:jc w:val="left"/>
+            </w:pPr>
+            <w:r>
+              <w:rPr>
+                <w:rFonts w:ascii="Times New Roman" w:hAnsi="Times New Roman" w:cs="Times New Roman" w:eastAsia="Times New Roman"/>
+                <w:b w:val="0"/>
+                <w:i w:val="0"/>
+                <w:color w:val="000000"/>
+                <w:sz w:val="24"/>
+              </w:rPr>
+              <w:t>Проверяются время, автор/полномочия и отсутствие следующего события; история сохраняет отмену</w:t>
+            </w:r>
+          </w:p>
+        </w:tc>
+      </w:tr>
+      <w:tr>
+        <w:trPr>
+          <w:cantSplit w:val="true"/>
+        </w:trPr>
+        <w:tc>
+          <w:tcPr>
+            <w:tcW w:type="dxa" w:w="2551"/>
+          </w:tcPr>
+          <w:p>
+            <w:pPr>
+              <w:spacing w:line="240" w:lineRule="auto" w:after="0"/>
+              <w:ind w:firstLine="0"/>
+              <w:jc w:val="left"/>
+            </w:pPr>
+            <w:r>
+              <w:rPr>
+                <w:rFonts w:ascii="Times New Roman" w:hAnsi="Times New Roman" w:cs="Times New Roman" w:eastAsia="Times New Roman"/>
+                <w:b w:val="0"/>
+                <w:i w:val="0"/>
+                <w:color w:val="000000"/>
+                <w:sz w:val="24"/>
+              </w:rPr>
+              <w:t>Карточка из журнала поста</w:t>
+            </w:r>
+          </w:p>
+        </w:tc>
+        <w:tc>
+          <w:tcPr>
+            <w:tcW w:type="dxa" w:w="2835"/>
+          </w:tcPr>
+          <w:p>
+            <w:pPr>
+              <w:spacing w:line="240" w:lineRule="auto" w:after="0"/>
+              <w:ind w:firstLine="0"/>
+              <w:jc w:val="left"/>
+            </w:pPr>
+            <w:r>
+              <w:rPr>
+                <w:rFonts w:ascii="Times New Roman" w:hAnsi="Times New Roman" w:cs="Times New Roman" w:eastAsia="Times New Roman"/>
+                <w:b w:val="0"/>
+                <w:i w:val="0"/>
+                <w:color w:val="000000"/>
+                <w:sz w:val="24"/>
+              </w:rPr>
+              <w:t>Работник поста с доступом к журналу</w:t>
+            </w:r>
+          </w:p>
+        </w:tc>
+        <w:tc>
+          <w:tcPr>
+            <w:tcW w:type="dxa" w:w="3969"/>
+          </w:tcPr>
+          <w:p>
+            <w:pPr>
+              <w:spacing w:line="240" w:lineRule="auto" w:after="0"/>
+              <w:ind w:firstLine="0"/>
+              <w:jc w:val="left"/>
+            </w:pPr>
+            <w:r>
+              <w:rPr>
+                <w:rFonts w:ascii="Times New Roman" w:hAnsi="Times New Roman" w:cs="Times New Roman" w:eastAsia="Times New Roman"/>
+                <w:b w:val="0"/>
+                <w:i w:val="0"/>
+                <w:color w:val="000000"/>
+                <w:sz w:val="24"/>
+              </w:rPr>
+              <w:t>Доступная сохранившаяся запись открывается после истечения допуска без выдачи права на вход</w:t>
+            </w:r>
+          </w:p>
+        </w:tc>
+      </w:tr>
+      <w:tr>
+        <w:trPr>
+          <w:cantSplit w:val="true"/>
+        </w:trPr>
+        <w:tc>
+          <w:tcPr>
+            <w:tcW w:type="dxa" w:w="2551"/>
+          </w:tcPr>
+          <w:p>
+            <w:pPr>
+              <w:spacing w:line="240" w:lineRule="auto" w:after="0"/>
+              <w:ind w:firstLine="0"/>
+              <w:jc w:val="left"/>
+            </w:pPr>
+            <w:r>
+              <w:rPr>
+                <w:rFonts w:ascii="Times New Roman" w:hAnsi="Times New Roman" w:cs="Times New Roman" w:eastAsia="Times New Roman"/>
+                <w:b w:val="0"/>
+                <w:i w:val="0"/>
+                <w:color w:val="000000"/>
+                <w:sz w:val="24"/>
+              </w:rPr>
+              <w:t>Частичная правка при возражении</w:t>
+            </w:r>
+          </w:p>
+        </w:tc>
+        <w:tc>
+          <w:tcPr>
+            <w:tcW w:type="dxa" w:w="2835"/>
+          </w:tcPr>
+          <w:p>
+            <w:pPr>
+              <w:spacing w:line="240" w:lineRule="auto" w:after="0"/>
+              <w:ind w:firstLine="0"/>
+              <w:jc w:val="left"/>
+            </w:pPr>
+            <w:r>
+              <w:rPr>
+                <w:rFonts w:ascii="Times New Roman" w:hAnsi="Times New Roman" w:cs="Times New Roman" w:eastAsia="Times New Roman"/>
+                <w:b w:val="0"/>
+                <w:i w:val="0"/>
+                <w:color w:val="000000"/>
+                <w:sz w:val="24"/>
+              </w:rPr>
+              <w:t>Владелец записи с доступом к изменению / администратор</w:t>
+            </w:r>
+          </w:p>
+        </w:tc>
+        <w:tc>
+          <w:tcPr>
+            <w:tcW w:type="dxa" w:w="3969"/>
+          </w:tcPr>
+          <w:p>
+            <w:pPr>
+              <w:spacing w:line="240" w:lineRule="auto" w:after="0"/>
+              <w:ind w:firstLine="0"/>
+              <w:jc w:val="left"/>
+            </w:pPr>
+            <w:r>
+              <w:rPr>
+                <w:rFonts w:ascii="Times New Roman" w:hAnsi="Times New Roman" w:cs="Times New Roman" w:eastAsia="Times New Roman"/>
+                <w:b w:val="0"/>
+                <w:i w:val="0"/>
+                <w:color w:val="000000"/>
+                <w:sz w:val="24"/>
+              </w:rPr>
+              <w:t>Непереданные ПД не дают ложный конфликт; фактическое запрещённое изменение остаётся запрещённым</w:t>
+            </w:r>
+          </w:p>
+        </w:tc>
+      </w:tr>
+      <w:tr>
+        <w:trPr>
+          <w:cantSplit w:val="true"/>
+        </w:trPr>
+        <w:tc>
+          <w:tcPr>
+            <w:tcW w:type="dxa" w:w="2551"/>
+          </w:tcPr>
+          <w:p>
+            <w:pPr>
+              <w:spacing w:line="240" w:lineRule="auto" w:after="0"/>
+              <w:ind w:firstLine="0"/>
+              <w:jc w:val="left"/>
+            </w:pPr>
+            <w:r>
+              <w:rPr>
+                <w:rFonts w:ascii="Times New Roman" w:hAnsi="Times New Roman" w:cs="Times New Roman" w:eastAsia="Times New Roman"/>
+                <w:b w:val="0"/>
+                <w:i w:val="0"/>
+                <w:color w:val="000000"/>
+                <w:sz w:val="24"/>
+              </w:rPr>
+              <w:t>Оформление и окна</w:t>
+            </w:r>
+          </w:p>
+        </w:tc>
+        <w:tc>
+          <w:tcPr>
+            <w:tcW w:type="dxa" w:w="2835"/>
+          </w:tcPr>
+          <w:p>
+            <w:pPr>
+              <w:spacing w:line="240" w:lineRule="auto" w:after="0"/>
+              <w:ind w:firstLine="0"/>
+              <w:jc w:val="left"/>
+            </w:pPr>
+            <w:r>
+              <w:rPr>
+                <w:rFonts w:ascii="Times New Roman" w:hAnsi="Times New Roman" w:cs="Times New Roman" w:eastAsia="Times New Roman"/>
+                <w:b w:val="0"/>
+                <w:i w:val="0"/>
+                <w:color w:val="000000"/>
+                <w:sz w:val="24"/>
+              </w:rPr>
+              <w:t>Каждая проверяемая роль</w:t>
+            </w:r>
+          </w:p>
+        </w:tc>
+        <w:tc>
+          <w:tcPr>
+            <w:tcW w:type="dxa" w:w="3969"/>
+          </w:tcPr>
+          <w:p>
+            <w:pPr>
+              <w:spacing w:line="240" w:lineRule="auto" w:after="0"/>
+              <w:ind w:firstLine="0"/>
+              <w:jc w:val="left"/>
+            </w:pPr>
+            <w:r>
+              <w:rPr>
+                <w:rFonts w:ascii="Times New Roman" w:hAnsi="Times New Roman" w:cs="Times New Roman" w:eastAsia="Times New Roman"/>
+                <w:b w:val="0"/>
+                <w:i w:val="0"/>
+                <w:color w:val="000000"/>
+                <w:sz w:val="24"/>
+              </w:rPr>
+              <w:t>Четыре сочетания стиля/палитры, мгновенная смена; Escape закрывает верхнее окно</w:t>
+            </w:r>
+          </w:p>
+        </w:tc>
+      </w:tr>
+      <w:tr>
+        <w:trPr>
+          <w:cantSplit w:val="true"/>
+        </w:trPr>
+        <w:tc>
+          <w:tcPr>
+            <w:tcW w:type="dxa" w:w="2551"/>
+          </w:tcPr>
+          <w:p>
+            <w:pPr>
+              <w:spacing w:line="240" w:lineRule="auto" w:after="0"/>
+              <w:ind w:firstLine="0"/>
+              <w:jc w:val="left"/>
+            </w:pPr>
+            <w:r>
+              <w:rPr>
+                <w:rFonts w:ascii="Times New Roman" w:hAnsi="Times New Roman" w:cs="Times New Roman" w:eastAsia="Times New Roman"/>
+                <w:b w:val="0"/>
+                <w:i w:val="0"/>
+                <w:color w:val="000000"/>
+                <w:sz w:val="24"/>
+              </w:rPr>
+              <w:t>Экспорт и PDF</w:t>
+            </w:r>
+          </w:p>
+        </w:tc>
+        <w:tc>
+          <w:tcPr>
+            <w:tcW w:type="dxa" w:w="2835"/>
+          </w:tcPr>
+          <w:p>
+            <w:pPr>
+              <w:spacing w:line="240" w:lineRule="auto" w:after="0"/>
+              <w:ind w:firstLine="0"/>
+              <w:jc w:val="left"/>
+            </w:pPr>
+            <w:r>
+              <w:rPr>
+                <w:rFonts w:ascii="Times New Roman" w:hAnsi="Times New Roman" w:cs="Times New Roman" w:eastAsia="Times New Roman"/>
+                <w:b w:val="0"/>
+                <w:i w:val="0"/>
+                <w:color w:val="000000"/>
+                <w:sz w:val="24"/>
+              </w:rPr>
+              <w:t>Каждая роль в пределах своего просмотра и выгрузки</w:t>
+            </w:r>
+          </w:p>
+        </w:tc>
+        <w:tc>
+          <w:tcPr>
+            <w:tcW w:type="dxa" w:w="3969"/>
+          </w:tcPr>
+          <w:p>
+            <w:pPr>
+              <w:spacing w:line="240" w:lineRule="auto" w:after="0"/>
+              <w:ind w:firstLine="0"/>
+              <w:jc w:val="left"/>
+            </w:pPr>
+            <w:r>
+              <w:rPr>
+                <w:rFonts w:ascii="Times New Roman" w:hAnsi="Times New Roman" w:cs="Times New Roman" w:eastAsia="Times New Roman"/>
+                <w:b w:val="0"/>
+                <w:i w:val="0"/>
+                <w:color w:val="000000"/>
+                <w:sz w:val="24"/>
+              </w:rPr>
+              <w:t>Файл открывается, русские подписи срока читаемы, доступ и состав не расширяются</w:t>
+            </w:r>
+          </w:p>
+        </w:tc>
+      </w:tr>
+      <w:tr>
+        <w:trPr>
+          <w:cantSplit w:val="true"/>
+        </w:trPr>
+        <w:tc>
+          <w:tcPr>
+            <w:tcW w:type="dxa" w:w="2551"/>
+          </w:tcPr>
+          <w:p>
+            <w:pPr>
+              <w:spacing w:line="240" w:lineRule="auto" w:after="0"/>
+              <w:ind w:firstLine="0"/>
+              <w:jc w:val="left"/>
+            </w:pPr>
+            <w:r>
+              <w:rPr>
+                <w:rFonts w:ascii="Times New Roman" w:hAnsi="Times New Roman" w:cs="Times New Roman" w:eastAsia="Times New Roman"/>
+                <w:b w:val="0"/>
+                <w:i w:val="0"/>
+                <w:color w:val="000000"/>
+                <w:sz w:val="24"/>
+              </w:rPr>
               <w:t>Собственная смена пароля</w:t>
             </w:r>
           </w:p>
@@ -5267,6 +5291,132 @@
                 <w:sz w:val="24"/>
               </w:rPr>
               <w:t>Обычному администратору выдача закрыта; super также не получает непроверяемые данные при ограничении согласия</w:t>
+            </w:r>
+          </w:p>
+        </w:tc>
+      </w:tr>
+    </w:tbl>
+    <w:p>
+      <w:pPr>
+        <w:spacing w:after="0" w:line="240" w:lineRule="auto"/>
+        <w:ind w:firstLine="0"/>
+      </w:pPr>
+      <w:r>
+        <w:rPr>
+          <w:rFonts w:ascii="Times New Roman" w:hAnsi="Times New Roman" w:cs="Times New Roman" w:eastAsia="Times New Roman"/>
+          <w:b w:val="0"/>
+          <w:i w:val="0"/>
+          <w:color w:val="000000"/>
+          <w:sz w:val="12"/>
+        </w:rPr>
+      </w:r>
+    </w:p>
+    <w:p>
+      <w:pPr>
+        <w:keepNext/>
+        <w:spacing w:line="240" w:lineRule="auto" w:before="160" w:after="80"/>
+        <w:ind w:firstLine="0"/>
+        <w:jc w:val="left"/>
+      </w:pPr>
+      <w:r>
+        <w:rPr>
+          <w:rFonts w:ascii="Times New Roman" w:hAnsi="Times New Roman" w:cs="Times New Roman" w:eastAsia="Times New Roman"/>
+          <w:b w:val="0"/>
+          <w:i/>
+          <w:color w:val="000000"/>
+          <w:sz w:val="24"/>
+        </w:rPr>
+        <w:t>Продолжение таблицы 3.6</w:t>
+      </w:r>
+    </w:p>
+    <w:tbl>
+      <w:tblPr>
+        <w:tblStyle w:val="TableGrid"/>
+        <w:tblW w:type="auto" w:w="0"/>
+        <w:jc w:val="center"/>
+        <w:tblLayout w:type="fixed"/>
+        <w:tblLook w:firstColumn="1" w:firstRow="1" w:lastColumn="0" w:lastRow="0" w:noHBand="0" w:noVBand="1" w:val="04A0"/>
+        <w:tblLayout w:type="fixed"/>
+      </w:tblPr>
+      <w:tblGrid>
+        <w:gridCol w:w="2552"/>
+        <w:gridCol w:w="2835"/>
+        <w:gridCol w:w="3969"/>
+      </w:tblGrid>
+      <w:tr>
+        <w:trPr>
+          <w:tblHeader w:val="true"/>
+          <w:cantSplit w:val="true"/>
+        </w:trPr>
+        <w:tc>
+          <w:tcPr>
+            <w:tcW w:type="dxa" w:w="2551"/>
+            <w:shd w:val="clear" w:fill="E8E8E8"/>
+          </w:tcPr>
+          <w:p>
+            <w:pPr>
+              <w:keepNext/>
+              <w:spacing w:line="240" w:lineRule="auto" w:after="0"/>
+              <w:ind w:firstLine="0"/>
+              <w:jc w:val="left"/>
+            </w:pPr>
+            <w:r>
+              <w:rPr>
+                <w:rFonts w:ascii="Times New Roman" w:hAnsi="Times New Roman" w:cs="Times New Roman" w:eastAsia="Times New Roman"/>
+                <w:b/>
+                <w:i w:val="0"/>
+                <w:color w:val="000000"/>
+                <w:sz w:val="24"/>
+              </w:rPr>
+              <w:t>Сценарий</w:t>
+            </w:r>
+          </w:p>
+        </w:tc>
+        <w:tc>
+          <w:tcPr>
+            <w:tcW w:type="dxa" w:w="2835"/>
+            <w:shd w:val="clear" w:fill="E8E8E8"/>
+          </w:tcPr>
+          <w:p>
+            <w:pPr>
+              <w:keepNext/>
+              <w:spacing w:line="240" w:lineRule="auto" w:after="0"/>
+              <w:ind w:firstLine="0"/>
+              <w:jc w:val="left"/>
+            </w:pPr>
+            <w:r>
+              <w:rPr>
+                <w:rFonts w:ascii="Times New Roman" w:hAnsi="Times New Roman" w:cs="Times New Roman" w:eastAsia="Times New Roman"/>
+                <w:b/>
+                <w:i w:val="0"/>
+                <w:color w:val="000000"/>
+                <w:sz w:val="24"/>
+              </w:rPr>
+              <w:t>Кто выполняет</w:t>
+            </w:r>
+          </w:p>
+        </w:tc>
+        <w:tc>
+          <w:tcPr>
+            <w:tcW w:type="dxa" w:w="3969"/>
+            <w:shd w:val="clear" w:fill="E8E8E8"/>
+          </w:tcPr>
+          <w:p>
+            <w:pPr>
+              <w:keepNext/>
+              <w:spacing w:line="240" w:lineRule="auto" w:after="0"/>
+              <w:ind w:firstLine="0"/>
+              <w:jc w:val="left"/>
+            </w:pPr>
+            <w:r>
+              <w:rPr>
+                <w:rFonts w:ascii="Times New Roman" w:hAnsi="Times New Roman" w:cs="Times New Roman" w:eastAsia="Times New Roman"/>
+                <w:b/>
+                <w:i w:val="0"/>
+                <w:color w:val="000000"/>
+                <w:sz w:val="24"/>
+              </w:rPr>
+              <w:t>Ожидаемый результат</w:t>
             </w:r>
           </w:p>
         </w:tc>
@@ -6419,157 +6569,6 @@
           </w:p>
         </w:tc>
       </w:tr>
-    </w:tbl>
-    <w:p>
-      <w:pPr>
-        <w:spacing w:after="0" w:line="240" w:lineRule="auto"/>
-        <w:ind w:firstLine="0"/>
-      </w:pPr>
-      <w:r>
-        <w:rPr>
-          <w:rFonts w:ascii="Times New Roman" w:hAnsi="Times New Roman" w:cs="Times New Roman" w:eastAsia="Times New Roman"/>
-          <w:b w:val="0"/>
-          <w:i w:val="0"/>
-          <w:color w:val="000000"/>
-          <w:sz w:val="12"/>
-        </w:rPr>
-      </w:r>
-    </w:p>
-    <w:p>
-      <w:pPr>
-        <w:keepNext/>
-        <w:spacing w:line="240" w:lineRule="auto" w:before="160" w:after="80"/>
-        <w:ind w:firstLine="0"/>
-        <w:jc w:val="left"/>
-      </w:pPr>
-      <w:r>
-        <w:rPr>
-          <w:rFonts w:ascii="Times New Roman" w:hAnsi="Times New Roman" w:cs="Times New Roman" w:eastAsia="Times New Roman"/>
-          <w:b w:val="0"/>
-          <w:i/>
-          <w:color w:val="000000"/>
-          <w:sz w:val="24"/>
-        </w:rPr>
-        <w:t>Продолжение таблицы 4.2</w:t>
-      </w:r>
-    </w:p>
-    <w:tbl>
-      <w:tblPr>
-        <w:tblStyle w:val="TableGrid"/>
-        <w:tblW w:type="auto" w:w="0"/>
-        <w:jc w:val="center"/>
-        <w:tblLayout w:type="fixed"/>
-        <w:tblLook w:firstColumn="1" w:firstRow="1" w:lastColumn="0" w:lastRow="0" w:noHBand="0" w:noVBand="1" w:val="04A0"/>
-        <w:tblLayout w:type="fixed"/>
-      </w:tblPr>
-      <w:tblGrid>
-        <w:gridCol w:w="567"/>
-        <w:gridCol w:w="4382"/>
-        <w:gridCol w:w="2465"/>
-        <w:gridCol w:w="1941"/>
-      </w:tblGrid>
-      <w:tr>
-        <w:trPr>
-          <w:tblHeader w:val="true"/>
-          <w:cantSplit w:val="true"/>
-        </w:trPr>
-        <w:tc>
-          <w:tcPr>
-            <w:tcW w:type="dxa" w:w="567"/>
-            <w:shd w:val="clear" w:fill="E8E8E8"/>
-          </w:tcPr>
-          <w:p>
-            <w:pPr>
-              <w:keepNext/>
-              <w:spacing w:line="240" w:lineRule="auto" w:after="0"/>
-              <w:ind w:firstLine="0"/>
-              <w:jc w:val="left"/>
-            </w:pPr>
-            <w:r>
-              <w:rPr>
-                <w:rFonts w:ascii="Times New Roman" w:hAnsi="Times New Roman" w:cs="Times New Roman" w:eastAsia="Times New Roman"/>
-                <w:b/>
-                <w:i w:val="0"/>
-                <w:color w:val="000000"/>
-                <w:sz w:val="24"/>
-              </w:rPr>
-              <w:t>№</w:t>
-            </w:r>
-          </w:p>
-        </w:tc>
-        <w:tc>
-          <w:tcPr>
-            <w:tcW w:type="dxa" w:w="4381"/>
-            <w:shd w:val="clear" w:fill="E8E8E8"/>
-          </w:tcPr>
-          <w:p>
-            <w:pPr>
-              <w:keepNext/>
-              <w:spacing w:line="240" w:lineRule="auto" w:after="0"/>
-              <w:ind w:firstLine="0"/>
-              <w:jc w:val="left"/>
-            </w:pPr>
-            <w:r>
-              <w:rPr>
-                <w:rFonts w:ascii="Times New Roman" w:hAnsi="Times New Roman" w:cs="Times New Roman" w:eastAsia="Times New Roman"/>
-                <w:b/>
-                <w:i w:val="0"/>
-                <w:color w:val="000000"/>
-                <w:sz w:val="24"/>
-              </w:rPr>
-              <w:t>Показатель</w:t>
-            </w:r>
-          </w:p>
-        </w:tc>
-        <w:tc>
-          <w:tcPr>
-            <w:tcW w:type="dxa" w:w="2465"/>
-            <w:shd w:val="clear" w:fill="E8E8E8"/>
-          </w:tcPr>
-          <w:p>
-            <w:pPr>
-              <w:keepNext/>
-              <w:spacing w:line="240" w:lineRule="auto" w:after="0"/>
-              <w:ind w:firstLine="0"/>
-              <w:jc w:val="left"/>
-            </w:pPr>
-            <w:r>
-              <w:rPr>
-                <w:rFonts w:ascii="Times New Roman" w:hAnsi="Times New Roman" w:cs="Times New Roman" w:eastAsia="Times New Roman"/>
-                <w:b/>
-                <w:i w:val="0"/>
-                <w:color w:val="000000"/>
-                <w:sz w:val="24"/>
-              </w:rPr>
-              <w:t>Допустимое значение</w:t>
-            </w:r>
-          </w:p>
-        </w:tc>
-        <w:tc>
-          <w:tcPr>
-            <w:tcW w:type="dxa" w:w="1941"/>
-            <w:shd w:val="clear" w:fill="E8E8E8"/>
-          </w:tcPr>
-          <w:p>
-            <w:pPr>
-              <w:keepNext/>
-              <w:spacing w:line="240" w:lineRule="auto" w:after="0"/>
-              <w:ind w:firstLine="0"/>
-              <w:jc w:val="left"/>
-            </w:pPr>
-            <w:r>
-              <w:rPr>
-                <w:rFonts w:ascii="Times New Roman" w:hAnsi="Times New Roman" w:cs="Times New Roman" w:eastAsia="Times New Roman"/>
-                <w:b/>
-                <w:i w:val="0"/>
-                <w:color w:val="000000"/>
-                <w:sz w:val="24"/>
-              </w:rPr>
-              <w:t>Фактически</w:t>
-            </w:r>
-          </w:p>
-        </w:tc>
-      </w:tr>
       <w:tr>
         <w:trPr>
           <w:cantSplit w:val="true"/>
@@ -7386,132 +7385,6 @@
           </w:p>
         </w:tc>
       </w:tr>
-    </w:tbl>
-    <w:p>
-      <w:pPr>
-        <w:spacing w:after="0" w:line="240" w:lineRule="auto"/>
-        <w:ind w:firstLine="0"/>
-      </w:pPr>
-      <w:r>
-        <w:rPr>
-          <w:rFonts w:ascii="Times New Roman" w:hAnsi="Times New Roman" w:cs="Times New Roman" w:eastAsia="Times New Roman"/>
-          <w:b w:val="0"/>
-          <w:i w:val="0"/>
-          <w:color w:val="000000"/>
-          <w:sz w:val="12"/>
-        </w:rPr>
-      </w:r>
-    </w:p>
-    <w:p>
-      <w:pPr>
-        <w:keepNext/>
-        <w:spacing w:line="240" w:lineRule="auto" w:before="160" w:after="80"/>
-        <w:ind w:firstLine="0"/>
-        <w:jc w:val="left"/>
-      </w:pPr>
-      <w:r>
-        <w:rPr>
-          <w:rFonts w:ascii="Times New Roman" w:hAnsi="Times New Roman" w:cs="Times New Roman" w:eastAsia="Times New Roman"/>
-          <w:b w:val="0"/>
-          <w:i/>
-          <w:color w:val="000000"/>
-          <w:sz w:val="24"/>
-        </w:rPr>
-        <w:t>Продолжение таблицы 4.3</w:t>
-      </w:r>
-    </w:p>
-    <w:tbl>
-      <w:tblPr>
-        <w:tblStyle w:val="TableGrid"/>
-        <w:tblW w:type="auto" w:w="0"/>
-        <w:jc w:val="center"/>
-        <w:tblLayout w:type="fixed"/>
-        <w:tblLook w:firstColumn="1" w:firstRow="1" w:lastColumn="0" w:lastRow="0" w:noHBand="0" w:noVBand="1" w:val="04A0"/>
-        <w:tblLayout w:type="fixed"/>
-      </w:tblPr>
-      <w:tblGrid>
-        <w:gridCol w:w="3605"/>
-        <w:gridCol w:w="4121"/>
-        <w:gridCol w:w="1630"/>
-      </w:tblGrid>
-      <w:tr>
-        <w:trPr>
-          <w:tblHeader w:val="true"/>
-          <w:cantSplit w:val="true"/>
-        </w:trPr>
-        <w:tc>
-          <w:tcPr>
-            <w:tcW w:type="dxa" w:w="3604"/>
-            <w:shd w:val="clear" w:fill="E8E8E8"/>
-          </w:tcPr>
-          <w:p>
-            <w:pPr>
-              <w:keepNext/>
-              <w:spacing w:line="240" w:lineRule="auto" w:after="0"/>
-              <w:ind w:firstLine="0"/>
-              <w:jc w:val="left"/>
-            </w:pPr>
-            <w:r>
-              <w:rPr>
-                <w:rFonts w:ascii="Times New Roman" w:hAnsi="Times New Roman" w:cs="Times New Roman" w:eastAsia="Times New Roman"/>
-                <w:b/>
-                <w:i w:val="0"/>
-                <w:color w:val="000000"/>
-                <w:sz w:val="24"/>
-              </w:rPr>
-              <w:t>Показатель</w:t>
-            </w:r>
-          </w:p>
-        </w:tc>
-        <w:tc>
-          <w:tcPr>
-            <w:tcW w:type="dxa" w:w="4121"/>
-            <w:shd w:val="clear" w:fill="E8E8E8"/>
-          </w:tcPr>
-          <w:p>
-            <w:pPr>
-              <w:keepNext/>
-              <w:spacing w:line="240" w:lineRule="auto" w:after="0"/>
-              <w:ind w:firstLine="0"/>
-              <w:jc w:val="left"/>
-            </w:pPr>
-            <w:r>
-              <w:rPr>
-                <w:rFonts w:ascii="Times New Roman" w:hAnsi="Times New Roman" w:cs="Times New Roman" w:eastAsia="Times New Roman"/>
-                <w:b/>
-                <w:i w:val="0"/>
-                <w:color w:val="000000"/>
-                <w:sz w:val="24"/>
-              </w:rPr>
-              <w:t>Откуда берётся</w:t>
-            </w:r>
-          </w:p>
-        </w:tc>
-        <w:tc>
-          <w:tcPr>
-            <w:tcW w:type="dxa" w:w="1630"/>
-            <w:shd w:val="clear" w:fill="E8E8E8"/>
-          </w:tcPr>
-          <w:p>
-            <w:pPr>
-              <w:keepNext/>
-              <w:spacing w:line="240" w:lineRule="auto" w:after="0"/>
-              <w:ind w:firstLine="0"/>
-              <w:jc w:val="left"/>
-            </w:pPr>
-            <w:r>
-              <w:rPr>
-                <w:rFonts w:ascii="Times New Roman" w:hAnsi="Times New Roman" w:cs="Times New Roman" w:eastAsia="Times New Roman"/>
-                <w:b/>
-                <w:i w:val="0"/>
-                <w:color w:val="000000"/>
-                <w:sz w:val="24"/>
-              </w:rPr>
-              <w:t>Значение</w:t>
-            </w:r>
-          </w:p>
-        </w:tc>
-      </w:tr>
       <w:tr>
         <w:trPr>
           <w:cantSplit w:val="true"/>
@@ -9290,107 +9163,6 @@
                 <w:sz w:val="24"/>
               </w:rPr>
               <w:t>Показатели раздела 4 достигнуты, скорость обработки не хуже прежнего порядка</w:t>
-            </w:r>
-          </w:p>
-        </w:tc>
-      </w:tr>
-    </w:tbl>
-    <w:p>
-      <w:pPr>
-        <w:spacing w:after="0" w:line="240" w:lineRule="auto"/>
-        <w:ind w:firstLine="0"/>
-      </w:pPr>
-      <w:r>
-        <w:rPr>
-          <w:rFonts w:ascii="Times New Roman" w:hAnsi="Times New Roman" w:cs="Times New Roman" w:eastAsia="Times New Roman"/>
-          <w:b w:val="0"/>
-          <w:i w:val="0"/>
-          <w:color w:val="000000"/>
-          <w:sz w:val="12"/>
-        </w:rPr>
-      </w:r>
-    </w:p>
-    <w:p>
-      <w:pPr>
-        <w:keepNext/>
-        <w:spacing w:line="240" w:lineRule="auto" w:before="160" w:after="80"/>
-        <w:ind w:firstLine="0"/>
-        <w:jc w:val="left"/>
-      </w:pPr>
-      <w:r>
-        <w:rPr>
-          <w:rFonts w:ascii="Times New Roman" w:hAnsi="Times New Roman" w:cs="Times New Roman" w:eastAsia="Times New Roman"/>
-          <w:b w:val="0"/>
-          <w:i/>
-          <w:color w:val="000000"/>
-          <w:sz w:val="24"/>
-        </w:rPr>
-        <w:t>Продолжение таблицы 7.1</w:t>
-      </w:r>
-    </w:p>
-    <w:tbl>
-      <w:tblPr>
-        <w:tblStyle w:val="TableGrid"/>
-        <w:tblW w:type="auto" w:w="0"/>
-        <w:jc w:val="center"/>
-        <w:tblLayout w:type="fixed"/>
-        <w:tblLook w:firstColumn="1" w:firstRow="1" w:lastColumn="0" w:lastRow="0" w:noHBand="0" w:noVBand="1" w:val="04A0"/>
-        <w:tblLayout w:type="fixed"/>
-      </w:tblPr>
-      <w:tblGrid>
-        <w:gridCol w:w="526"/>
-        <w:gridCol w:w="8829"/>
-      </w:tblGrid>
-      <w:tr>
-        <w:trPr>
-          <w:tblHeader w:val="true"/>
-          <w:cantSplit w:val="true"/>
-        </w:trPr>
-        <w:tc>
-          <w:tcPr>
-            <w:tcW w:type="dxa" w:w="526"/>
-            <w:shd w:val="clear" w:fill="E8E8E8"/>
-          </w:tcPr>
-          <w:p>
-            <w:pPr>
-              <w:keepNext/>
-              <w:spacing w:line="240" w:lineRule="auto" w:after="0"/>
-              <w:ind w:firstLine="0"/>
-              <w:jc w:val="left"/>
-            </w:pPr>
-            <w:r>
-              <w:rPr>
-                <w:rFonts w:ascii="Times New Roman" w:hAnsi="Times New Roman" w:cs="Times New Roman" w:eastAsia="Times New Roman"/>
-                <w:b/>
-                <w:i w:val="0"/>
-                <w:color w:val="000000"/>
-                <w:sz w:val="24"/>
-              </w:rPr>
-              <w:t>№</w:t>
-            </w:r>
-          </w:p>
-        </w:tc>
-        <w:tc>
-          <w:tcPr>
-            <w:tcW w:type="dxa" w:w="8828"/>
-            <w:shd w:val="clear" w:fill="E8E8E8"/>
-          </w:tcPr>
-          <w:p>
-            <w:pPr>
-              <w:keepNext/>
-              <w:spacing w:line="240" w:lineRule="auto" w:after="0"/>
-              <w:ind w:firstLine="0"/>
-              <w:jc w:val="left"/>
-            </w:pPr>
-            <w:r>
-              <w:rPr>
-                <w:rFonts w:ascii="Times New Roman" w:hAnsi="Times New Roman" w:cs="Times New Roman" w:eastAsia="Times New Roman"/>
-                <w:b/>
-                <w:i w:val="0"/>
-                <w:color w:val="000000"/>
-                <w:sz w:val="24"/>
-              </w:rPr>
-              <w:t>Условие</w:t>
             </w:r>
           </w:p>
         </w:tc>
@@ -11433,6 +11205,89 @@
                 <w:sz w:val="24"/>
               </w:rPr>
               <w:t>Сценариям назначены роли; добавлены проверки текущих сессий, документов, архива, файлов-черновиков и push-показателей.</w:t>
+            </w:r>
+          </w:p>
+        </w:tc>
+        <w:tc>
+          <w:tcPr>
+            <w:tcW w:type="dxa" w:w="850"/>
+          </w:tcPr>
+          <w:p>
+            <w:pPr>
+              <w:spacing w:line="240" w:lineRule="auto" w:after="0"/>
+              <w:ind w:firstLine="0"/>
+              <w:jc w:val="left"/>
+            </w:pPr>
+          </w:p>
+        </w:tc>
+      </w:tr>
+      <w:tr>
+        <w:trPr>
+          <w:cantSplit w:val="true"/>
+        </w:trPr>
+        <w:tc>
+          <w:tcPr>
+            <w:tcW w:type="dxa" w:w="1134"/>
+          </w:tcPr>
+          <w:p>
+            <w:pPr>
+              <w:spacing w:line="240" w:lineRule="auto" w:after="0"/>
+              <w:ind w:firstLine="0"/>
+              <w:jc w:val="left"/>
+            </w:pPr>
+            <w:r>
+              <w:rPr>
+                <w:rFonts w:ascii="Times New Roman" w:hAnsi="Times New Roman" w:cs="Times New Roman" w:eastAsia="Times New Roman"/>
+                <w:b w:val="0"/>
+                <w:i w:val="0"/>
+                <w:color w:val="000000"/>
+                <w:sz w:val="24"/>
+              </w:rPr>
+              <w:t>1.11</w:t>
+            </w:r>
+          </w:p>
+        </w:tc>
+        <w:tc>
+          <w:tcPr>
+            <w:tcW w:type="dxa" w:w="1701"/>
+          </w:tcPr>
+          <w:p>
+            <w:pPr>
+              <w:spacing w:line="240" w:lineRule="auto" w:after="0"/>
+              <w:ind w:firstLine="0"/>
+              <w:jc w:val="left"/>
+            </w:pPr>
+            <w:r>
+              <w:rPr>
+                <w:rFonts w:ascii="Times New Roman" w:hAnsi="Times New Roman" w:cs="Times New Roman" w:eastAsia="Times New Roman"/>
+                <w:b w:val="0"/>
+                <w:i w:val="0"/>
+                <w:color w:val="000000"/>
+                <w:sz w:val="24"/>
+              </w:rPr>
+              <w:t>30.10.2026</w:t>
+            </w:r>
+          </w:p>
+        </w:tc>
+        <w:tc>
+          <w:tcPr>
+            <w:tcW w:type="dxa" w:w="5669"/>
+          </w:tcPr>
+          <w:p>
+            <w:pPr>
+              <w:spacing w:line="240" w:lineRule="auto" w:after="0"/>
+              <w:ind w:firstLine="0"/>
+              <w:jc w:val="left"/>
+            </w:pPr>
+            <w:r>
+              <w:rPr>
+                <w:rFonts w:ascii="Times New Roman" w:hAnsi="Times New Roman" w:cs="Times New Roman" w:eastAsia="Times New Roman"/>
+                <w:b w:val="0"/>
+                <w:i w:val="0"/>
+                <w:color w:val="000000"/>
+                <w:sz w:val="24"/>
+              </w:rPr>
+              <w:t>Дополнен протокол ролевого обучения, восстановления и планшетных действий с явными условиями проверки.</w:t>
             </w:r>
           </w:p>
         </w:tc>
